--- a/documentation/explication_du_code.docx
+++ b/documentation/explication_du_code.docx
@@ -5,15 +5,1043 @@
     <w:p>
       <w:pPr>
         <w:rPr>
-          <w:b/>
-          <w:bCs/>
-        </w:rPr>
-      </w:pPr>
-      <w:r>
-        <w:rPr>
-          <w:rFonts w:ascii="Segoe UI Emoji" w:hAnsi="Segoe UI Emoji" w:cs="Segoe UI Emoji"/>
-          <w:b/>
-          <w:bCs/>
+          <w:rFonts w:ascii="Segoe UI Emoji" w:hAnsi="Segoe UI Emoji" w:cs="Segoe UI Emoji"/>
+          <w:b/>
+          <w:bCs/>
+          <w:sz w:val="20"/>
+          <w:szCs w:val="20"/>
+        </w:rPr>
+      </w:pPr>
+      <w:proofErr w:type="spellStart"/>
+      <w:r>
+        <w:rPr>
+          <w:rFonts w:ascii="Segoe UI Emoji" w:hAnsi="Segoe UI Emoji" w:cs="Segoe UI Emoji"/>
+          <w:b/>
+          <w:bCs/>
+          <w:sz w:val="20"/>
+          <w:szCs w:val="20"/>
+        </w:rPr>
+        <w:t>FlashQuizz</w:t>
+      </w:r>
+      <w:proofErr w:type="spellEnd"/>
+      <w:r>
+        <w:rPr>
+          <w:rFonts w:ascii="Segoe UI Emoji" w:hAnsi="Segoe UI Emoji" w:cs="Segoe UI Emoji"/>
+          <w:b/>
+          <w:bCs/>
+          <w:sz w:val="20"/>
+          <w:szCs w:val="20"/>
+        </w:rPr>
+        <w:t xml:space="preserve"> Program Overview</w:t>
+      </w:r>
+    </w:p>
+    <w:p>
+      <w:pPr>
+        <w:rPr>
+          <w:rFonts w:ascii="Segoe UI Emoji" w:hAnsi="Segoe UI Emoji" w:cs="Segoe UI Emoji"/>
+          <w:b/>
+          <w:bCs/>
+          <w:sz w:val="20"/>
+          <w:szCs w:val="20"/>
+        </w:rPr>
+      </w:pPr>
+      <w:r>
+        <w:rPr>
+          <w:rFonts w:ascii="Segoe UI Emoji" w:hAnsi="Segoe UI Emoji" w:cs="Segoe UI Emoji"/>
+          <w:b/>
+          <w:bCs/>
+          <w:sz w:val="20"/>
+          <w:szCs w:val="20"/>
+        </w:rPr>
+        <w:t>My program is a flashcard quiz app designed to help users create, view, edit, and learn from flashcards. It follows the MVVM (Model-View-</w:t>
+      </w:r>
+      <w:proofErr w:type="spellStart"/>
+      <w:r>
+        <w:rPr>
+          <w:rFonts w:ascii="Segoe UI Emoji" w:hAnsi="Segoe UI Emoji" w:cs="Segoe UI Emoji"/>
+          <w:b/>
+          <w:bCs/>
+          <w:sz w:val="20"/>
+          <w:szCs w:val="20"/>
+        </w:rPr>
+        <w:t>ViewModel</w:t>
+      </w:r>
+      <w:proofErr w:type="spellEnd"/>
+      <w:r>
+        <w:rPr>
+          <w:rFonts w:ascii="Segoe UI Emoji" w:hAnsi="Segoe UI Emoji" w:cs="Segoe UI Emoji"/>
+          <w:b/>
+          <w:bCs/>
+          <w:sz w:val="20"/>
+          <w:szCs w:val="20"/>
+        </w:rPr>
+        <w:t>) architecture, which helps keep the UI and business logic cleanly separated.</w:t>
+      </w:r>
+    </w:p>
+    <w:p>
+      <w:pPr>
+        <w:rPr>
+          <w:rFonts w:ascii="Segoe UI Emoji" w:hAnsi="Segoe UI Emoji" w:cs="Segoe UI Emoji"/>
+          <w:b/>
+          <w:bCs/>
+          <w:sz w:val="20"/>
+          <w:szCs w:val="20"/>
+        </w:rPr>
+      </w:pPr>
+      <w:r>
+        <w:rPr>
+          <w:rFonts w:ascii="Segoe UI Emoji" w:hAnsi="Segoe UI Emoji" w:cs="Segoe UI Emoji"/>
+          <w:b/>
+          <w:bCs/>
+          <w:sz w:val="20"/>
+          <w:szCs w:val="20"/>
+        </w:rPr>
+        <w:t>Main Features and Flow:</w:t>
+      </w:r>
+    </w:p>
+    <w:p>
+      <w:pPr>
+        <w:numPr>
+          <w:ilvl w:val="0"/>
+          <w:numId w:val="1"/>
+        </w:numPr>
+        <w:rPr>
+          <w:rFonts w:ascii="Segoe UI Emoji" w:hAnsi="Segoe UI Emoji" w:cs="Segoe UI Emoji"/>
+          <w:b/>
+          <w:bCs/>
+          <w:sz w:val="20"/>
+          <w:szCs w:val="20"/>
+        </w:rPr>
+      </w:pPr>
+      <w:r>
+        <w:rPr>
+          <w:rFonts w:ascii="Segoe UI Emoji" w:hAnsi="Segoe UI Emoji" w:cs="Segoe UI Emoji"/>
+          <w:b/>
+          <w:bCs/>
+          <w:sz w:val="20"/>
+          <w:szCs w:val="20"/>
+        </w:rPr>
+        <w:t>Adding a Card:</w:t>
+      </w:r>
+      <w:r>
+        <w:rPr>
+          <w:rFonts w:ascii="Segoe UI Emoji" w:hAnsi="Segoe UI Emoji" w:cs="Segoe UI Emoji"/>
+          <w:b/>
+          <w:bCs/>
+          <w:sz w:val="20"/>
+          <w:szCs w:val="20"/>
+        </w:rPr>
+        <w:br/>
+        <w:t xml:space="preserve">When the user wants to add a new flashcard, they navigate to the </w:t>
+      </w:r>
+      <w:proofErr w:type="spellStart"/>
+      <w:r>
+        <w:rPr>
+          <w:rFonts w:ascii="Segoe UI Emoji" w:hAnsi="Segoe UI Emoji" w:cs="Segoe UI Emoji"/>
+          <w:b/>
+          <w:bCs/>
+          <w:sz w:val="20"/>
+          <w:szCs w:val="20"/>
+        </w:rPr>
+        <w:t>AddCardPage</w:t>
+      </w:r>
+      <w:proofErr w:type="spellEnd"/>
+      <w:r>
+        <w:rPr>
+          <w:rFonts w:ascii="Segoe UI Emoji" w:hAnsi="Segoe UI Emoji" w:cs="Segoe UI Emoji"/>
+          <w:b/>
+          <w:bCs/>
+          <w:sz w:val="20"/>
+          <w:szCs w:val="20"/>
+        </w:rPr>
+        <w:t xml:space="preserve">. This page uses the </w:t>
+      </w:r>
+      <w:proofErr w:type="spellStart"/>
+      <w:r>
+        <w:rPr>
+          <w:rFonts w:ascii="Segoe UI Emoji" w:hAnsi="Segoe UI Emoji" w:cs="Segoe UI Emoji"/>
+          <w:b/>
+          <w:bCs/>
+          <w:sz w:val="20"/>
+          <w:szCs w:val="20"/>
+        </w:rPr>
+        <w:t>MainViewModel</w:t>
+      </w:r>
+      <w:proofErr w:type="spellEnd"/>
+      <w:r>
+        <w:rPr>
+          <w:rFonts w:ascii="Segoe UI Emoji" w:hAnsi="Segoe UI Emoji" w:cs="Segoe UI Emoji"/>
+          <w:b/>
+          <w:bCs/>
+          <w:sz w:val="20"/>
+          <w:szCs w:val="20"/>
+        </w:rPr>
+        <w:t xml:space="preserve">, which creates a new empty flashcard object to ensure the form is clean for input. After filling the card details and saving, the app either adds a new card or updates an existing one via the </w:t>
+      </w:r>
+      <w:proofErr w:type="spellStart"/>
+      <w:r>
+        <w:rPr>
+          <w:rFonts w:ascii="Segoe UI Emoji" w:hAnsi="Segoe UI Emoji" w:cs="Segoe UI Emoji"/>
+          <w:b/>
+          <w:bCs/>
+          <w:sz w:val="20"/>
+          <w:szCs w:val="20"/>
+        </w:rPr>
+        <w:t>CardService</w:t>
+      </w:r>
+      <w:proofErr w:type="spellEnd"/>
+      <w:r>
+        <w:rPr>
+          <w:rFonts w:ascii="Segoe UI Emoji" w:hAnsi="Segoe UI Emoji" w:cs="Segoe UI Emoji"/>
+          <w:b/>
+          <w:bCs/>
+          <w:sz w:val="20"/>
+          <w:szCs w:val="20"/>
+        </w:rPr>
+        <w:t>.</w:t>
+      </w:r>
+    </w:p>
+    <w:p>
+      <w:pPr>
+        <w:numPr>
+          <w:ilvl w:val="0"/>
+          <w:numId w:val="1"/>
+        </w:numPr>
+        <w:rPr>
+          <w:rFonts w:ascii="Segoe UI Emoji" w:hAnsi="Segoe UI Emoji" w:cs="Segoe UI Emoji"/>
+          <w:b/>
+          <w:bCs/>
+          <w:sz w:val="20"/>
+          <w:szCs w:val="20"/>
+        </w:rPr>
+      </w:pPr>
+      <w:r>
+        <w:rPr>
+          <w:rFonts w:ascii="Segoe UI Emoji" w:hAnsi="Segoe UI Emoji" w:cs="Segoe UI Emoji"/>
+          <w:b/>
+          <w:bCs/>
+          <w:sz w:val="20"/>
+          <w:szCs w:val="20"/>
+        </w:rPr>
+        <w:t>Viewing Cards:</w:t>
+      </w:r>
+      <w:r>
+        <w:rPr>
+          <w:rFonts w:ascii="Segoe UI Emoji" w:hAnsi="Segoe UI Emoji" w:cs="Segoe UI Emoji"/>
+          <w:b/>
+          <w:bCs/>
+          <w:sz w:val="20"/>
+          <w:szCs w:val="20"/>
+        </w:rPr>
+        <w:br/>
+        <w:t xml:space="preserve">The </w:t>
+      </w:r>
+      <w:proofErr w:type="spellStart"/>
+      <w:r>
+        <w:rPr>
+          <w:rFonts w:ascii="Segoe UI Emoji" w:hAnsi="Segoe UI Emoji" w:cs="Segoe UI Emoji"/>
+          <w:b/>
+          <w:bCs/>
+          <w:sz w:val="20"/>
+          <w:szCs w:val="20"/>
+        </w:rPr>
+        <w:t>MyCardsPage</w:t>
+      </w:r>
+      <w:proofErr w:type="spellEnd"/>
+      <w:r>
+        <w:rPr>
+          <w:rFonts w:ascii="Segoe UI Emoji" w:hAnsi="Segoe UI Emoji" w:cs="Segoe UI Emoji"/>
+          <w:b/>
+          <w:bCs/>
+          <w:sz w:val="20"/>
+          <w:szCs w:val="20"/>
+        </w:rPr>
+        <w:t xml:space="preserve"> displays a list of all saved flashcards. This page uses the </w:t>
+      </w:r>
+      <w:proofErr w:type="spellStart"/>
+      <w:r>
+        <w:rPr>
+          <w:rFonts w:ascii="Segoe UI Emoji" w:hAnsi="Segoe UI Emoji" w:cs="Segoe UI Emoji"/>
+          <w:b/>
+          <w:bCs/>
+          <w:sz w:val="20"/>
+          <w:szCs w:val="20"/>
+        </w:rPr>
+        <w:t>MyCardsViewModel</w:t>
+      </w:r>
+      <w:proofErr w:type="spellEnd"/>
+      <w:r>
+        <w:rPr>
+          <w:rFonts w:ascii="Segoe UI Emoji" w:hAnsi="Segoe UI Emoji" w:cs="Segoe UI Emoji"/>
+          <w:b/>
+          <w:bCs/>
+          <w:sz w:val="20"/>
+          <w:szCs w:val="20"/>
+        </w:rPr>
+        <w:t xml:space="preserve">, which inherits from </w:t>
+      </w:r>
+      <w:proofErr w:type="spellStart"/>
+      <w:r>
+        <w:rPr>
+          <w:rFonts w:ascii="Segoe UI Emoji" w:hAnsi="Segoe UI Emoji" w:cs="Segoe UI Emoji"/>
+          <w:b/>
+          <w:bCs/>
+          <w:sz w:val="20"/>
+          <w:szCs w:val="20"/>
+        </w:rPr>
+        <w:t>MainViewModel</w:t>
+      </w:r>
+      <w:proofErr w:type="spellEnd"/>
+      <w:r>
+        <w:rPr>
+          <w:rFonts w:ascii="Segoe UI Emoji" w:hAnsi="Segoe UI Emoji" w:cs="Segoe UI Emoji"/>
+          <w:b/>
+          <w:bCs/>
+          <w:sz w:val="20"/>
+          <w:szCs w:val="20"/>
+        </w:rPr>
+        <w:t>. When cards change (added, updated, or deleted), it automatically reloads the cards using a messaging system to keep the UI updated in real time.</w:t>
+      </w:r>
+    </w:p>
+    <w:p>
+      <w:pPr>
+        <w:numPr>
+          <w:ilvl w:val="0"/>
+          <w:numId w:val="1"/>
+        </w:numPr>
+        <w:rPr>
+          <w:rFonts w:ascii="Segoe UI Emoji" w:hAnsi="Segoe UI Emoji" w:cs="Segoe UI Emoji"/>
+          <w:b/>
+          <w:bCs/>
+          <w:sz w:val="20"/>
+          <w:szCs w:val="20"/>
+        </w:rPr>
+      </w:pPr>
+      <w:r>
+        <w:rPr>
+          <w:rFonts w:ascii="Segoe UI Emoji" w:hAnsi="Segoe UI Emoji" w:cs="Segoe UI Emoji"/>
+          <w:b/>
+          <w:bCs/>
+          <w:sz w:val="20"/>
+          <w:szCs w:val="20"/>
+        </w:rPr>
+        <w:t>Editing Cards:</w:t>
+      </w:r>
+      <w:r>
+        <w:rPr>
+          <w:rFonts w:ascii="Segoe UI Emoji" w:hAnsi="Segoe UI Emoji" w:cs="Segoe UI Emoji"/>
+          <w:b/>
+          <w:bCs/>
+          <w:sz w:val="20"/>
+          <w:szCs w:val="20"/>
+        </w:rPr>
+        <w:br/>
+        <w:t xml:space="preserve">Selecting a card in </w:t>
+      </w:r>
+      <w:proofErr w:type="spellStart"/>
+      <w:r>
+        <w:rPr>
+          <w:rFonts w:ascii="Segoe UI Emoji" w:hAnsi="Segoe UI Emoji" w:cs="Segoe UI Emoji"/>
+          <w:b/>
+          <w:bCs/>
+          <w:sz w:val="20"/>
+          <w:szCs w:val="20"/>
+        </w:rPr>
+        <w:t>MyCardsPage</w:t>
+      </w:r>
+      <w:proofErr w:type="spellEnd"/>
+      <w:r>
+        <w:rPr>
+          <w:rFonts w:ascii="Segoe UI Emoji" w:hAnsi="Segoe UI Emoji" w:cs="Segoe UI Emoji"/>
+          <w:b/>
+          <w:bCs/>
+          <w:sz w:val="20"/>
+          <w:szCs w:val="20"/>
+        </w:rPr>
+        <w:t xml:space="preserve"> triggers navigation to the </w:t>
+      </w:r>
+      <w:proofErr w:type="spellStart"/>
+      <w:r>
+        <w:rPr>
+          <w:rFonts w:ascii="Segoe UI Emoji" w:hAnsi="Segoe UI Emoji" w:cs="Segoe UI Emoji"/>
+          <w:b/>
+          <w:bCs/>
+          <w:sz w:val="20"/>
+          <w:szCs w:val="20"/>
+        </w:rPr>
+        <w:t>EditCardPage</w:t>
+      </w:r>
+      <w:proofErr w:type="spellEnd"/>
+      <w:r>
+        <w:rPr>
+          <w:rFonts w:ascii="Segoe UI Emoji" w:hAnsi="Segoe UI Emoji" w:cs="Segoe UI Emoji"/>
+          <w:b/>
+          <w:bCs/>
+          <w:sz w:val="20"/>
+          <w:szCs w:val="20"/>
+        </w:rPr>
+        <w:t xml:space="preserve">, passing the card data serialized in the URL. The </w:t>
+      </w:r>
+      <w:proofErr w:type="spellStart"/>
+      <w:r>
+        <w:rPr>
+          <w:rFonts w:ascii="Segoe UI Emoji" w:hAnsi="Segoe UI Emoji" w:cs="Segoe UI Emoji"/>
+          <w:b/>
+          <w:bCs/>
+          <w:sz w:val="20"/>
+          <w:szCs w:val="20"/>
+        </w:rPr>
+        <w:t>EditCardPage</w:t>
+      </w:r>
+      <w:proofErr w:type="spellEnd"/>
+      <w:r>
+        <w:rPr>
+          <w:rFonts w:ascii="Segoe UI Emoji" w:hAnsi="Segoe UI Emoji" w:cs="Segoe UI Emoji"/>
+          <w:b/>
+          <w:bCs/>
+          <w:sz w:val="20"/>
+          <w:szCs w:val="20"/>
+        </w:rPr>
+        <w:t xml:space="preserve"> deserializes this data and sets it in the </w:t>
+      </w:r>
+      <w:proofErr w:type="spellStart"/>
+      <w:r>
+        <w:rPr>
+          <w:rFonts w:ascii="Segoe UI Emoji" w:hAnsi="Segoe UI Emoji" w:cs="Segoe UI Emoji"/>
+          <w:b/>
+          <w:bCs/>
+          <w:sz w:val="20"/>
+          <w:szCs w:val="20"/>
+        </w:rPr>
+        <w:t>MainViewModel’s</w:t>
+      </w:r>
+      <w:proofErr w:type="spellEnd"/>
+      <w:r>
+        <w:rPr>
+          <w:rFonts w:ascii="Segoe UI Emoji" w:hAnsi="Segoe UI Emoji" w:cs="Segoe UI Emoji"/>
+          <w:b/>
+          <w:bCs/>
+          <w:sz w:val="20"/>
+          <w:szCs w:val="20"/>
+        </w:rPr>
+        <w:t xml:space="preserve"> </w:t>
+      </w:r>
+      <w:proofErr w:type="spellStart"/>
+      <w:r>
+        <w:rPr>
+          <w:rFonts w:ascii="Segoe UI Emoji" w:hAnsi="Segoe UI Emoji" w:cs="Segoe UI Emoji"/>
+          <w:b/>
+          <w:bCs/>
+          <w:sz w:val="20"/>
+          <w:szCs w:val="20"/>
+        </w:rPr>
+        <w:t>CurrentCard</w:t>
+      </w:r>
+      <w:proofErr w:type="spellEnd"/>
+      <w:r>
+        <w:rPr>
+          <w:rFonts w:ascii="Segoe UI Emoji" w:hAnsi="Segoe UI Emoji" w:cs="Segoe UI Emoji"/>
+          <w:b/>
+          <w:bCs/>
+          <w:sz w:val="20"/>
+          <w:szCs w:val="20"/>
+        </w:rPr>
+        <w:t xml:space="preserve"> property, allowing the user to modify it. Upon saving, the changes are persisted through the </w:t>
+      </w:r>
+      <w:proofErr w:type="spellStart"/>
+      <w:r>
+        <w:rPr>
+          <w:rFonts w:ascii="Segoe UI Emoji" w:hAnsi="Segoe UI Emoji" w:cs="Segoe UI Emoji"/>
+          <w:b/>
+          <w:bCs/>
+          <w:sz w:val="20"/>
+          <w:szCs w:val="20"/>
+        </w:rPr>
+        <w:t>CardService</w:t>
+      </w:r>
+      <w:proofErr w:type="spellEnd"/>
+      <w:r>
+        <w:rPr>
+          <w:rFonts w:ascii="Segoe UI Emoji" w:hAnsi="Segoe UI Emoji" w:cs="Segoe UI Emoji"/>
+          <w:b/>
+          <w:bCs/>
+          <w:sz w:val="20"/>
+          <w:szCs w:val="20"/>
+        </w:rPr>
+        <w:t>.</w:t>
+      </w:r>
+    </w:p>
+    <w:p>
+      <w:pPr>
+        <w:numPr>
+          <w:ilvl w:val="0"/>
+          <w:numId w:val="1"/>
+        </w:numPr>
+        <w:rPr>
+          <w:rFonts w:ascii="Segoe UI Emoji" w:hAnsi="Segoe UI Emoji" w:cs="Segoe UI Emoji"/>
+          <w:b/>
+          <w:bCs/>
+          <w:sz w:val="20"/>
+          <w:szCs w:val="20"/>
+        </w:rPr>
+      </w:pPr>
+      <w:r>
+        <w:rPr>
+          <w:rFonts w:ascii="Segoe UI Emoji" w:hAnsi="Segoe UI Emoji" w:cs="Segoe UI Emoji"/>
+          <w:b/>
+          <w:bCs/>
+          <w:sz w:val="20"/>
+          <w:szCs w:val="20"/>
+        </w:rPr>
+        <w:t>Learning Mode:</w:t>
+      </w:r>
+      <w:r>
+        <w:rPr>
+          <w:rFonts w:ascii="Segoe UI Emoji" w:hAnsi="Segoe UI Emoji" w:cs="Segoe UI Emoji"/>
+          <w:b/>
+          <w:bCs/>
+          <w:sz w:val="20"/>
+          <w:szCs w:val="20"/>
+        </w:rPr>
+        <w:br/>
+        <w:t xml:space="preserve">The user can start a learning session if there are any cards available. The app serializes the list of cards and navigates to the </w:t>
+      </w:r>
+      <w:proofErr w:type="spellStart"/>
+      <w:r>
+        <w:rPr>
+          <w:rFonts w:ascii="Segoe UI Emoji" w:hAnsi="Segoe UI Emoji" w:cs="Segoe UI Emoji"/>
+          <w:b/>
+          <w:bCs/>
+          <w:sz w:val="20"/>
+          <w:szCs w:val="20"/>
+        </w:rPr>
+        <w:t>LearningPage</w:t>
+      </w:r>
+      <w:proofErr w:type="spellEnd"/>
+      <w:r>
+        <w:rPr>
+          <w:rFonts w:ascii="Segoe UI Emoji" w:hAnsi="Segoe UI Emoji" w:cs="Segoe UI Emoji"/>
+          <w:b/>
+          <w:bCs/>
+          <w:sz w:val="20"/>
+          <w:szCs w:val="20"/>
+        </w:rPr>
+        <w:t>, where the cards are presented for study.</w:t>
+      </w:r>
+    </w:p>
+    <w:p>
+      <w:pPr>
+        <w:numPr>
+          <w:ilvl w:val="0"/>
+          <w:numId w:val="1"/>
+        </w:numPr>
+        <w:rPr>
+          <w:rFonts w:ascii="Segoe UI Emoji" w:hAnsi="Segoe UI Emoji" w:cs="Segoe UI Emoji"/>
+          <w:b/>
+          <w:bCs/>
+          <w:sz w:val="20"/>
+          <w:szCs w:val="20"/>
+        </w:rPr>
+      </w:pPr>
+      <w:r>
+        <w:rPr>
+          <w:rFonts w:ascii="Segoe UI Emoji" w:hAnsi="Segoe UI Emoji" w:cs="Segoe UI Emoji"/>
+          <w:b/>
+          <w:bCs/>
+          <w:sz w:val="20"/>
+          <w:szCs w:val="20"/>
+        </w:rPr>
+        <w:t>Navigation and Commands:</w:t>
+      </w:r>
+      <w:r>
+        <w:rPr>
+          <w:rFonts w:ascii="Segoe UI Emoji" w:hAnsi="Segoe UI Emoji" w:cs="Segoe UI Emoji"/>
+          <w:b/>
+          <w:bCs/>
+          <w:sz w:val="20"/>
+          <w:szCs w:val="20"/>
+        </w:rPr>
+        <w:br/>
+        <w:t xml:space="preserve">Navigation between pages is managed through Shell routes, allowing for smooth transitions. The commands to save, cancel, edit, delete, add, and start learning are all implemented using </w:t>
+      </w:r>
+      <w:proofErr w:type="spellStart"/>
+      <w:r>
+        <w:rPr>
+          <w:rFonts w:ascii="Segoe UI Emoji" w:hAnsi="Segoe UI Emoji" w:cs="Segoe UI Emoji"/>
+          <w:b/>
+          <w:bCs/>
+          <w:sz w:val="20"/>
+          <w:szCs w:val="20"/>
+        </w:rPr>
+        <w:t>CommunityToolkit.Mvvm's</w:t>
+      </w:r>
+      <w:proofErr w:type="spellEnd"/>
+      <w:r>
+        <w:rPr>
+          <w:rFonts w:ascii="Segoe UI Emoji" w:hAnsi="Segoe UI Emoji" w:cs="Segoe UI Emoji"/>
+          <w:b/>
+          <w:bCs/>
+          <w:sz w:val="20"/>
+          <w:szCs w:val="20"/>
+        </w:rPr>
+        <w:t xml:space="preserve"> </w:t>
+      </w:r>
+      <w:proofErr w:type="spellStart"/>
+      <w:r>
+        <w:rPr>
+          <w:rFonts w:ascii="Segoe UI Emoji" w:hAnsi="Segoe UI Emoji" w:cs="Segoe UI Emoji"/>
+          <w:b/>
+          <w:bCs/>
+          <w:sz w:val="20"/>
+          <w:szCs w:val="20"/>
+        </w:rPr>
+        <w:t>RelayCommand</w:t>
+      </w:r>
+      <w:proofErr w:type="spellEnd"/>
+      <w:r>
+        <w:rPr>
+          <w:rFonts w:ascii="Segoe UI Emoji" w:hAnsi="Segoe UI Emoji" w:cs="Segoe UI Emoji"/>
+          <w:b/>
+          <w:bCs/>
+          <w:sz w:val="20"/>
+          <w:szCs w:val="20"/>
+        </w:rPr>
+        <w:t>, simplifying asynchronous operations and UI updates.</w:t>
+      </w:r>
+    </w:p>
+    <w:p>
+      <w:pPr>
+        <w:numPr>
+          <w:ilvl w:val="0"/>
+          <w:numId w:val="1"/>
+        </w:numPr>
+        <w:rPr>
+          <w:rFonts w:ascii="Segoe UI Emoji" w:hAnsi="Segoe UI Emoji" w:cs="Segoe UI Emoji"/>
+          <w:b/>
+          <w:bCs/>
+          <w:sz w:val="20"/>
+          <w:szCs w:val="20"/>
+        </w:rPr>
+      </w:pPr>
+      <w:r>
+        <w:rPr>
+          <w:rFonts w:ascii="Segoe UI Emoji" w:hAnsi="Segoe UI Emoji" w:cs="Segoe UI Emoji"/>
+          <w:b/>
+          <w:bCs/>
+          <w:sz w:val="20"/>
+          <w:szCs w:val="20"/>
+        </w:rPr>
+        <w:t>Data Handling:</w:t>
+      </w:r>
+      <w:r>
+        <w:rPr>
+          <w:rFonts w:ascii="Segoe UI Emoji" w:hAnsi="Segoe UI Emoji" w:cs="Segoe UI Emoji"/>
+          <w:b/>
+          <w:bCs/>
+          <w:sz w:val="20"/>
+          <w:szCs w:val="20"/>
+        </w:rPr>
+        <w:br/>
+        <w:t xml:space="preserve">All flashcards are managed through a </w:t>
+      </w:r>
+      <w:proofErr w:type="spellStart"/>
+      <w:r>
+        <w:rPr>
+          <w:rFonts w:ascii="Segoe UI Emoji" w:hAnsi="Segoe UI Emoji" w:cs="Segoe UI Emoji"/>
+          <w:b/>
+          <w:bCs/>
+          <w:sz w:val="20"/>
+          <w:szCs w:val="20"/>
+        </w:rPr>
+        <w:t>CardService</w:t>
+      </w:r>
+      <w:proofErr w:type="spellEnd"/>
+      <w:r>
+        <w:rPr>
+          <w:rFonts w:ascii="Segoe UI Emoji" w:hAnsi="Segoe UI Emoji" w:cs="Segoe UI Emoji"/>
+          <w:b/>
+          <w:bCs/>
+          <w:sz w:val="20"/>
+          <w:szCs w:val="20"/>
+        </w:rPr>
+        <w:t>, which acts as a data layer. This service handles CRUD operations (Create, Read, Update, Delete) and abstracts database or storage details from the UI and view models.</w:t>
+      </w:r>
+    </w:p>
+    <w:p>
+      <w:pPr>
+        <w:numPr>
+          <w:ilvl w:val="0"/>
+          <w:numId w:val="1"/>
+        </w:numPr>
+        <w:rPr>
+          <w:rFonts w:ascii="Segoe UI Emoji" w:hAnsi="Segoe UI Emoji" w:cs="Segoe UI Emoji"/>
+          <w:b/>
+          <w:bCs/>
+          <w:sz w:val="20"/>
+          <w:szCs w:val="20"/>
+        </w:rPr>
+      </w:pPr>
+      <w:r>
+        <w:rPr>
+          <w:rFonts w:ascii="Segoe UI Emoji" w:hAnsi="Segoe UI Emoji" w:cs="Segoe UI Emoji"/>
+          <w:b/>
+          <w:bCs/>
+          <w:sz w:val="20"/>
+          <w:szCs w:val="20"/>
+        </w:rPr>
+        <w:t>Messaging System:</w:t>
+      </w:r>
+      <w:r>
+        <w:rPr>
+          <w:rFonts w:ascii="Segoe UI Emoji" w:hAnsi="Segoe UI Emoji" w:cs="Segoe UI Emoji"/>
+          <w:b/>
+          <w:bCs/>
+          <w:sz w:val="20"/>
+          <w:szCs w:val="20"/>
+        </w:rPr>
+        <w:br/>
+        <w:t>The program uses WeakReferenceMessenger to send notifications when cards change, ensuring all views stay synchronized without tight coupling.</w:t>
+      </w:r>
+    </w:p>
+    <w:p>
+      <w:pPr>
+        <w:rPr>
+          <w:rFonts w:ascii="Segoe UI Emoji" w:hAnsi="Segoe UI Emoji" w:cs="Segoe UI Emoji"/>
+          <w:b/>
+          <w:bCs/>
+          <w:sz w:val="20"/>
+          <w:szCs w:val="20"/>
+        </w:rPr>
+      </w:pPr>
+      <w:r>
+        <w:rPr>
+          <w:rFonts w:ascii="Segoe UI Emoji" w:hAnsi="Segoe UI Emoji" w:cs="Segoe UI Emoji"/>
+          <w:b/>
+          <w:bCs/>
+          <w:sz w:val="20"/>
+          <w:szCs w:val="20"/>
+        </w:rPr>
+        <w:pict w14:anchorId="4D9176B0">
+          <v:rect id="_x0000_i1061" style="width:0;height:1.5pt" o:hrstd="t" o:hr="t" fillcolor="#a0a0a0" stroked="f"/>
+        </w:pict>
+      </w:r>
+    </w:p>
+    <w:p>
+      <w:pPr>
+        <w:rPr>
+          <w:rFonts w:ascii="Segoe UI Emoji" w:hAnsi="Segoe UI Emoji" w:cs="Segoe UI Emoji"/>
+          <w:b/>
+          <w:bCs/>
+          <w:sz w:val="20"/>
+          <w:szCs w:val="20"/>
+        </w:rPr>
+      </w:pPr>
+      <w:r>
+        <w:rPr>
+          <w:rFonts w:ascii="Segoe UI Emoji" w:hAnsi="Segoe UI Emoji" w:cs="Segoe UI Emoji"/>
+          <w:b/>
+          <w:bCs/>
+          <w:sz w:val="20"/>
+          <w:szCs w:val="20"/>
+        </w:rPr>
+        <w:t>Why I structured it this way:</w:t>
+      </w:r>
+    </w:p>
+    <w:p>
+      <w:pPr>
+        <w:numPr>
+          <w:ilvl w:val="0"/>
+          <w:numId w:val="2"/>
+        </w:numPr>
+        <w:spacing w:after="0"/>
+        <w:rPr>
+          <w:rFonts w:ascii="Segoe UI Emoji" w:hAnsi="Segoe UI Emoji" w:cs="Segoe UI Emoji"/>
+          <w:b/>
+          <w:bCs/>
+          <w:sz w:val="20"/>
+          <w:szCs w:val="20"/>
+        </w:rPr>
+      </w:pPr>
+      <w:r>
+        <w:rPr>
+          <w:rFonts w:ascii="Segoe UI Emoji" w:hAnsi="Segoe UI Emoji" w:cs="Segoe UI Emoji"/>
+          <w:b/>
+          <w:bCs/>
+          <w:sz w:val="20"/>
+          <w:szCs w:val="20"/>
+        </w:rPr>
+        <w:t>I used MVVM to keep the UI code separate from logic, making maintenance and testing easier.</w:t>
+      </w:r>
+    </w:p>
+    <w:p>
+      <w:pPr>
+        <w:numPr>
+          <w:ilvl w:val="0"/>
+          <w:numId w:val="2"/>
+        </w:numPr>
+        <w:spacing w:after="0"/>
+        <w:rPr>
+          <w:rFonts w:ascii="Segoe UI Emoji" w:hAnsi="Segoe UI Emoji" w:cs="Segoe UI Emoji"/>
+          <w:b/>
+          <w:bCs/>
+          <w:sz w:val="20"/>
+          <w:szCs w:val="20"/>
+        </w:rPr>
+      </w:pPr>
+      <w:r>
+        <w:rPr>
+          <w:rFonts w:ascii="Segoe UI Emoji" w:hAnsi="Segoe UI Emoji" w:cs="Segoe UI Emoji"/>
+          <w:b/>
+          <w:bCs/>
+          <w:sz w:val="20"/>
+          <w:szCs w:val="20"/>
+        </w:rPr>
+        <w:t xml:space="preserve">Creating a new instance of </w:t>
+      </w:r>
+      <w:proofErr w:type="spellStart"/>
+      <w:r>
+        <w:rPr>
+          <w:rFonts w:ascii="Segoe UI Emoji" w:hAnsi="Segoe UI Emoji" w:cs="Segoe UI Emoji"/>
+          <w:b/>
+          <w:bCs/>
+          <w:sz w:val="20"/>
+          <w:szCs w:val="20"/>
+        </w:rPr>
+        <w:t>FlashCard</w:t>
+      </w:r>
+      <w:proofErr w:type="spellEnd"/>
+      <w:r>
+        <w:rPr>
+          <w:rFonts w:ascii="Segoe UI Emoji" w:hAnsi="Segoe UI Emoji" w:cs="Segoe UI Emoji"/>
+          <w:b/>
+          <w:bCs/>
+          <w:sz w:val="20"/>
+          <w:szCs w:val="20"/>
+        </w:rPr>
+        <w:t xml:space="preserve"> on the </w:t>
+      </w:r>
+      <w:proofErr w:type="spellStart"/>
+      <w:r>
+        <w:rPr>
+          <w:rFonts w:ascii="Segoe UI Emoji" w:hAnsi="Segoe UI Emoji" w:cs="Segoe UI Emoji"/>
+          <w:b/>
+          <w:bCs/>
+          <w:sz w:val="20"/>
+          <w:szCs w:val="20"/>
+        </w:rPr>
+        <w:t>AddCardPage</w:t>
+      </w:r>
+      <w:proofErr w:type="spellEnd"/>
+      <w:r>
+        <w:rPr>
+          <w:rFonts w:ascii="Segoe UI Emoji" w:hAnsi="Segoe UI Emoji" w:cs="Segoe UI Emoji"/>
+          <w:b/>
+          <w:bCs/>
+          <w:sz w:val="20"/>
+          <w:szCs w:val="20"/>
+        </w:rPr>
+        <w:t xml:space="preserve"> prevents leftover data from previous entries, avoiding user confusion.</w:t>
+      </w:r>
+    </w:p>
+    <w:p>
+      <w:pPr>
+        <w:numPr>
+          <w:ilvl w:val="0"/>
+          <w:numId w:val="2"/>
+        </w:numPr>
+        <w:spacing w:after="0"/>
+        <w:rPr>
+          <w:rFonts w:ascii="Segoe UI Emoji" w:hAnsi="Segoe UI Emoji" w:cs="Segoe UI Emoji"/>
+          <w:b/>
+          <w:bCs/>
+          <w:sz w:val="20"/>
+          <w:szCs w:val="20"/>
+        </w:rPr>
+      </w:pPr>
+      <w:r>
+        <w:rPr>
+          <w:rFonts w:ascii="Segoe UI Emoji" w:hAnsi="Segoe UI Emoji" w:cs="Segoe UI Emoji"/>
+          <w:b/>
+          <w:bCs/>
+          <w:sz w:val="20"/>
+          <w:szCs w:val="20"/>
+        </w:rPr>
+        <w:lastRenderedPageBreak/>
+        <w:t>Using messaging to notify about data changes keeps the app responsive and consistent across pages.</w:t>
+      </w:r>
+    </w:p>
+    <w:p>
+      <w:pPr>
+        <w:numPr>
+          <w:ilvl w:val="0"/>
+          <w:numId w:val="2"/>
+        </w:numPr>
+        <w:spacing w:after="0"/>
+        <w:rPr>
+          <w:rFonts w:ascii="Segoe UI Emoji" w:hAnsi="Segoe UI Emoji" w:cs="Segoe UI Emoji"/>
+          <w:b/>
+          <w:bCs/>
+          <w:sz w:val="20"/>
+          <w:szCs w:val="20"/>
+        </w:rPr>
+      </w:pPr>
+      <w:r>
+        <w:rPr>
+          <w:rFonts w:ascii="Segoe UI Emoji" w:hAnsi="Segoe UI Emoji" w:cs="Segoe UI Emoji"/>
+          <w:b/>
+          <w:bCs/>
+          <w:sz w:val="20"/>
+          <w:szCs w:val="20"/>
+        </w:rPr>
+        <w:t>Serialization of cards into URI parameters allows passing complex data easily during navigation.</w:t>
+      </w:r>
+    </w:p>
+    <w:p>
+      <w:pPr>
+        <w:numPr>
+          <w:ilvl w:val="0"/>
+          <w:numId w:val="2"/>
+        </w:numPr>
+        <w:spacing w:after="0"/>
+        <w:rPr>
+          <w:rFonts w:ascii="Segoe UI Emoji" w:hAnsi="Segoe UI Emoji" w:cs="Segoe UI Emoji"/>
+          <w:b/>
+          <w:bCs/>
+          <w:sz w:val="20"/>
+          <w:szCs w:val="20"/>
+        </w:rPr>
+      </w:pPr>
+      <w:r>
+        <w:rPr>
+          <w:rFonts w:ascii="Segoe UI Emoji" w:hAnsi="Segoe UI Emoji" w:cs="Segoe UI Emoji"/>
+          <w:b/>
+          <w:bCs/>
+          <w:sz w:val="20"/>
+          <w:szCs w:val="20"/>
+        </w:rPr>
+        <w:t xml:space="preserve">The </w:t>
+      </w:r>
+      <w:proofErr w:type="spellStart"/>
+      <w:r>
+        <w:rPr>
+          <w:rFonts w:ascii="Segoe UI Emoji" w:hAnsi="Segoe UI Emoji" w:cs="Segoe UI Emoji"/>
+          <w:b/>
+          <w:bCs/>
+          <w:sz w:val="20"/>
+          <w:szCs w:val="20"/>
+        </w:rPr>
+        <w:t>CardService</w:t>
+      </w:r>
+      <w:proofErr w:type="spellEnd"/>
+      <w:r>
+        <w:rPr>
+          <w:rFonts w:ascii="Segoe UI Emoji" w:hAnsi="Segoe UI Emoji" w:cs="Segoe UI Emoji"/>
+          <w:b/>
+          <w:bCs/>
+          <w:sz w:val="20"/>
+          <w:szCs w:val="20"/>
+        </w:rPr>
+        <w:t xml:space="preserve"> centralizes all data operations, which makes future changes to data storage or retrieval simpler.</w:t>
+      </w:r>
+    </w:p>
+    <w:p>
+      <w:pPr>
+        <w:numPr>
+          <w:ilvl w:val="0"/>
+          <w:numId w:val="2"/>
+        </w:numPr>
+        <w:spacing w:after="0"/>
+        <w:rPr>
+          <w:rFonts w:ascii="Segoe UI Emoji" w:hAnsi="Segoe UI Emoji" w:cs="Segoe UI Emoji"/>
+          <w:b/>
+          <w:bCs/>
+          <w:sz w:val="20"/>
+          <w:szCs w:val="20"/>
+        </w:rPr>
+      </w:pPr>
+      <w:proofErr w:type="spellStart"/>
+      <w:r>
+        <w:rPr>
+          <w:rFonts w:ascii="Segoe UI Emoji" w:hAnsi="Segoe UI Emoji" w:cs="Segoe UI Emoji"/>
+          <w:b/>
+          <w:bCs/>
+          <w:sz w:val="20"/>
+          <w:szCs w:val="20"/>
+        </w:rPr>
+        <w:t>RelayCommand</w:t>
+      </w:r>
+      <w:proofErr w:type="spellEnd"/>
+      <w:r>
+        <w:rPr>
+          <w:rFonts w:ascii="Segoe UI Emoji" w:hAnsi="Segoe UI Emoji" w:cs="Segoe UI Emoji"/>
+          <w:b/>
+          <w:bCs/>
+          <w:sz w:val="20"/>
+          <w:szCs w:val="20"/>
+        </w:rPr>
+        <w:t xml:space="preserve"> from </w:t>
+      </w:r>
+      <w:proofErr w:type="spellStart"/>
+      <w:r>
+        <w:rPr>
+          <w:rFonts w:ascii="Segoe UI Emoji" w:hAnsi="Segoe UI Emoji" w:cs="Segoe UI Emoji"/>
+          <w:b/>
+          <w:bCs/>
+          <w:sz w:val="20"/>
+          <w:szCs w:val="20"/>
+        </w:rPr>
+        <w:t>CommunityToolkit</w:t>
+      </w:r>
+      <w:proofErr w:type="spellEnd"/>
+      <w:r>
+        <w:rPr>
+          <w:rFonts w:ascii="Segoe UI Emoji" w:hAnsi="Segoe UI Emoji" w:cs="Segoe UI Emoji"/>
+          <w:b/>
+          <w:bCs/>
+          <w:sz w:val="20"/>
+          <w:szCs w:val="20"/>
+        </w:rPr>
+        <w:t xml:space="preserve"> helps with async commands and reduces boilerplate code.</w:t>
+      </w:r>
+    </w:p>
+    <w:p>
+      <w:pPr>
+        <w:rPr>
+          <w:rFonts w:ascii="Segoe UI Emoji" w:hAnsi="Segoe UI Emoji" w:cs="Segoe UI Emoji"/>
+          <w:b/>
+          <w:bCs/>
+          <w:sz w:val="20"/>
+          <w:szCs w:val="20"/>
+        </w:rPr>
+      </w:pPr>
+    </w:p>
+    <w:p>
+      <w:pPr>
+        <w:rPr>
+          <w:rFonts w:ascii="Segoe UI Emoji" w:hAnsi="Segoe UI Emoji" w:cs="Segoe UI Emoji"/>
+          <w:b/>
+          <w:bCs/>
+          <w:sz w:val="20"/>
+          <w:szCs w:val="20"/>
+        </w:rPr>
+      </w:pPr>
+    </w:p>
+    <w:p>
+      <w:pPr>
+        <w:rPr>
+          <w:b/>
+          <w:bCs/>
+          <w:sz w:val="20"/>
+          <w:szCs w:val="20"/>
+        </w:rPr>
+      </w:pPr>
+      <w:r>
+        <w:rPr>
+          <w:rFonts w:ascii="Segoe UI Emoji" w:hAnsi="Segoe UI Emoji" w:cs="Segoe UI Emoji"/>
+          <w:b/>
+          <w:bCs/>
+          <w:sz w:val="20"/>
+          <w:szCs w:val="20"/>
         </w:rPr>
         <w:t>🔷</w:t>
       </w:r>
@@ -21,6 +1049,8 @@
         <w:rPr>
           <w:b/>
           <w:bCs/>
+          <w:sz w:val="20"/>
+          <w:szCs w:val="20"/>
         </w:rPr>
         <w:t xml:space="preserve"> </w:t>
       </w:r>
@@ -29,6 +1059,8 @@
         <w:rPr>
           <w:b/>
           <w:bCs/>
+          <w:sz w:val="20"/>
+          <w:szCs w:val="20"/>
         </w:rPr>
         <w:t>AddCardPage</w:t>
       </w:r>
@@ -37,6 +1069,8 @@
         <w:rPr>
           <w:b/>
           <w:bCs/>
+          <w:sz w:val="20"/>
+          <w:szCs w:val="20"/>
         </w:rPr>
         <w:t xml:space="preserve"> – Method: </w:t>
       </w:r>
@@ -45,195 +1079,430 @@
         <w:rPr>
           <w:b/>
           <w:bCs/>
+          <w:sz w:val="20"/>
+          <w:szCs w:val="20"/>
         </w:rPr>
         <w:t>OnAppearing</w:t>
       </w:r>
       <w:proofErr w:type="spellEnd"/>
     </w:p>
     <w:p>
-      <w:proofErr w:type="spellStart"/>
-      <w:r>
+      <w:pPr>
+        <w:rPr>
+          <w:sz w:val="20"/>
+          <w:szCs w:val="20"/>
+        </w:rPr>
+      </w:pPr>
+      <w:proofErr w:type="spellStart"/>
+      <w:r>
+        <w:rPr>
+          <w:sz w:val="20"/>
+          <w:szCs w:val="20"/>
+        </w:rPr>
         <w:t>csharp</w:t>
       </w:r>
       <w:proofErr w:type="spellEnd"/>
     </w:p>
     <w:p>
-      <w:proofErr w:type="spellStart"/>
-      <w:r>
+      <w:pPr>
+        <w:rPr>
+          <w:sz w:val="20"/>
+          <w:szCs w:val="20"/>
+        </w:rPr>
+      </w:pPr>
+      <w:proofErr w:type="spellStart"/>
+      <w:r>
+        <w:rPr>
+          <w:sz w:val="20"/>
+          <w:szCs w:val="20"/>
+        </w:rPr>
         <w:t>КопіюватиРедагувати</w:t>
       </w:r>
       <w:proofErr w:type="spellEnd"/>
     </w:p>
     <w:p>
-      <w:r>
+      <w:pPr>
+        <w:rPr>
+          <w:sz w:val="20"/>
+          <w:szCs w:val="20"/>
+        </w:rPr>
+      </w:pPr>
+      <w:r>
+        <w:rPr>
+          <w:sz w:val="20"/>
+          <w:szCs w:val="20"/>
+        </w:rPr>
         <w:t xml:space="preserve">protected override void </w:t>
       </w:r>
       <w:proofErr w:type="spellStart"/>
       <w:proofErr w:type="gramStart"/>
       <w:r>
+        <w:rPr>
+          <w:sz w:val="20"/>
+          <w:szCs w:val="20"/>
+        </w:rPr>
         <w:t>OnAppearing</w:t>
       </w:r>
       <w:proofErr w:type="spellEnd"/>
       <w:r>
+        <w:rPr>
+          <w:sz w:val="20"/>
+          <w:szCs w:val="20"/>
+        </w:rPr>
         <w:t>(</w:t>
       </w:r>
       <w:proofErr w:type="gramEnd"/>
       <w:r>
+        <w:rPr>
+          <w:sz w:val="20"/>
+          <w:szCs w:val="20"/>
+        </w:rPr>
         <w:t>)</w:t>
       </w:r>
     </w:p>
     <w:p>
-      <w:r>
+      <w:pPr>
+        <w:rPr>
+          <w:sz w:val="20"/>
+          <w:szCs w:val="20"/>
+        </w:rPr>
+      </w:pPr>
+      <w:r>
+        <w:rPr>
+          <w:sz w:val="20"/>
+          <w:szCs w:val="20"/>
+        </w:rPr>
         <w:t>{</w:t>
       </w:r>
     </w:p>
     <w:p>
-      <w:r>
+      <w:pPr>
+        <w:rPr>
+          <w:sz w:val="20"/>
+          <w:szCs w:val="20"/>
+        </w:rPr>
+      </w:pPr>
+      <w:r>
+        <w:rPr>
+          <w:sz w:val="20"/>
+          <w:szCs w:val="20"/>
+        </w:rPr>
         <w:t xml:space="preserve">    </w:t>
       </w:r>
       <w:proofErr w:type="spellStart"/>
       <w:proofErr w:type="gramStart"/>
       <w:r>
+        <w:rPr>
+          <w:sz w:val="20"/>
+          <w:szCs w:val="20"/>
+        </w:rPr>
         <w:t>base.OnAppearing</w:t>
       </w:r>
       <w:proofErr w:type="spellEnd"/>
       <w:proofErr w:type="gramEnd"/>
       <w:r>
+        <w:rPr>
+          <w:sz w:val="20"/>
+          <w:szCs w:val="20"/>
+        </w:rPr>
         <w:t>();</w:t>
       </w:r>
     </w:p>
-    <w:p/>
-    <w:p>
-      <w:r>
+    <w:p>
+      <w:pPr>
+        <w:rPr>
+          <w:sz w:val="20"/>
+          <w:szCs w:val="20"/>
+        </w:rPr>
+      </w:pPr>
+    </w:p>
+    <w:p>
+      <w:pPr>
+        <w:rPr>
+          <w:sz w:val="20"/>
+          <w:szCs w:val="20"/>
+        </w:rPr>
+      </w:pPr>
+      <w:r>
+        <w:rPr>
+          <w:sz w:val="20"/>
+          <w:szCs w:val="20"/>
+        </w:rPr>
         <w:t xml:space="preserve">    if (</w:t>
       </w:r>
       <w:proofErr w:type="spellStart"/>
       <w:r>
+        <w:rPr>
+          <w:sz w:val="20"/>
+          <w:szCs w:val="20"/>
+        </w:rPr>
         <w:t>BindingContext</w:t>
       </w:r>
       <w:proofErr w:type="spellEnd"/>
       <w:r>
+        <w:rPr>
+          <w:sz w:val="20"/>
+          <w:szCs w:val="20"/>
+        </w:rPr>
         <w:t xml:space="preserve"> is </w:t>
       </w:r>
       <w:proofErr w:type="spellStart"/>
       <w:r>
+        <w:rPr>
+          <w:sz w:val="20"/>
+          <w:szCs w:val="20"/>
+        </w:rPr>
         <w:t>MainViewModel</w:t>
       </w:r>
       <w:proofErr w:type="spellEnd"/>
       <w:r>
+        <w:rPr>
+          <w:sz w:val="20"/>
+          <w:szCs w:val="20"/>
+        </w:rPr>
         <w:t xml:space="preserve"> </w:t>
       </w:r>
       <w:proofErr w:type="spellStart"/>
       <w:r>
+        <w:rPr>
+          <w:sz w:val="20"/>
+          <w:szCs w:val="20"/>
+        </w:rPr>
         <w:t>vm</w:t>
       </w:r>
       <w:proofErr w:type="spellEnd"/>
       <w:r>
+        <w:rPr>
+          <w:sz w:val="20"/>
+          <w:szCs w:val="20"/>
+        </w:rPr>
         <w:t>)</w:t>
       </w:r>
     </w:p>
     <w:p>
-      <w:r>
+      <w:pPr>
+        <w:rPr>
+          <w:sz w:val="20"/>
+          <w:szCs w:val="20"/>
+        </w:rPr>
+      </w:pPr>
+      <w:r>
+        <w:rPr>
+          <w:sz w:val="20"/>
+          <w:szCs w:val="20"/>
+        </w:rPr>
         <w:t xml:space="preserve">    {</w:t>
       </w:r>
     </w:p>
     <w:p>
-      <w:r>
+      <w:pPr>
+        <w:rPr>
+          <w:sz w:val="20"/>
+          <w:szCs w:val="20"/>
+        </w:rPr>
+      </w:pPr>
+      <w:r>
+        <w:rPr>
+          <w:sz w:val="20"/>
+          <w:szCs w:val="20"/>
+        </w:rPr>
         <w:t xml:space="preserve">        </w:t>
       </w:r>
       <w:proofErr w:type="spellStart"/>
       <w:proofErr w:type="gramStart"/>
       <w:r>
+        <w:rPr>
+          <w:sz w:val="20"/>
+          <w:szCs w:val="20"/>
+        </w:rPr>
         <w:t>vm.CurrentCard</w:t>
       </w:r>
       <w:proofErr w:type="spellEnd"/>
       <w:proofErr w:type="gramEnd"/>
       <w:r>
+        <w:rPr>
+          <w:sz w:val="20"/>
+          <w:szCs w:val="20"/>
+        </w:rPr>
         <w:t xml:space="preserve"> = new </w:t>
       </w:r>
       <w:proofErr w:type="spellStart"/>
       <w:proofErr w:type="gramStart"/>
       <w:r>
+        <w:rPr>
+          <w:sz w:val="20"/>
+          <w:szCs w:val="20"/>
+        </w:rPr>
         <w:t>FlashCard</w:t>
       </w:r>
       <w:proofErr w:type="spellEnd"/>
       <w:r>
+        <w:rPr>
+          <w:sz w:val="20"/>
+          <w:szCs w:val="20"/>
+        </w:rPr>
         <w:t>(</w:t>
       </w:r>
       <w:proofErr w:type="gramEnd"/>
       <w:r>
+        <w:rPr>
+          <w:sz w:val="20"/>
+          <w:szCs w:val="20"/>
+        </w:rPr>
         <w:t>);</w:t>
       </w:r>
     </w:p>
     <w:p>
-      <w:r>
+      <w:pPr>
+        <w:rPr>
+          <w:sz w:val="20"/>
+          <w:szCs w:val="20"/>
+        </w:rPr>
+      </w:pPr>
+      <w:r>
+        <w:rPr>
+          <w:sz w:val="20"/>
+          <w:szCs w:val="20"/>
+        </w:rPr>
         <w:t xml:space="preserve">    }</w:t>
       </w:r>
     </w:p>
     <w:p>
-      <w:r>
+      <w:pPr>
+        <w:rPr>
+          <w:sz w:val="20"/>
+          <w:szCs w:val="20"/>
+        </w:rPr>
+      </w:pPr>
+      <w:r>
+        <w:rPr>
+          <w:sz w:val="20"/>
+          <w:szCs w:val="20"/>
+        </w:rPr>
         <w:t>}</w:t>
       </w:r>
     </w:p>
     <w:p>
-      <w:r>
-        <w:rPr>
-          <w:b/>
-          <w:bCs/>
+      <w:pPr>
+        <w:rPr>
+          <w:sz w:val="20"/>
+          <w:szCs w:val="20"/>
+        </w:rPr>
+      </w:pPr>
+      <w:r>
+        <w:rPr>
+          <w:b/>
+          <w:bCs/>
+          <w:sz w:val="20"/>
+          <w:szCs w:val="20"/>
         </w:rPr>
         <w:t>What it does:</w:t>
       </w:r>
       <w:r>
+        <w:rPr>
+          <w:sz w:val="20"/>
+          <w:szCs w:val="20"/>
+        </w:rPr>
         <w:br/>
         <w:t xml:space="preserve">This method resets the </w:t>
       </w:r>
       <w:proofErr w:type="spellStart"/>
       <w:r>
+        <w:rPr>
+          <w:sz w:val="20"/>
+          <w:szCs w:val="20"/>
+        </w:rPr>
         <w:t>CurrentCard</w:t>
       </w:r>
       <w:proofErr w:type="spellEnd"/>
       <w:r>
+        <w:rPr>
+          <w:sz w:val="20"/>
+          <w:szCs w:val="20"/>
+        </w:rPr>
         <w:t xml:space="preserve"> to a new blank flashcard every time the page appears.</w:t>
       </w:r>
     </w:p>
     <w:p>
-      <w:r>
-        <w:rPr>
-          <w:b/>
-          <w:bCs/>
+      <w:pPr>
+        <w:rPr>
+          <w:sz w:val="20"/>
+          <w:szCs w:val="20"/>
+        </w:rPr>
+      </w:pPr>
+      <w:r>
+        <w:rPr>
+          <w:b/>
+          <w:bCs/>
+          <w:sz w:val="20"/>
+          <w:szCs w:val="20"/>
         </w:rPr>
         <w:t>Why I implemented it:</w:t>
       </w:r>
       <w:r>
+        <w:rPr>
+          <w:sz w:val="20"/>
+          <w:szCs w:val="20"/>
+        </w:rPr>
         <w:br/>
         <w:t>I had a problem where the Add form was not clearing its fields — when I added a card and returned to the page, it still had the previous data filled in. This caused confusion and sometimes the wrong data got saved.</w:t>
       </w:r>
     </w:p>
     <w:p>
-      <w:r>
-        <w:rPr>
-          <w:b/>
-          <w:bCs/>
+      <w:pPr>
+        <w:rPr>
+          <w:sz w:val="20"/>
+          <w:szCs w:val="20"/>
+        </w:rPr>
+      </w:pPr>
+      <w:r>
+        <w:rPr>
+          <w:b/>
+          <w:bCs/>
+          <w:sz w:val="20"/>
+          <w:szCs w:val="20"/>
         </w:rPr>
         <w:t>Problem it solves:</w:t>
       </w:r>
       <w:r>
+        <w:rPr>
+          <w:sz w:val="20"/>
+          <w:szCs w:val="20"/>
+        </w:rPr>
         <w:br/>
         <w:t xml:space="preserve">Ensures that the form is empty and ready for new input every time the user opens the </w:t>
       </w:r>
       <w:proofErr w:type="spellStart"/>
       <w:r>
+        <w:rPr>
+          <w:sz w:val="20"/>
+          <w:szCs w:val="20"/>
+        </w:rPr>
         <w:t>AddCard</w:t>
       </w:r>
       <w:proofErr w:type="spellEnd"/>
       <w:r>
+        <w:rPr>
+          <w:sz w:val="20"/>
+          <w:szCs w:val="20"/>
+        </w:rPr>
         <w:t xml:space="preserve"> page.</w:t>
       </w:r>
     </w:p>
     <w:p>
-      <w:r>
+      <w:pPr>
+        <w:rPr>
+          <w:sz w:val="20"/>
+          <w:szCs w:val="20"/>
+        </w:rPr>
+      </w:pPr>
+      <w:r>
+        <w:rPr>
+          <w:sz w:val="20"/>
+          <w:szCs w:val="20"/>
+        </w:rPr>
         <w:pict w14:anchorId="3920A2B9">
-          <v:rect id="_x0000_i1091" style="width:0;height:1.5pt" o:hralign="center" o:hrstd="t" o:hr="t" fillcolor="#a0a0a0" stroked="f"/>
+          <v:rect id="_x0000_i1025" style="width:0;height:1.5pt" o:hralign="center" o:hrstd="t" o:hr="t" fillcolor="#a0a0a0" stroked="f"/>
         </w:pict>
       </w:r>
     </w:p>
@@ -242,13 +1511,17 @@
         <w:rPr>
           <w:b/>
           <w:bCs/>
-        </w:rPr>
-      </w:pPr>
-      <w:r>
-        <w:rPr>
-          <w:rFonts w:ascii="Segoe UI Emoji" w:hAnsi="Segoe UI Emoji" w:cs="Segoe UI Emoji"/>
-          <w:b/>
-          <w:bCs/>
+          <w:sz w:val="20"/>
+          <w:szCs w:val="20"/>
+        </w:rPr>
+      </w:pPr>
+      <w:r>
+        <w:rPr>
+          <w:rFonts w:ascii="Segoe UI Emoji" w:hAnsi="Segoe UI Emoji" w:cs="Segoe UI Emoji"/>
+          <w:b/>
+          <w:bCs/>
+          <w:sz w:val="20"/>
+          <w:szCs w:val="20"/>
         </w:rPr>
         <w:t>🔷</w:t>
       </w:r>
@@ -256,6 +1529,8 @@
         <w:rPr>
           <w:b/>
           <w:bCs/>
+          <w:sz w:val="20"/>
+          <w:szCs w:val="20"/>
         </w:rPr>
         <w:t xml:space="preserve"> </w:t>
       </w:r>
@@ -264,6 +1539,8 @@
         <w:rPr>
           <w:b/>
           <w:bCs/>
+          <w:sz w:val="20"/>
+          <w:szCs w:val="20"/>
         </w:rPr>
         <w:t>MainViewModel</w:t>
       </w:r>
@@ -272,6 +1549,8 @@
         <w:rPr>
           <w:b/>
           <w:bCs/>
+          <w:sz w:val="20"/>
+          <w:szCs w:val="20"/>
         </w:rPr>
         <w:t xml:space="preserve"> – Method: </w:t>
       </w:r>
@@ -281,6 +1560,8 @@
         <w:rPr>
           <w:b/>
           <w:bCs/>
+          <w:sz w:val="20"/>
+          <w:szCs w:val="20"/>
         </w:rPr>
         <w:t>SaveCard</w:t>
       </w:r>
@@ -289,6 +1570,8 @@
         <w:rPr>
           <w:b/>
           <w:bCs/>
+          <w:sz w:val="20"/>
+          <w:szCs w:val="20"/>
         </w:rPr>
         <w:t>(</w:t>
       </w:r>
@@ -297,295 +1580,675 @@
         <w:rPr>
           <w:b/>
           <w:bCs/>
+          <w:sz w:val="20"/>
+          <w:szCs w:val="20"/>
         </w:rPr>
         <w:t>)</w:t>
       </w:r>
     </w:p>
     <w:p>
-      <w:proofErr w:type="spellStart"/>
-      <w:r>
+      <w:pPr>
+        <w:rPr>
+          <w:sz w:val="20"/>
+          <w:szCs w:val="20"/>
+        </w:rPr>
+      </w:pPr>
+      <w:proofErr w:type="spellStart"/>
+      <w:r>
+        <w:rPr>
+          <w:sz w:val="20"/>
+          <w:szCs w:val="20"/>
+        </w:rPr>
         <w:t>csharp</w:t>
       </w:r>
       <w:proofErr w:type="spellEnd"/>
     </w:p>
     <w:p>
-      <w:proofErr w:type="spellStart"/>
-      <w:r>
+      <w:pPr>
+        <w:rPr>
+          <w:sz w:val="20"/>
+          <w:szCs w:val="20"/>
+        </w:rPr>
+      </w:pPr>
+      <w:proofErr w:type="spellStart"/>
+      <w:r>
+        <w:rPr>
+          <w:sz w:val="20"/>
+          <w:szCs w:val="20"/>
+        </w:rPr>
         <w:t>КопіюватиРедагувати</w:t>
       </w:r>
       <w:proofErr w:type="spellEnd"/>
     </w:p>
     <w:p>
-      <w:r>
+      <w:pPr>
+        <w:rPr>
+          <w:sz w:val="20"/>
+          <w:szCs w:val="20"/>
+        </w:rPr>
+      </w:pPr>
+      <w:r>
+        <w:rPr>
+          <w:sz w:val="20"/>
+          <w:szCs w:val="20"/>
+        </w:rPr>
         <w:t>[</w:t>
       </w:r>
       <w:proofErr w:type="spellStart"/>
       <w:r>
+        <w:rPr>
+          <w:sz w:val="20"/>
+          <w:szCs w:val="20"/>
+        </w:rPr>
         <w:t>RelayCommand</w:t>
       </w:r>
       <w:proofErr w:type="spellEnd"/>
       <w:r>
+        <w:rPr>
+          <w:sz w:val="20"/>
+          <w:szCs w:val="20"/>
+        </w:rPr>
         <w:t>]</w:t>
       </w:r>
     </w:p>
     <w:p>
-      <w:r>
+      <w:pPr>
+        <w:rPr>
+          <w:sz w:val="20"/>
+          <w:szCs w:val="20"/>
+        </w:rPr>
+      </w:pPr>
+      <w:r>
+        <w:rPr>
+          <w:sz w:val="20"/>
+          <w:szCs w:val="20"/>
+        </w:rPr>
         <w:t xml:space="preserve">private async Task </w:t>
       </w:r>
       <w:proofErr w:type="spellStart"/>
       <w:proofErr w:type="gramStart"/>
       <w:r>
+        <w:rPr>
+          <w:sz w:val="20"/>
+          <w:szCs w:val="20"/>
+        </w:rPr>
         <w:t>SaveCard</w:t>
       </w:r>
       <w:proofErr w:type="spellEnd"/>
       <w:r>
+        <w:rPr>
+          <w:sz w:val="20"/>
+          <w:szCs w:val="20"/>
+        </w:rPr>
         <w:t>(</w:t>
       </w:r>
       <w:proofErr w:type="gramEnd"/>
       <w:r>
+        <w:rPr>
+          <w:sz w:val="20"/>
+          <w:szCs w:val="20"/>
+        </w:rPr>
         <w:t>)</w:t>
       </w:r>
     </w:p>
     <w:p>
-      <w:r>
+      <w:pPr>
+        <w:rPr>
+          <w:sz w:val="20"/>
+          <w:szCs w:val="20"/>
+        </w:rPr>
+      </w:pPr>
+      <w:r>
+        <w:rPr>
+          <w:sz w:val="20"/>
+          <w:szCs w:val="20"/>
+        </w:rPr>
         <w:t>{</w:t>
       </w:r>
     </w:p>
     <w:p>
-      <w:r>
+      <w:pPr>
+        <w:rPr>
+          <w:sz w:val="20"/>
+          <w:szCs w:val="20"/>
+        </w:rPr>
+      </w:pPr>
+      <w:r>
+        <w:rPr>
+          <w:sz w:val="20"/>
+          <w:szCs w:val="20"/>
+        </w:rPr>
         <w:t xml:space="preserve">    try</w:t>
       </w:r>
     </w:p>
     <w:p>
-      <w:r>
+      <w:pPr>
+        <w:rPr>
+          <w:sz w:val="20"/>
+          <w:szCs w:val="20"/>
+        </w:rPr>
+      </w:pPr>
+      <w:r>
+        <w:rPr>
+          <w:sz w:val="20"/>
+          <w:szCs w:val="20"/>
+        </w:rPr>
+        <w:lastRenderedPageBreak/>
         <w:t xml:space="preserve">    {</w:t>
       </w:r>
     </w:p>
     <w:p>
-      <w:r>
+      <w:pPr>
+        <w:rPr>
+          <w:sz w:val="20"/>
+          <w:szCs w:val="20"/>
+        </w:rPr>
+      </w:pPr>
+      <w:r>
+        <w:rPr>
+          <w:sz w:val="20"/>
+          <w:szCs w:val="20"/>
+        </w:rPr>
         <w:t xml:space="preserve">        if (</w:t>
       </w:r>
       <w:proofErr w:type="spellStart"/>
       <w:r>
+        <w:rPr>
+          <w:sz w:val="20"/>
+          <w:szCs w:val="20"/>
+        </w:rPr>
         <w:t>CurrentCard.Id</w:t>
       </w:r>
       <w:proofErr w:type="spellEnd"/>
       <w:r>
+        <w:rPr>
+          <w:sz w:val="20"/>
+          <w:szCs w:val="20"/>
+        </w:rPr>
         <w:t xml:space="preserve"> == 0)</w:t>
       </w:r>
     </w:p>
     <w:p>
-      <w:r>
+      <w:pPr>
+        <w:rPr>
+          <w:sz w:val="20"/>
+          <w:szCs w:val="20"/>
+        </w:rPr>
+      </w:pPr>
+      <w:r>
+        <w:rPr>
+          <w:sz w:val="20"/>
+          <w:szCs w:val="20"/>
+        </w:rPr>
         <w:t xml:space="preserve">            _</w:t>
       </w:r>
       <w:proofErr w:type="spellStart"/>
       <w:r>
+        <w:rPr>
+          <w:sz w:val="20"/>
+          <w:szCs w:val="20"/>
+        </w:rPr>
         <w:t>cardService.AddCard</w:t>
       </w:r>
       <w:proofErr w:type="spellEnd"/>
       <w:r>
+        <w:rPr>
+          <w:sz w:val="20"/>
+          <w:szCs w:val="20"/>
+        </w:rPr>
         <w:t>(</w:t>
       </w:r>
       <w:proofErr w:type="spellStart"/>
       <w:r>
+        <w:rPr>
+          <w:sz w:val="20"/>
+          <w:szCs w:val="20"/>
+        </w:rPr>
         <w:t>CurrentCard</w:t>
       </w:r>
       <w:proofErr w:type="spellEnd"/>
       <w:r>
+        <w:rPr>
+          <w:sz w:val="20"/>
+          <w:szCs w:val="20"/>
+        </w:rPr>
         <w:t>);</w:t>
       </w:r>
     </w:p>
     <w:p>
-      <w:r>
+      <w:pPr>
+        <w:rPr>
+          <w:sz w:val="20"/>
+          <w:szCs w:val="20"/>
+        </w:rPr>
+      </w:pPr>
+      <w:r>
+        <w:rPr>
+          <w:sz w:val="20"/>
+          <w:szCs w:val="20"/>
+        </w:rPr>
         <w:t xml:space="preserve">        else</w:t>
       </w:r>
     </w:p>
     <w:p>
-      <w:r>
-        <w:lastRenderedPageBreak/>
+      <w:pPr>
+        <w:rPr>
+          <w:sz w:val="20"/>
+          <w:szCs w:val="20"/>
+        </w:rPr>
+      </w:pPr>
+      <w:r>
+        <w:rPr>
+          <w:sz w:val="20"/>
+          <w:szCs w:val="20"/>
+        </w:rPr>
         <w:t xml:space="preserve">            _</w:t>
       </w:r>
       <w:proofErr w:type="spellStart"/>
       <w:r>
+        <w:rPr>
+          <w:sz w:val="20"/>
+          <w:szCs w:val="20"/>
+        </w:rPr>
         <w:t>cardService.UpdateCard</w:t>
       </w:r>
       <w:proofErr w:type="spellEnd"/>
       <w:r>
+        <w:rPr>
+          <w:sz w:val="20"/>
+          <w:szCs w:val="20"/>
+        </w:rPr>
         <w:t>(</w:t>
       </w:r>
       <w:proofErr w:type="spellStart"/>
       <w:r>
+        <w:rPr>
+          <w:sz w:val="20"/>
+          <w:szCs w:val="20"/>
+        </w:rPr>
         <w:t>CurrentCard</w:t>
       </w:r>
       <w:proofErr w:type="spellEnd"/>
       <w:r>
+        <w:rPr>
+          <w:sz w:val="20"/>
+          <w:szCs w:val="20"/>
+        </w:rPr>
         <w:t>);</w:t>
       </w:r>
     </w:p>
-    <w:p/>
-    <w:p>
-      <w:r>
+    <w:p>
+      <w:pPr>
+        <w:rPr>
+          <w:sz w:val="20"/>
+          <w:szCs w:val="20"/>
+        </w:rPr>
+      </w:pPr>
+    </w:p>
+    <w:p>
+      <w:pPr>
+        <w:rPr>
+          <w:sz w:val="20"/>
+          <w:szCs w:val="20"/>
+        </w:rPr>
+      </w:pPr>
+      <w:r>
+        <w:rPr>
+          <w:sz w:val="20"/>
+          <w:szCs w:val="20"/>
+        </w:rPr>
         <w:t xml:space="preserve">        </w:t>
       </w:r>
       <w:proofErr w:type="spellStart"/>
       <w:proofErr w:type="gramStart"/>
       <w:r>
+        <w:rPr>
+          <w:sz w:val="20"/>
+          <w:szCs w:val="20"/>
+        </w:rPr>
         <w:t>WeakReferenceMessenger.Default.Send</w:t>
       </w:r>
       <w:proofErr w:type="spellEnd"/>
       <w:proofErr w:type="gramEnd"/>
       <w:r>
+        <w:rPr>
+          <w:sz w:val="20"/>
+          <w:szCs w:val="20"/>
+        </w:rPr>
         <w:t xml:space="preserve">(new </w:t>
       </w:r>
       <w:proofErr w:type="spellStart"/>
       <w:proofErr w:type="gramStart"/>
       <w:r>
+        <w:rPr>
+          <w:sz w:val="20"/>
+          <w:szCs w:val="20"/>
+        </w:rPr>
         <w:t>CardsChangedMessage</w:t>
       </w:r>
       <w:proofErr w:type="spellEnd"/>
       <w:r>
+        <w:rPr>
+          <w:sz w:val="20"/>
+          <w:szCs w:val="20"/>
+        </w:rPr>
         <w:t>(</w:t>
       </w:r>
       <w:proofErr w:type="gramEnd"/>
       <w:r>
+        <w:rPr>
+          <w:sz w:val="20"/>
+          <w:szCs w:val="20"/>
+        </w:rPr>
         <w:t>));</w:t>
       </w:r>
     </w:p>
-    <w:p/>
-    <w:p>
-      <w:r>
+    <w:p>
+      <w:pPr>
+        <w:rPr>
+          <w:sz w:val="20"/>
+          <w:szCs w:val="20"/>
+        </w:rPr>
+      </w:pPr>
+    </w:p>
+    <w:p>
+      <w:pPr>
+        <w:rPr>
+          <w:sz w:val="20"/>
+          <w:szCs w:val="20"/>
+        </w:rPr>
+      </w:pPr>
+      <w:r>
+        <w:rPr>
+          <w:sz w:val="20"/>
+          <w:szCs w:val="20"/>
+        </w:rPr>
         <w:t xml:space="preserve">        await </w:t>
       </w:r>
       <w:proofErr w:type="spellStart"/>
       <w:proofErr w:type="gramStart"/>
       <w:r>
+        <w:rPr>
+          <w:sz w:val="20"/>
+          <w:szCs w:val="20"/>
+        </w:rPr>
         <w:t>Shell.Current.GoToAsync</w:t>
       </w:r>
       <w:proofErr w:type="spellEnd"/>
       <w:proofErr w:type="gramEnd"/>
       <w:r>
+        <w:rPr>
+          <w:sz w:val="20"/>
+          <w:szCs w:val="20"/>
+        </w:rPr>
         <w:t>($"///{</w:t>
       </w:r>
       <w:proofErr w:type="spellStart"/>
       <w:proofErr w:type="gramStart"/>
       <w:r>
+        <w:rPr>
+          <w:sz w:val="20"/>
+          <w:szCs w:val="20"/>
+        </w:rPr>
         <w:t>nameof</w:t>
       </w:r>
       <w:proofErr w:type="spellEnd"/>
       <w:r>
+        <w:rPr>
+          <w:sz w:val="20"/>
+          <w:szCs w:val="20"/>
+        </w:rPr>
         <w:t>(</w:t>
       </w:r>
       <w:proofErr w:type="spellStart"/>
       <w:proofErr w:type="gramEnd"/>
       <w:r>
+        <w:rPr>
+          <w:sz w:val="20"/>
+          <w:szCs w:val="20"/>
+        </w:rPr>
         <w:t>MyCardsPage</w:t>
       </w:r>
       <w:proofErr w:type="spellEnd"/>
       <w:r>
+        <w:rPr>
+          <w:sz w:val="20"/>
+          <w:szCs w:val="20"/>
+        </w:rPr>
         <w:t>)}");</w:t>
       </w:r>
     </w:p>
     <w:p>
-      <w:r>
+      <w:pPr>
+        <w:rPr>
+          <w:sz w:val="20"/>
+          <w:szCs w:val="20"/>
+        </w:rPr>
+      </w:pPr>
+      <w:r>
+        <w:rPr>
+          <w:sz w:val="20"/>
+          <w:szCs w:val="20"/>
+        </w:rPr>
         <w:t xml:space="preserve">    }</w:t>
       </w:r>
     </w:p>
     <w:p>
-      <w:r>
+      <w:pPr>
+        <w:rPr>
+          <w:sz w:val="20"/>
+          <w:szCs w:val="20"/>
+        </w:rPr>
+      </w:pPr>
+      <w:r>
+        <w:rPr>
+          <w:sz w:val="20"/>
+          <w:szCs w:val="20"/>
+        </w:rPr>
         <w:t xml:space="preserve">    catch (Exception ex)</w:t>
       </w:r>
     </w:p>
     <w:p>
-      <w:r>
+      <w:pPr>
+        <w:rPr>
+          <w:sz w:val="20"/>
+          <w:szCs w:val="20"/>
+        </w:rPr>
+      </w:pPr>
+      <w:r>
+        <w:rPr>
+          <w:sz w:val="20"/>
+          <w:szCs w:val="20"/>
+        </w:rPr>
         <w:t xml:space="preserve">    {</w:t>
       </w:r>
     </w:p>
     <w:p>
-      <w:r>
+      <w:pPr>
+        <w:rPr>
+          <w:sz w:val="20"/>
+          <w:szCs w:val="20"/>
+        </w:rPr>
+      </w:pPr>
+      <w:r>
+        <w:rPr>
+          <w:sz w:val="20"/>
+          <w:szCs w:val="20"/>
+        </w:rPr>
         <w:t xml:space="preserve">        await </w:t>
       </w:r>
       <w:proofErr w:type="spellStart"/>
       <w:proofErr w:type="gramStart"/>
       <w:r>
+        <w:rPr>
+          <w:sz w:val="20"/>
+          <w:szCs w:val="20"/>
+        </w:rPr>
         <w:t>Application.Current.MainPage.DisplayAlert</w:t>
       </w:r>
       <w:proofErr w:type="spellEnd"/>
       <w:proofErr w:type="gramEnd"/>
       <w:r>
+        <w:rPr>
+          <w:sz w:val="20"/>
+          <w:szCs w:val="20"/>
+        </w:rPr>
         <w:t>("Error", $"Failed to save card: {</w:t>
       </w:r>
       <w:proofErr w:type="spellStart"/>
       <w:proofErr w:type="gramStart"/>
       <w:r>
+        <w:rPr>
+          <w:sz w:val="20"/>
+          <w:szCs w:val="20"/>
+        </w:rPr>
         <w:t>ex.Message</w:t>
       </w:r>
       <w:proofErr w:type="spellEnd"/>
       <w:proofErr w:type="gramEnd"/>
       <w:r>
+        <w:rPr>
+          <w:sz w:val="20"/>
+          <w:szCs w:val="20"/>
+        </w:rPr>
         <w:t>}", "OK");</w:t>
       </w:r>
     </w:p>
     <w:p>
-      <w:r>
+      <w:pPr>
+        <w:rPr>
+          <w:sz w:val="20"/>
+          <w:szCs w:val="20"/>
+        </w:rPr>
+      </w:pPr>
+      <w:r>
+        <w:rPr>
+          <w:sz w:val="20"/>
+          <w:szCs w:val="20"/>
+        </w:rPr>
         <w:t xml:space="preserve">    }</w:t>
       </w:r>
     </w:p>
     <w:p>
-      <w:r>
+      <w:pPr>
+        <w:rPr>
+          <w:sz w:val="20"/>
+          <w:szCs w:val="20"/>
+        </w:rPr>
+      </w:pPr>
+      <w:r>
+        <w:rPr>
+          <w:sz w:val="20"/>
+          <w:szCs w:val="20"/>
+        </w:rPr>
         <w:t>}</w:t>
       </w:r>
     </w:p>
     <w:p>
-      <w:r>
-        <w:rPr>
-          <w:b/>
-          <w:bCs/>
+      <w:pPr>
+        <w:rPr>
+          <w:sz w:val="20"/>
+          <w:szCs w:val="20"/>
+        </w:rPr>
+      </w:pPr>
+      <w:r>
+        <w:rPr>
+          <w:b/>
+          <w:bCs/>
+          <w:sz w:val="20"/>
+          <w:szCs w:val="20"/>
         </w:rPr>
         <w:t>What it does:</w:t>
       </w:r>
       <w:r>
+        <w:rPr>
+          <w:sz w:val="20"/>
+          <w:szCs w:val="20"/>
+        </w:rPr>
         <w:br/>
         <w:t xml:space="preserve">Saves the card: either adds a new one or updates the existing one. After saving, it notifies listeners and returns to the </w:t>
       </w:r>
       <w:proofErr w:type="spellStart"/>
       <w:r>
+        <w:rPr>
+          <w:sz w:val="20"/>
+          <w:szCs w:val="20"/>
+        </w:rPr>
         <w:t>MyCards</w:t>
       </w:r>
       <w:proofErr w:type="spellEnd"/>
       <w:r>
+        <w:rPr>
+          <w:sz w:val="20"/>
+          <w:szCs w:val="20"/>
+        </w:rPr>
         <w:t xml:space="preserve"> page.</w:t>
       </w:r>
     </w:p>
     <w:p>
-      <w:r>
-        <w:rPr>
-          <w:b/>
-          <w:bCs/>
+      <w:pPr>
+        <w:rPr>
+          <w:sz w:val="20"/>
+          <w:szCs w:val="20"/>
+        </w:rPr>
+      </w:pPr>
+      <w:r>
+        <w:rPr>
+          <w:b/>
+          <w:bCs/>
+          <w:sz w:val="20"/>
+          <w:szCs w:val="20"/>
         </w:rPr>
         <w:t>Why I implemented it:</w:t>
       </w:r>
       <w:r>
+        <w:rPr>
+          <w:sz w:val="20"/>
+          <w:szCs w:val="20"/>
+        </w:rPr>
         <w:br/>
         <w:t>I needed a unified way to handle both creation and editing of cards. Also, I noticed that after saving, the app didn’t return to the list — I added navigation to fix that.</w:t>
       </w:r>
     </w:p>
     <w:p>
-      <w:r>
-        <w:rPr>
-          <w:b/>
-          <w:bCs/>
+      <w:pPr>
+        <w:rPr>
+          <w:sz w:val="20"/>
+          <w:szCs w:val="20"/>
+        </w:rPr>
+      </w:pPr>
+      <w:r>
+        <w:rPr>
+          <w:b/>
+          <w:bCs/>
+          <w:sz w:val="20"/>
+          <w:szCs w:val="20"/>
         </w:rPr>
         <w:t>Problem it solves:</w:t>
       </w:r>
       <w:r>
+        <w:rPr>
+          <w:sz w:val="20"/>
+          <w:szCs w:val="20"/>
+        </w:rPr>
         <w:br/>
         <w:t>Prevents the user from being stuck on the form. Ensures data is saved properly and the UI reflects it.</w:t>
       </w:r>
     </w:p>
     <w:p>
-      <w:r>
+      <w:pPr>
+        <w:rPr>
+          <w:sz w:val="20"/>
+          <w:szCs w:val="20"/>
+        </w:rPr>
+      </w:pPr>
+      <w:r>
+        <w:rPr>
+          <w:sz w:val="20"/>
+          <w:szCs w:val="20"/>
+        </w:rPr>
         <w:pict w14:anchorId="340F742A">
-          <v:rect id="_x0000_i1092" style="width:0;height:1.5pt" o:hralign="center" o:hrstd="t" o:hr="t" fillcolor="#a0a0a0" stroked="f"/>
+          <v:rect id="_x0000_i1026" style="width:0;height:1.5pt" o:hralign="center" o:hrstd="t" o:hr="t" fillcolor="#a0a0a0" stroked="f"/>
         </w:pict>
       </w:r>
     </w:p>
@@ -594,13 +2257,17 @@
         <w:rPr>
           <w:b/>
           <w:bCs/>
-        </w:rPr>
-      </w:pPr>
-      <w:r>
-        <w:rPr>
-          <w:rFonts w:ascii="Segoe UI Emoji" w:hAnsi="Segoe UI Emoji" w:cs="Segoe UI Emoji"/>
-          <w:b/>
-          <w:bCs/>
+          <w:sz w:val="20"/>
+          <w:szCs w:val="20"/>
+        </w:rPr>
+      </w:pPr>
+      <w:r>
+        <w:rPr>
+          <w:rFonts w:ascii="Segoe UI Emoji" w:hAnsi="Segoe UI Emoji" w:cs="Segoe UI Emoji"/>
+          <w:b/>
+          <w:bCs/>
+          <w:sz w:val="20"/>
+          <w:szCs w:val="20"/>
         </w:rPr>
         <w:t>🔷</w:t>
       </w:r>
@@ -608,6 +2275,8 @@
         <w:rPr>
           <w:b/>
           <w:bCs/>
+          <w:sz w:val="20"/>
+          <w:szCs w:val="20"/>
         </w:rPr>
         <w:t xml:space="preserve"> </w:t>
       </w:r>
@@ -616,6 +2285,8 @@
         <w:rPr>
           <w:b/>
           <w:bCs/>
+          <w:sz w:val="20"/>
+          <w:szCs w:val="20"/>
         </w:rPr>
         <w:t>MainViewModel</w:t>
       </w:r>
@@ -624,6 +2295,8 @@
         <w:rPr>
           <w:b/>
           <w:bCs/>
+          <w:sz w:val="20"/>
+          <w:szCs w:val="20"/>
         </w:rPr>
         <w:t xml:space="preserve"> – Method: </w:t>
       </w:r>
@@ -633,6 +2306,8 @@
         <w:rPr>
           <w:b/>
           <w:bCs/>
+          <w:sz w:val="20"/>
+          <w:szCs w:val="20"/>
         </w:rPr>
         <w:t>StartLearning</w:t>
       </w:r>
@@ -641,6 +2316,8 @@
         <w:rPr>
           <w:b/>
           <w:bCs/>
+          <w:sz w:val="20"/>
+          <w:szCs w:val="20"/>
         </w:rPr>
         <w:t>(</w:t>
       </w:r>
@@ -649,152 +2326,332 @@
         <w:rPr>
           <w:b/>
           <w:bCs/>
+          <w:sz w:val="20"/>
+          <w:szCs w:val="20"/>
         </w:rPr>
         <w:t>)</w:t>
       </w:r>
     </w:p>
     <w:p>
-      <w:proofErr w:type="spellStart"/>
-      <w:r>
+      <w:pPr>
+        <w:rPr>
+          <w:sz w:val="20"/>
+          <w:szCs w:val="20"/>
+        </w:rPr>
+      </w:pPr>
+      <w:proofErr w:type="spellStart"/>
+      <w:r>
+        <w:rPr>
+          <w:sz w:val="20"/>
+          <w:szCs w:val="20"/>
+        </w:rPr>
         <w:t>csharp</w:t>
       </w:r>
       <w:proofErr w:type="spellEnd"/>
     </w:p>
     <w:p>
-      <w:proofErr w:type="spellStart"/>
-      <w:r>
+      <w:pPr>
+        <w:rPr>
+          <w:sz w:val="20"/>
+          <w:szCs w:val="20"/>
+        </w:rPr>
+      </w:pPr>
+      <w:proofErr w:type="spellStart"/>
+      <w:r>
+        <w:rPr>
+          <w:sz w:val="20"/>
+          <w:szCs w:val="20"/>
+        </w:rPr>
         <w:t>КопіюватиРедагувати</w:t>
       </w:r>
       <w:proofErr w:type="spellEnd"/>
     </w:p>
     <w:p>
-      <w:r>
+      <w:pPr>
+        <w:rPr>
+          <w:sz w:val="20"/>
+          <w:szCs w:val="20"/>
+        </w:rPr>
+      </w:pPr>
+      <w:r>
+        <w:rPr>
+          <w:sz w:val="20"/>
+          <w:szCs w:val="20"/>
+        </w:rPr>
         <w:t>[</w:t>
       </w:r>
       <w:proofErr w:type="spellStart"/>
       <w:r>
+        <w:rPr>
+          <w:sz w:val="20"/>
+          <w:szCs w:val="20"/>
+        </w:rPr>
         <w:t>RelayCommand</w:t>
       </w:r>
       <w:proofErr w:type="spellEnd"/>
       <w:r>
+        <w:rPr>
+          <w:sz w:val="20"/>
+          <w:szCs w:val="20"/>
+        </w:rPr>
         <w:t>]</w:t>
       </w:r>
     </w:p>
     <w:p>
-      <w:r>
+      <w:pPr>
+        <w:rPr>
+          <w:sz w:val="20"/>
+          <w:szCs w:val="20"/>
+        </w:rPr>
+      </w:pPr>
+      <w:r>
+        <w:rPr>
+          <w:sz w:val="20"/>
+          <w:szCs w:val="20"/>
+        </w:rPr>
         <w:t xml:space="preserve">private async Task </w:t>
       </w:r>
       <w:proofErr w:type="spellStart"/>
       <w:proofErr w:type="gramStart"/>
       <w:r>
+        <w:rPr>
+          <w:sz w:val="20"/>
+          <w:szCs w:val="20"/>
+        </w:rPr>
         <w:t>StartLearning</w:t>
       </w:r>
       <w:proofErr w:type="spellEnd"/>
       <w:r>
+        <w:rPr>
+          <w:sz w:val="20"/>
+          <w:szCs w:val="20"/>
+        </w:rPr>
         <w:t>(</w:t>
       </w:r>
       <w:proofErr w:type="gramEnd"/>
       <w:r>
+        <w:rPr>
+          <w:sz w:val="20"/>
+          <w:szCs w:val="20"/>
+        </w:rPr>
         <w:t>)</w:t>
       </w:r>
     </w:p>
     <w:p>
-      <w:r>
+      <w:pPr>
+        <w:rPr>
+          <w:sz w:val="20"/>
+          <w:szCs w:val="20"/>
+        </w:rPr>
+      </w:pPr>
+      <w:r>
+        <w:rPr>
+          <w:sz w:val="20"/>
+          <w:szCs w:val="20"/>
+        </w:rPr>
         <w:t>{</w:t>
       </w:r>
     </w:p>
     <w:p>
-      <w:r>
+      <w:pPr>
+        <w:rPr>
+          <w:sz w:val="20"/>
+          <w:szCs w:val="20"/>
+        </w:rPr>
+      </w:pPr>
+      <w:r>
+        <w:rPr>
+          <w:sz w:val="20"/>
+          <w:szCs w:val="20"/>
+        </w:rPr>
         <w:t xml:space="preserve">    if (</w:t>
       </w:r>
       <w:proofErr w:type="spellStart"/>
       <w:proofErr w:type="gramStart"/>
       <w:r>
+        <w:rPr>
+          <w:sz w:val="20"/>
+          <w:szCs w:val="20"/>
+        </w:rPr>
         <w:t>Cards?.Any</w:t>
       </w:r>
       <w:proofErr w:type="spellEnd"/>
       <w:r>
+        <w:rPr>
+          <w:sz w:val="20"/>
+          <w:szCs w:val="20"/>
+        </w:rPr>
         <w:t>(</w:t>
       </w:r>
       <w:proofErr w:type="gramEnd"/>
       <w:r>
+        <w:rPr>
+          <w:sz w:val="20"/>
+          <w:szCs w:val="20"/>
+        </w:rPr>
         <w:t>) == true)</w:t>
       </w:r>
     </w:p>
     <w:p>
-      <w:r>
+      <w:pPr>
+        <w:rPr>
+          <w:sz w:val="20"/>
+          <w:szCs w:val="20"/>
+        </w:rPr>
+      </w:pPr>
+      <w:r>
+        <w:rPr>
+          <w:sz w:val="20"/>
+          <w:szCs w:val="20"/>
+        </w:rPr>
         <w:t xml:space="preserve">    {</w:t>
       </w:r>
     </w:p>
     <w:p>
-      <w:r>
+      <w:pPr>
+        <w:rPr>
+          <w:sz w:val="20"/>
+          <w:szCs w:val="20"/>
+        </w:rPr>
+      </w:pPr>
+      <w:r>
+        <w:rPr>
+          <w:sz w:val="20"/>
+          <w:szCs w:val="20"/>
+        </w:rPr>
         <w:t xml:space="preserve">        var </w:t>
       </w:r>
       <w:proofErr w:type="spellStart"/>
       <w:r>
+        <w:rPr>
+          <w:sz w:val="20"/>
+          <w:szCs w:val="20"/>
+        </w:rPr>
         <w:t>cardsParam</w:t>
       </w:r>
       <w:proofErr w:type="spellEnd"/>
       <w:r>
+        <w:rPr>
+          <w:sz w:val="20"/>
+          <w:szCs w:val="20"/>
+        </w:rPr>
         <w:t xml:space="preserve"> = </w:t>
       </w:r>
       <w:proofErr w:type="spellStart"/>
       <w:r>
+        <w:rPr>
+          <w:sz w:val="20"/>
+          <w:szCs w:val="20"/>
+        </w:rPr>
         <w:t>Uri.EscapeDataString</w:t>
       </w:r>
       <w:proofErr w:type="spellEnd"/>
       <w:r>
+        <w:rPr>
+          <w:sz w:val="20"/>
+          <w:szCs w:val="20"/>
+        </w:rPr>
         <w:t>(</w:t>
       </w:r>
       <w:proofErr w:type="spellStart"/>
       <w:r>
+        <w:rPr>
+          <w:sz w:val="20"/>
+          <w:szCs w:val="20"/>
+        </w:rPr>
         <w:t>JsonSerializer.Serialize</w:t>
       </w:r>
       <w:proofErr w:type="spellEnd"/>
       <w:r>
+        <w:rPr>
+          <w:sz w:val="20"/>
+          <w:szCs w:val="20"/>
+        </w:rPr>
         <w:t>(</w:t>
       </w:r>
       <w:proofErr w:type="spellStart"/>
       <w:r>
+        <w:rPr>
+          <w:sz w:val="20"/>
+          <w:szCs w:val="20"/>
+        </w:rPr>
         <w:t>Cards.ToList</w:t>
       </w:r>
       <w:proofErr w:type="spellEnd"/>
       <w:r>
+        <w:rPr>
+          <w:sz w:val="20"/>
+          <w:szCs w:val="20"/>
+        </w:rPr>
         <w:t>()));</w:t>
       </w:r>
     </w:p>
     <w:p>
-      <w:r>
+      <w:pPr>
+        <w:rPr>
+          <w:sz w:val="20"/>
+          <w:szCs w:val="20"/>
+        </w:rPr>
+      </w:pPr>
+      <w:r>
+        <w:rPr>
+          <w:sz w:val="20"/>
+          <w:szCs w:val="20"/>
+        </w:rPr>
         <w:t xml:space="preserve">        await </w:t>
       </w:r>
       <w:proofErr w:type="gramStart"/>
       <w:r>
+        <w:rPr>
+          <w:sz w:val="20"/>
+          <w:szCs w:val="20"/>
+        </w:rPr>
         <w:t>Shell.Current.GoToAsync</w:t>
       </w:r>
       <w:proofErr w:type="gramEnd"/>
       <w:r>
+        <w:rPr>
+          <w:sz w:val="20"/>
+          <w:szCs w:val="20"/>
+        </w:rPr>
         <w:t>($"{</w:t>
       </w:r>
       <w:proofErr w:type="gramStart"/>
       <w:r>
+        <w:rPr>
+          <w:sz w:val="20"/>
+          <w:szCs w:val="20"/>
+        </w:rPr>
         <w:t>nameof(</w:t>
       </w:r>
       <w:proofErr w:type="gramEnd"/>
       <w:r>
+        <w:rPr>
+          <w:sz w:val="20"/>
+          <w:szCs w:val="20"/>
+        </w:rPr>
         <w:t>LearningPage)}?Cards={cardsParam}");</w:t>
       </w:r>
     </w:p>
     <w:p>
       <w:pPr>
         <w:rPr>
+          <w:sz w:val="20"/>
+          <w:szCs w:val="20"/>
           <w:lang w:val="fr-CH"/>
         </w:rPr>
       </w:pPr>
       <w:r>
+        <w:rPr>
+          <w:sz w:val="20"/>
+          <w:szCs w:val="20"/>
+        </w:rPr>
         <w:t xml:space="preserve">    </w:t>
       </w:r>
       <w:r>
         <w:rPr>
+          <w:sz w:val="20"/>
+          <w:szCs w:val="20"/>
           <w:lang w:val="fr-CH"/>
         </w:rPr>
         <w:t>}</w:t>
@@ -803,25 +2660,2536 @@
     <w:p>
       <w:pPr>
         <w:rPr>
+          <w:sz w:val="20"/>
+          <w:szCs w:val="20"/>
           <w:lang w:val="fr-CH"/>
         </w:rPr>
       </w:pPr>
       <w:r>
         <w:rPr>
+          <w:sz w:val="20"/>
+          <w:szCs w:val="20"/>
           <w:lang w:val="fr-CH"/>
         </w:rPr>
+        <w:lastRenderedPageBreak/>
         <w:t xml:space="preserve">    else</w:t>
       </w:r>
     </w:p>
     <w:p>
       <w:pPr>
         <w:rPr>
+          <w:sz w:val="20"/>
+          <w:szCs w:val="20"/>
           <w:lang w:val="fr-CH"/>
         </w:rPr>
       </w:pPr>
       <w:r>
         <w:rPr>
+          <w:sz w:val="20"/>
+          <w:szCs w:val="20"/>
           <w:lang w:val="fr-CH"/>
+        </w:rPr>
+        <w:t xml:space="preserve">    {</w:t>
+      </w:r>
+    </w:p>
+    <w:p>
+      <w:pPr>
+        <w:rPr>
+          <w:sz w:val="20"/>
+          <w:szCs w:val="20"/>
+          <w:lang w:val="fr-CH"/>
+        </w:rPr>
+      </w:pPr>
+      <w:r>
+        <w:rPr>
+          <w:sz w:val="20"/>
+          <w:szCs w:val="20"/>
+          <w:lang w:val="fr-CH"/>
+        </w:rPr>
+        <w:t xml:space="preserve">        await Application.Current.MainPage.DisplayAlert("Attention", "Aucune carte disponible", "OK");</w:t>
+      </w:r>
+    </w:p>
+    <w:p>
+      <w:pPr>
+        <w:rPr>
+          <w:sz w:val="20"/>
+          <w:szCs w:val="20"/>
+        </w:rPr>
+      </w:pPr>
+      <w:r>
+        <w:rPr>
+          <w:sz w:val="20"/>
+          <w:szCs w:val="20"/>
+          <w:lang w:val="fr-CH"/>
+        </w:rPr>
+        <w:t xml:space="preserve">    </w:t>
+      </w:r>
+      <w:r>
+        <w:rPr>
+          <w:sz w:val="20"/>
+          <w:szCs w:val="20"/>
+        </w:rPr>
+        <w:t>}</w:t>
+      </w:r>
+    </w:p>
+    <w:p>
+      <w:pPr>
+        <w:rPr>
+          <w:sz w:val="20"/>
+          <w:szCs w:val="20"/>
+        </w:rPr>
+      </w:pPr>
+      <w:r>
+        <w:rPr>
+          <w:sz w:val="20"/>
+          <w:szCs w:val="20"/>
+        </w:rPr>
+        <w:t>}</w:t>
+      </w:r>
+    </w:p>
+    <w:p>
+      <w:pPr>
+        <w:rPr>
+          <w:sz w:val="20"/>
+          <w:szCs w:val="20"/>
+        </w:rPr>
+      </w:pPr>
+      <w:r>
+        <w:rPr>
+          <w:b/>
+          <w:bCs/>
+          <w:sz w:val="20"/>
+          <w:szCs w:val="20"/>
+        </w:rPr>
+        <w:t>What it does:</w:t>
+      </w:r>
+      <w:r>
+        <w:rPr>
+          <w:sz w:val="20"/>
+          <w:szCs w:val="20"/>
+        </w:rPr>
+        <w:br/>
+        <w:t xml:space="preserve">Starts the learning mode by navigating to </w:t>
+      </w:r>
+      <w:proofErr w:type="spellStart"/>
+      <w:r>
+        <w:rPr>
+          <w:sz w:val="20"/>
+          <w:szCs w:val="20"/>
+        </w:rPr>
+        <w:t>LearningPage</w:t>
+      </w:r>
+      <w:proofErr w:type="spellEnd"/>
+      <w:r>
+        <w:rPr>
+          <w:sz w:val="20"/>
+          <w:szCs w:val="20"/>
+        </w:rPr>
+        <w:t xml:space="preserve"> with the list of cards.</w:t>
+      </w:r>
+    </w:p>
+    <w:p>
+      <w:pPr>
+        <w:rPr>
+          <w:sz w:val="20"/>
+          <w:szCs w:val="20"/>
+        </w:rPr>
+      </w:pPr>
+      <w:r>
+        <w:rPr>
+          <w:b/>
+          <w:bCs/>
+          <w:sz w:val="20"/>
+          <w:szCs w:val="20"/>
+        </w:rPr>
+        <w:t>Why I implemented it:</w:t>
+      </w:r>
+      <w:r>
+        <w:rPr>
+          <w:sz w:val="20"/>
+          <w:szCs w:val="20"/>
+        </w:rPr>
+        <w:br/>
+        <w:t>I needed to pass the card list to another page. Serialization helped to send it through query parameters.</w:t>
+      </w:r>
+    </w:p>
+    <w:p>
+      <w:pPr>
+        <w:rPr>
+          <w:sz w:val="20"/>
+          <w:szCs w:val="20"/>
+        </w:rPr>
+      </w:pPr>
+      <w:r>
+        <w:rPr>
+          <w:b/>
+          <w:bCs/>
+          <w:sz w:val="20"/>
+          <w:szCs w:val="20"/>
+        </w:rPr>
+        <w:t>Problem it solves:</w:t>
+      </w:r>
+      <w:r>
+        <w:rPr>
+          <w:sz w:val="20"/>
+          <w:szCs w:val="20"/>
+        </w:rPr>
+        <w:br/>
+        <w:t>Lets me transfer card data between pages in a shell-based app, despite navigation limitations.</w:t>
+      </w:r>
+    </w:p>
+    <w:p>
+      <w:pPr>
+        <w:rPr>
+          <w:sz w:val="20"/>
+          <w:szCs w:val="20"/>
+        </w:rPr>
+      </w:pPr>
+      <w:r>
+        <w:rPr>
+          <w:sz w:val="20"/>
+          <w:szCs w:val="20"/>
+        </w:rPr>
+        <w:pict w14:anchorId="4FE84ABF">
+          <v:rect id="_x0000_i1027" style="width:0;height:1.5pt" o:hralign="center" o:hrstd="t" o:hr="t" fillcolor="#a0a0a0" stroked="f"/>
+        </w:pict>
+      </w:r>
+    </w:p>
+    <w:p>
+      <w:pPr>
+        <w:rPr>
+          <w:b/>
+          <w:bCs/>
+          <w:sz w:val="20"/>
+          <w:szCs w:val="20"/>
+        </w:rPr>
+      </w:pPr>
+      <w:r>
+        <w:rPr>
+          <w:rFonts w:ascii="Segoe UI Emoji" w:hAnsi="Segoe UI Emoji" w:cs="Segoe UI Emoji"/>
+          <w:b/>
+          <w:bCs/>
+          <w:sz w:val="20"/>
+          <w:szCs w:val="20"/>
+        </w:rPr>
+        <w:t>🔷</w:t>
+      </w:r>
+      <w:r>
+        <w:rPr>
+          <w:b/>
+          <w:bCs/>
+          <w:sz w:val="20"/>
+          <w:szCs w:val="20"/>
+        </w:rPr>
+        <w:t xml:space="preserve"> </w:t>
+      </w:r>
+      <w:proofErr w:type="spellStart"/>
+      <w:r>
+        <w:rPr>
+          <w:b/>
+          <w:bCs/>
+          <w:sz w:val="20"/>
+          <w:szCs w:val="20"/>
+        </w:rPr>
+        <w:t>MainViewModel</w:t>
+      </w:r>
+      <w:proofErr w:type="spellEnd"/>
+      <w:r>
+        <w:rPr>
+          <w:b/>
+          <w:bCs/>
+          <w:sz w:val="20"/>
+          <w:szCs w:val="20"/>
+        </w:rPr>
+        <w:t xml:space="preserve"> – Method: </w:t>
+      </w:r>
+      <w:proofErr w:type="gramStart"/>
+      <w:r>
+        <w:rPr>
+          <w:b/>
+          <w:bCs/>
+          <w:sz w:val="20"/>
+          <w:szCs w:val="20"/>
+        </w:rPr>
+        <w:t>Cancel(</w:t>
+      </w:r>
+      <w:proofErr w:type="gramEnd"/>
+      <w:r>
+        <w:rPr>
+          <w:b/>
+          <w:bCs/>
+          <w:sz w:val="20"/>
+          <w:szCs w:val="20"/>
+        </w:rPr>
+        <w:t>)</w:t>
+      </w:r>
+    </w:p>
+    <w:p>
+      <w:pPr>
+        <w:rPr>
+          <w:sz w:val="20"/>
+          <w:szCs w:val="20"/>
+        </w:rPr>
+      </w:pPr>
+      <w:proofErr w:type="spellStart"/>
+      <w:r>
+        <w:rPr>
+          <w:sz w:val="20"/>
+          <w:szCs w:val="20"/>
+        </w:rPr>
+        <w:t>csharp</w:t>
+      </w:r>
+      <w:proofErr w:type="spellEnd"/>
+    </w:p>
+    <w:p>
+      <w:pPr>
+        <w:rPr>
+          <w:sz w:val="20"/>
+          <w:szCs w:val="20"/>
+        </w:rPr>
+      </w:pPr>
+      <w:proofErr w:type="spellStart"/>
+      <w:r>
+        <w:rPr>
+          <w:sz w:val="20"/>
+          <w:szCs w:val="20"/>
+        </w:rPr>
+        <w:t>КопіюватиРедагувати</w:t>
+      </w:r>
+      <w:proofErr w:type="spellEnd"/>
+    </w:p>
+    <w:p>
+      <w:pPr>
+        <w:rPr>
+          <w:sz w:val="20"/>
+          <w:szCs w:val="20"/>
+        </w:rPr>
+      </w:pPr>
+      <w:r>
+        <w:rPr>
+          <w:sz w:val="20"/>
+          <w:szCs w:val="20"/>
+        </w:rPr>
+        <w:t>[</w:t>
+      </w:r>
+      <w:proofErr w:type="spellStart"/>
+      <w:r>
+        <w:rPr>
+          <w:sz w:val="20"/>
+          <w:szCs w:val="20"/>
+        </w:rPr>
+        <w:t>RelayCommand</w:t>
+      </w:r>
+      <w:proofErr w:type="spellEnd"/>
+      <w:r>
+        <w:rPr>
+          <w:sz w:val="20"/>
+          <w:szCs w:val="20"/>
+        </w:rPr>
+        <w:t>]</w:t>
+      </w:r>
+    </w:p>
+    <w:p>
+      <w:pPr>
+        <w:rPr>
+          <w:sz w:val="20"/>
+          <w:szCs w:val="20"/>
+        </w:rPr>
+      </w:pPr>
+      <w:r>
+        <w:rPr>
+          <w:sz w:val="20"/>
+          <w:szCs w:val="20"/>
+        </w:rPr>
+        <w:t xml:space="preserve">public async Task </w:t>
+      </w:r>
+      <w:proofErr w:type="gramStart"/>
+      <w:r>
+        <w:rPr>
+          <w:sz w:val="20"/>
+          <w:szCs w:val="20"/>
+        </w:rPr>
+        <w:t>Cancel(</w:t>
+      </w:r>
+      <w:proofErr w:type="gramEnd"/>
+      <w:r>
+        <w:rPr>
+          <w:sz w:val="20"/>
+          <w:szCs w:val="20"/>
+        </w:rPr>
+        <w:t>)</w:t>
+      </w:r>
+    </w:p>
+    <w:p>
+      <w:pPr>
+        <w:rPr>
+          <w:sz w:val="20"/>
+          <w:szCs w:val="20"/>
+        </w:rPr>
+      </w:pPr>
+      <w:r>
+        <w:rPr>
+          <w:sz w:val="20"/>
+          <w:szCs w:val="20"/>
+        </w:rPr>
+        <w:t>{</w:t>
+      </w:r>
+    </w:p>
+    <w:p>
+      <w:pPr>
+        <w:rPr>
+          <w:sz w:val="20"/>
+          <w:szCs w:val="20"/>
+        </w:rPr>
+      </w:pPr>
+      <w:r>
+        <w:rPr>
+          <w:sz w:val="20"/>
+          <w:szCs w:val="20"/>
+        </w:rPr>
+        <w:t xml:space="preserve">    try</w:t>
+      </w:r>
+    </w:p>
+    <w:p>
+      <w:pPr>
+        <w:rPr>
+          <w:sz w:val="20"/>
+          <w:szCs w:val="20"/>
+        </w:rPr>
+      </w:pPr>
+      <w:r>
+        <w:rPr>
+          <w:sz w:val="20"/>
+          <w:szCs w:val="20"/>
+        </w:rPr>
+        <w:t xml:space="preserve">    {</w:t>
+      </w:r>
+    </w:p>
+    <w:p>
+      <w:pPr>
+        <w:rPr>
+          <w:sz w:val="20"/>
+          <w:szCs w:val="20"/>
+        </w:rPr>
+      </w:pPr>
+      <w:r>
+        <w:rPr>
+          <w:sz w:val="20"/>
+          <w:szCs w:val="20"/>
+        </w:rPr>
+        <w:t xml:space="preserve">        await </w:t>
+      </w:r>
+      <w:proofErr w:type="spellStart"/>
+      <w:proofErr w:type="gramStart"/>
+      <w:r>
+        <w:rPr>
+          <w:sz w:val="20"/>
+          <w:szCs w:val="20"/>
+        </w:rPr>
+        <w:t>Application.Current.MainPage.DisplayAlert</w:t>
+      </w:r>
+      <w:proofErr w:type="spellEnd"/>
+      <w:proofErr w:type="gramEnd"/>
+      <w:r>
+        <w:rPr>
+          <w:sz w:val="20"/>
+          <w:szCs w:val="20"/>
+        </w:rPr>
+        <w:t>("Info", "</w:t>
+      </w:r>
+      <w:proofErr w:type="spellStart"/>
+      <w:r>
+        <w:rPr>
+          <w:sz w:val="20"/>
+          <w:szCs w:val="20"/>
+        </w:rPr>
+        <w:t>CancelCommand</w:t>
+      </w:r>
+      <w:proofErr w:type="spellEnd"/>
+      <w:r>
+        <w:rPr>
+          <w:sz w:val="20"/>
+          <w:szCs w:val="20"/>
+        </w:rPr>
+        <w:t xml:space="preserve"> </w:t>
+      </w:r>
+      <w:proofErr w:type="gramStart"/>
+      <w:r>
+        <w:rPr>
+          <w:sz w:val="20"/>
+          <w:szCs w:val="20"/>
+        </w:rPr>
+        <w:t>executed :</w:t>
+      </w:r>
+      <w:proofErr w:type="gramEnd"/>
+      <w:r>
+        <w:rPr>
+          <w:sz w:val="20"/>
+          <w:szCs w:val="20"/>
+        </w:rPr>
+        <w:t xml:space="preserve"> ", "OK");</w:t>
+      </w:r>
+    </w:p>
+    <w:p>
+      <w:pPr>
+        <w:rPr>
+          <w:sz w:val="20"/>
+          <w:szCs w:val="20"/>
+        </w:rPr>
+      </w:pPr>
+      <w:r>
+        <w:rPr>
+          <w:sz w:val="20"/>
+          <w:szCs w:val="20"/>
+        </w:rPr>
+        <w:t xml:space="preserve">        await </w:t>
+      </w:r>
+      <w:proofErr w:type="spellStart"/>
+      <w:proofErr w:type="gramStart"/>
+      <w:r>
+        <w:rPr>
+          <w:sz w:val="20"/>
+          <w:szCs w:val="20"/>
+        </w:rPr>
+        <w:t>Shell.Current.GoToAsync</w:t>
+      </w:r>
+      <w:proofErr w:type="spellEnd"/>
+      <w:proofErr w:type="gramEnd"/>
+      <w:r>
+        <w:rPr>
+          <w:sz w:val="20"/>
+          <w:szCs w:val="20"/>
+        </w:rPr>
+        <w:t>("..");</w:t>
+      </w:r>
+    </w:p>
+    <w:p>
+      <w:pPr>
+        <w:rPr>
+          <w:sz w:val="20"/>
+          <w:szCs w:val="20"/>
+        </w:rPr>
+      </w:pPr>
+      <w:r>
+        <w:rPr>
+          <w:sz w:val="20"/>
+          <w:szCs w:val="20"/>
+        </w:rPr>
+        <w:t xml:space="preserve">    }</w:t>
+      </w:r>
+    </w:p>
+    <w:p>
+      <w:pPr>
+        <w:rPr>
+          <w:sz w:val="20"/>
+          <w:szCs w:val="20"/>
+        </w:rPr>
+      </w:pPr>
+      <w:r>
+        <w:rPr>
+          <w:sz w:val="20"/>
+          <w:szCs w:val="20"/>
+        </w:rPr>
+        <w:t xml:space="preserve">    catch (Exception ex)</w:t>
+      </w:r>
+    </w:p>
+    <w:p>
+      <w:pPr>
+        <w:rPr>
+          <w:sz w:val="20"/>
+          <w:szCs w:val="20"/>
+        </w:rPr>
+      </w:pPr>
+      <w:r>
+        <w:rPr>
+          <w:sz w:val="20"/>
+          <w:szCs w:val="20"/>
+        </w:rPr>
+        <w:t xml:space="preserve">    {</w:t>
+      </w:r>
+    </w:p>
+    <w:p>
+      <w:pPr>
+        <w:rPr>
+          <w:sz w:val="20"/>
+          <w:szCs w:val="20"/>
+        </w:rPr>
+      </w:pPr>
+      <w:r>
+        <w:rPr>
+          <w:sz w:val="20"/>
+          <w:szCs w:val="20"/>
+        </w:rPr>
+        <w:t xml:space="preserve">        await </w:t>
+      </w:r>
+      <w:proofErr w:type="spellStart"/>
+      <w:proofErr w:type="gramStart"/>
+      <w:r>
+        <w:rPr>
+          <w:sz w:val="20"/>
+          <w:szCs w:val="20"/>
+        </w:rPr>
+        <w:t>Application.Current.MainPage.DisplayAlert</w:t>
+      </w:r>
+      <w:proofErr w:type="spellEnd"/>
+      <w:proofErr w:type="gramEnd"/>
+      <w:r>
+        <w:rPr>
+          <w:sz w:val="20"/>
+          <w:szCs w:val="20"/>
+        </w:rPr>
+        <w:t>("Error", $"</w:t>
+      </w:r>
+      <w:proofErr w:type="spellStart"/>
+      <w:r>
+        <w:rPr>
+          <w:sz w:val="20"/>
+          <w:szCs w:val="20"/>
+        </w:rPr>
+        <w:t>FailedCancelCommand</w:t>
+      </w:r>
+      <w:proofErr w:type="spellEnd"/>
+      <w:r>
+        <w:rPr>
+          <w:sz w:val="20"/>
+          <w:szCs w:val="20"/>
+        </w:rPr>
+        <w:t>: {</w:t>
+      </w:r>
+      <w:proofErr w:type="spellStart"/>
+      <w:proofErr w:type="gramStart"/>
+      <w:r>
+        <w:rPr>
+          <w:sz w:val="20"/>
+          <w:szCs w:val="20"/>
+        </w:rPr>
+        <w:t>ex.Message</w:t>
+      </w:r>
+      <w:proofErr w:type="spellEnd"/>
+      <w:proofErr w:type="gramEnd"/>
+      <w:r>
+        <w:rPr>
+          <w:sz w:val="20"/>
+          <w:szCs w:val="20"/>
+        </w:rPr>
+        <w:t>}", "OK");</w:t>
+      </w:r>
+    </w:p>
+    <w:p>
+      <w:pPr>
+        <w:rPr>
+          <w:sz w:val="20"/>
+          <w:szCs w:val="20"/>
+        </w:rPr>
+      </w:pPr>
+      <w:r>
+        <w:rPr>
+          <w:sz w:val="20"/>
+          <w:szCs w:val="20"/>
+        </w:rPr>
+        <w:t xml:space="preserve">    }</w:t>
+      </w:r>
+    </w:p>
+    <w:p>
+      <w:pPr>
+        <w:rPr>
+          <w:sz w:val="20"/>
+          <w:szCs w:val="20"/>
+        </w:rPr>
+      </w:pPr>
+      <w:r>
+        <w:rPr>
+          <w:sz w:val="20"/>
+          <w:szCs w:val="20"/>
+        </w:rPr>
+        <w:t>}</w:t>
+      </w:r>
+    </w:p>
+    <w:p>
+      <w:pPr>
+        <w:rPr>
+          <w:sz w:val="20"/>
+          <w:szCs w:val="20"/>
+        </w:rPr>
+      </w:pPr>
+      <w:r>
+        <w:rPr>
+          <w:b/>
+          <w:bCs/>
+          <w:sz w:val="20"/>
+          <w:szCs w:val="20"/>
+        </w:rPr>
+        <w:t>What it does:</w:t>
+      </w:r>
+      <w:r>
+        <w:rPr>
+          <w:sz w:val="20"/>
+          <w:szCs w:val="20"/>
+        </w:rPr>
+        <w:br/>
+        <w:t>Navigates back to the previous page, optionally showing a message.</w:t>
+      </w:r>
+    </w:p>
+    <w:p>
+      <w:pPr>
+        <w:rPr>
+          <w:sz w:val="20"/>
+          <w:szCs w:val="20"/>
+        </w:rPr>
+      </w:pPr>
+      <w:r>
+        <w:rPr>
+          <w:b/>
+          <w:bCs/>
+          <w:sz w:val="20"/>
+          <w:szCs w:val="20"/>
+        </w:rPr>
+        <w:t>Why I implemented it:</w:t>
+      </w:r>
+      <w:r>
+        <w:rPr>
+          <w:sz w:val="20"/>
+          <w:szCs w:val="20"/>
+        </w:rPr>
+        <w:br/>
+        <w:t>I wanted to provide a way to discard changes and return without saving anything.</w:t>
+      </w:r>
+    </w:p>
+    <w:p>
+      <w:pPr>
+        <w:rPr>
+          <w:sz w:val="20"/>
+          <w:szCs w:val="20"/>
+        </w:rPr>
+      </w:pPr>
+      <w:r>
+        <w:rPr>
+          <w:b/>
+          <w:bCs/>
+          <w:sz w:val="20"/>
+          <w:szCs w:val="20"/>
+        </w:rPr>
+        <w:t>Problem it solves:</w:t>
+      </w:r>
+      <w:r>
+        <w:rPr>
+          <w:sz w:val="20"/>
+          <w:szCs w:val="20"/>
+        </w:rPr>
+        <w:br/>
+        <w:t>Prevents users from getting stuck in a form when they change their mind.</w:t>
+      </w:r>
+    </w:p>
+    <w:p>
+      <w:pPr>
+        <w:rPr>
+          <w:sz w:val="20"/>
+          <w:szCs w:val="20"/>
+        </w:rPr>
+      </w:pPr>
+      <w:r>
+        <w:rPr>
+          <w:sz w:val="20"/>
+          <w:szCs w:val="20"/>
+        </w:rPr>
+        <w:pict w14:anchorId="1D8852E9">
+          <v:rect id="_x0000_i1028" style="width:0;height:1.5pt" o:hralign="center" o:hrstd="t" o:hr="t" fillcolor="#a0a0a0" stroked="f"/>
+        </w:pict>
+      </w:r>
+    </w:p>
+    <w:p>
+      <w:pPr>
+        <w:rPr>
+          <w:b/>
+          <w:bCs/>
+          <w:sz w:val="20"/>
+          <w:szCs w:val="20"/>
+        </w:rPr>
+      </w:pPr>
+      <w:r>
+        <w:rPr>
+          <w:rFonts w:ascii="Segoe UI Emoji" w:hAnsi="Segoe UI Emoji" w:cs="Segoe UI Emoji"/>
+          <w:b/>
+          <w:bCs/>
+          <w:sz w:val="20"/>
+          <w:szCs w:val="20"/>
+        </w:rPr>
+        <w:lastRenderedPageBreak/>
+        <w:t>🔷</w:t>
+      </w:r>
+      <w:r>
+        <w:rPr>
+          <w:b/>
+          <w:bCs/>
+          <w:sz w:val="20"/>
+          <w:szCs w:val="20"/>
+        </w:rPr>
+        <w:t xml:space="preserve"> </w:t>
+      </w:r>
+      <w:proofErr w:type="spellStart"/>
+      <w:r>
+        <w:rPr>
+          <w:b/>
+          <w:bCs/>
+          <w:sz w:val="20"/>
+          <w:szCs w:val="20"/>
+        </w:rPr>
+        <w:t>MainViewModel</w:t>
+      </w:r>
+      <w:proofErr w:type="spellEnd"/>
+      <w:r>
+        <w:rPr>
+          <w:b/>
+          <w:bCs/>
+          <w:sz w:val="20"/>
+          <w:szCs w:val="20"/>
+        </w:rPr>
+        <w:t xml:space="preserve"> – Method: </w:t>
+      </w:r>
+      <w:proofErr w:type="spellStart"/>
+      <w:proofErr w:type="gramStart"/>
+      <w:r>
+        <w:rPr>
+          <w:b/>
+          <w:bCs/>
+          <w:sz w:val="20"/>
+          <w:szCs w:val="20"/>
+        </w:rPr>
+        <w:t>ViewCards</w:t>
+      </w:r>
+      <w:proofErr w:type="spellEnd"/>
+      <w:r>
+        <w:rPr>
+          <w:b/>
+          <w:bCs/>
+          <w:sz w:val="20"/>
+          <w:szCs w:val="20"/>
+        </w:rPr>
+        <w:t>(</w:t>
+      </w:r>
+      <w:proofErr w:type="gramEnd"/>
+      <w:r>
+        <w:rPr>
+          <w:b/>
+          <w:bCs/>
+          <w:sz w:val="20"/>
+          <w:szCs w:val="20"/>
+        </w:rPr>
+        <w:t>)</w:t>
+      </w:r>
+    </w:p>
+    <w:p>
+      <w:pPr>
+        <w:rPr>
+          <w:sz w:val="20"/>
+          <w:szCs w:val="20"/>
+        </w:rPr>
+      </w:pPr>
+      <w:proofErr w:type="spellStart"/>
+      <w:r>
+        <w:rPr>
+          <w:sz w:val="20"/>
+          <w:szCs w:val="20"/>
+        </w:rPr>
+        <w:t>csharp</w:t>
+      </w:r>
+      <w:proofErr w:type="spellEnd"/>
+    </w:p>
+    <w:p>
+      <w:pPr>
+        <w:rPr>
+          <w:sz w:val="20"/>
+          <w:szCs w:val="20"/>
+        </w:rPr>
+      </w:pPr>
+      <w:proofErr w:type="spellStart"/>
+      <w:r>
+        <w:rPr>
+          <w:sz w:val="20"/>
+          <w:szCs w:val="20"/>
+        </w:rPr>
+        <w:t>КопіюватиРедагувати</w:t>
+      </w:r>
+      <w:proofErr w:type="spellEnd"/>
+    </w:p>
+    <w:p>
+      <w:pPr>
+        <w:rPr>
+          <w:sz w:val="20"/>
+          <w:szCs w:val="20"/>
+        </w:rPr>
+      </w:pPr>
+      <w:r>
+        <w:rPr>
+          <w:sz w:val="20"/>
+          <w:szCs w:val="20"/>
+        </w:rPr>
+        <w:t>[</w:t>
+      </w:r>
+      <w:proofErr w:type="spellStart"/>
+      <w:r>
+        <w:rPr>
+          <w:sz w:val="20"/>
+          <w:szCs w:val="20"/>
+        </w:rPr>
+        <w:t>RelayCommand</w:t>
+      </w:r>
+      <w:proofErr w:type="spellEnd"/>
+      <w:r>
+        <w:rPr>
+          <w:sz w:val="20"/>
+          <w:szCs w:val="20"/>
+        </w:rPr>
+        <w:t>]</w:t>
+      </w:r>
+    </w:p>
+    <w:p>
+      <w:pPr>
+        <w:rPr>
+          <w:sz w:val="20"/>
+          <w:szCs w:val="20"/>
+        </w:rPr>
+      </w:pPr>
+      <w:r>
+        <w:rPr>
+          <w:sz w:val="20"/>
+          <w:szCs w:val="20"/>
+        </w:rPr>
+        <w:t xml:space="preserve">private async Task </w:t>
+      </w:r>
+      <w:proofErr w:type="spellStart"/>
+      <w:proofErr w:type="gramStart"/>
+      <w:r>
+        <w:rPr>
+          <w:sz w:val="20"/>
+          <w:szCs w:val="20"/>
+        </w:rPr>
+        <w:t>ViewCards</w:t>
+      </w:r>
+      <w:proofErr w:type="spellEnd"/>
+      <w:r>
+        <w:rPr>
+          <w:sz w:val="20"/>
+          <w:szCs w:val="20"/>
+        </w:rPr>
+        <w:t>(</w:t>
+      </w:r>
+      <w:proofErr w:type="gramEnd"/>
+      <w:r>
+        <w:rPr>
+          <w:sz w:val="20"/>
+          <w:szCs w:val="20"/>
+        </w:rPr>
+        <w:t>)</w:t>
+      </w:r>
+    </w:p>
+    <w:p>
+      <w:pPr>
+        <w:rPr>
+          <w:sz w:val="20"/>
+          <w:szCs w:val="20"/>
+        </w:rPr>
+      </w:pPr>
+      <w:r>
+        <w:rPr>
+          <w:sz w:val="20"/>
+          <w:szCs w:val="20"/>
+        </w:rPr>
+        <w:t>{</w:t>
+      </w:r>
+    </w:p>
+    <w:p>
+      <w:pPr>
+        <w:rPr>
+          <w:sz w:val="20"/>
+          <w:szCs w:val="20"/>
+        </w:rPr>
+      </w:pPr>
+      <w:r>
+        <w:rPr>
+          <w:sz w:val="20"/>
+          <w:szCs w:val="20"/>
+        </w:rPr>
+        <w:t xml:space="preserve">    try</w:t>
+      </w:r>
+    </w:p>
+    <w:p>
+      <w:pPr>
+        <w:rPr>
+          <w:sz w:val="20"/>
+          <w:szCs w:val="20"/>
+        </w:rPr>
+      </w:pPr>
+      <w:r>
+        <w:rPr>
+          <w:sz w:val="20"/>
+          <w:szCs w:val="20"/>
+        </w:rPr>
+        <w:t xml:space="preserve">    {</w:t>
+      </w:r>
+    </w:p>
+    <w:p>
+      <w:pPr>
+        <w:rPr>
+          <w:sz w:val="20"/>
+          <w:szCs w:val="20"/>
+        </w:rPr>
+      </w:pPr>
+      <w:r>
+        <w:rPr>
+          <w:sz w:val="20"/>
+          <w:szCs w:val="20"/>
+        </w:rPr>
+        <w:t xml:space="preserve">        await </w:t>
+      </w:r>
+      <w:proofErr w:type="spellStart"/>
+      <w:proofErr w:type="gramStart"/>
+      <w:r>
+        <w:rPr>
+          <w:sz w:val="20"/>
+          <w:szCs w:val="20"/>
+        </w:rPr>
+        <w:t>Shell.Current.GoToAsync</w:t>
+      </w:r>
+      <w:proofErr w:type="spellEnd"/>
+      <w:proofErr w:type="gramEnd"/>
+      <w:r>
+        <w:rPr>
+          <w:sz w:val="20"/>
+          <w:szCs w:val="20"/>
+        </w:rPr>
+        <w:t>($"///{</w:t>
+      </w:r>
+      <w:proofErr w:type="spellStart"/>
+      <w:proofErr w:type="gramStart"/>
+      <w:r>
+        <w:rPr>
+          <w:sz w:val="20"/>
+          <w:szCs w:val="20"/>
+        </w:rPr>
+        <w:t>nameof</w:t>
+      </w:r>
+      <w:proofErr w:type="spellEnd"/>
+      <w:r>
+        <w:rPr>
+          <w:sz w:val="20"/>
+          <w:szCs w:val="20"/>
+        </w:rPr>
+        <w:t>(</w:t>
+      </w:r>
+      <w:proofErr w:type="spellStart"/>
+      <w:proofErr w:type="gramEnd"/>
+      <w:r>
+        <w:rPr>
+          <w:sz w:val="20"/>
+          <w:szCs w:val="20"/>
+        </w:rPr>
+        <w:t>MyCardsPage</w:t>
+      </w:r>
+      <w:proofErr w:type="spellEnd"/>
+      <w:r>
+        <w:rPr>
+          <w:sz w:val="20"/>
+          <w:szCs w:val="20"/>
+        </w:rPr>
+        <w:t>)}");</w:t>
+      </w:r>
+    </w:p>
+    <w:p>
+      <w:pPr>
+        <w:rPr>
+          <w:sz w:val="20"/>
+          <w:szCs w:val="20"/>
+        </w:rPr>
+      </w:pPr>
+      <w:r>
+        <w:rPr>
+          <w:sz w:val="20"/>
+          <w:szCs w:val="20"/>
+        </w:rPr>
+        <w:t xml:space="preserve">    }</w:t>
+      </w:r>
+    </w:p>
+    <w:p>
+      <w:pPr>
+        <w:rPr>
+          <w:sz w:val="20"/>
+          <w:szCs w:val="20"/>
+        </w:rPr>
+      </w:pPr>
+      <w:r>
+        <w:rPr>
+          <w:sz w:val="20"/>
+          <w:szCs w:val="20"/>
+        </w:rPr>
+        <w:t xml:space="preserve">    catch (Exception ex)</w:t>
+      </w:r>
+    </w:p>
+    <w:p>
+      <w:pPr>
+        <w:rPr>
+          <w:sz w:val="20"/>
+          <w:szCs w:val="20"/>
+        </w:rPr>
+      </w:pPr>
+      <w:r>
+        <w:rPr>
+          <w:sz w:val="20"/>
+          <w:szCs w:val="20"/>
+        </w:rPr>
+        <w:t xml:space="preserve">    {</w:t>
+      </w:r>
+    </w:p>
+    <w:p>
+      <w:pPr>
+        <w:rPr>
+          <w:sz w:val="20"/>
+          <w:szCs w:val="20"/>
+        </w:rPr>
+      </w:pPr>
+      <w:r>
+        <w:rPr>
+          <w:sz w:val="20"/>
+          <w:szCs w:val="20"/>
+        </w:rPr>
+        <w:t xml:space="preserve">        </w:t>
+      </w:r>
+      <w:proofErr w:type="spellStart"/>
+      <w:r>
+        <w:rPr>
+          <w:sz w:val="20"/>
+          <w:szCs w:val="20"/>
+        </w:rPr>
+        <w:t>Debug.WriteLine</w:t>
+      </w:r>
+      <w:proofErr w:type="spellEnd"/>
+      <w:r>
+        <w:rPr>
+          <w:sz w:val="20"/>
+          <w:szCs w:val="20"/>
+        </w:rPr>
+        <w:t>($"Navigation error: {</w:t>
+      </w:r>
+      <w:proofErr w:type="spellStart"/>
+      <w:proofErr w:type="gramStart"/>
+      <w:r>
+        <w:rPr>
+          <w:sz w:val="20"/>
+          <w:szCs w:val="20"/>
+        </w:rPr>
+        <w:t>ex.Message</w:t>
+      </w:r>
+      <w:proofErr w:type="spellEnd"/>
+      <w:proofErr w:type="gramEnd"/>
+      <w:r>
+        <w:rPr>
+          <w:sz w:val="20"/>
+          <w:szCs w:val="20"/>
+        </w:rPr>
+        <w:t>}");</w:t>
+      </w:r>
+    </w:p>
+    <w:p>
+      <w:pPr>
+        <w:rPr>
+          <w:sz w:val="20"/>
+          <w:szCs w:val="20"/>
+        </w:rPr>
+      </w:pPr>
+      <w:r>
+        <w:rPr>
+          <w:sz w:val="20"/>
+          <w:szCs w:val="20"/>
+        </w:rPr>
+        <w:t xml:space="preserve">        await </w:t>
+      </w:r>
+      <w:proofErr w:type="spellStart"/>
+      <w:proofErr w:type="gramStart"/>
+      <w:r>
+        <w:rPr>
+          <w:sz w:val="20"/>
+          <w:szCs w:val="20"/>
+        </w:rPr>
+        <w:t>Application.Current.MainPage.DisplayAlert</w:t>
+      </w:r>
+      <w:proofErr w:type="spellEnd"/>
+      <w:proofErr w:type="gramEnd"/>
+      <w:r>
+        <w:rPr>
+          <w:sz w:val="20"/>
+          <w:szCs w:val="20"/>
+        </w:rPr>
+        <w:t>("Error", "Failed to navigate", "OK");</w:t>
+      </w:r>
+    </w:p>
+    <w:p>
+      <w:pPr>
+        <w:rPr>
+          <w:sz w:val="20"/>
+          <w:szCs w:val="20"/>
+        </w:rPr>
+      </w:pPr>
+      <w:r>
+        <w:rPr>
+          <w:sz w:val="20"/>
+          <w:szCs w:val="20"/>
+        </w:rPr>
+        <w:t xml:space="preserve">    }</w:t>
+      </w:r>
+    </w:p>
+    <w:p>
+      <w:pPr>
+        <w:rPr>
+          <w:sz w:val="20"/>
+          <w:szCs w:val="20"/>
+        </w:rPr>
+      </w:pPr>
+      <w:r>
+        <w:rPr>
+          <w:sz w:val="20"/>
+          <w:szCs w:val="20"/>
+        </w:rPr>
+        <w:t>}</w:t>
+      </w:r>
+    </w:p>
+    <w:p>
+      <w:pPr>
+        <w:rPr>
+          <w:sz w:val="20"/>
+          <w:szCs w:val="20"/>
+        </w:rPr>
+      </w:pPr>
+      <w:r>
+        <w:rPr>
+          <w:b/>
+          <w:bCs/>
+          <w:sz w:val="20"/>
+          <w:szCs w:val="20"/>
+        </w:rPr>
+        <w:t>What it does:</w:t>
+      </w:r>
+      <w:r>
+        <w:rPr>
+          <w:sz w:val="20"/>
+          <w:szCs w:val="20"/>
+        </w:rPr>
+        <w:br/>
+        <w:t>Navigates to the main list of cards from anywhere in the app.</w:t>
+      </w:r>
+    </w:p>
+    <w:p>
+      <w:pPr>
+        <w:rPr>
+          <w:sz w:val="20"/>
+          <w:szCs w:val="20"/>
+        </w:rPr>
+      </w:pPr>
+      <w:r>
+        <w:rPr>
+          <w:b/>
+          <w:bCs/>
+          <w:sz w:val="20"/>
+          <w:szCs w:val="20"/>
+        </w:rPr>
+        <w:t>Why I implemented it:</w:t>
+      </w:r>
+      <w:r>
+        <w:rPr>
+          <w:sz w:val="20"/>
+          <w:szCs w:val="20"/>
+        </w:rPr>
+        <w:br/>
+        <w:t>I needed a reliable way to navigate back to the main card list (</w:t>
+      </w:r>
+      <w:proofErr w:type="spellStart"/>
+      <w:r>
+        <w:rPr>
+          <w:sz w:val="20"/>
+          <w:szCs w:val="20"/>
+        </w:rPr>
+        <w:t>MyCardsPage</w:t>
+      </w:r>
+      <w:proofErr w:type="spellEnd"/>
+      <w:r>
+        <w:rPr>
+          <w:sz w:val="20"/>
+          <w:szCs w:val="20"/>
+        </w:rPr>
+        <w:t xml:space="preserve">), especially after saving or </w:t>
+      </w:r>
+      <w:proofErr w:type="spellStart"/>
+      <w:r>
+        <w:rPr>
+          <w:sz w:val="20"/>
+          <w:szCs w:val="20"/>
+        </w:rPr>
+        <w:t>canceling</w:t>
+      </w:r>
+      <w:proofErr w:type="spellEnd"/>
+      <w:r>
+        <w:rPr>
+          <w:sz w:val="20"/>
+          <w:szCs w:val="20"/>
+        </w:rPr>
+        <w:t>.</w:t>
+      </w:r>
+    </w:p>
+    <w:p>
+      <w:pPr>
+        <w:rPr>
+          <w:sz w:val="20"/>
+          <w:szCs w:val="20"/>
+        </w:rPr>
+      </w:pPr>
+      <w:r>
+        <w:rPr>
+          <w:b/>
+          <w:bCs/>
+          <w:sz w:val="20"/>
+          <w:szCs w:val="20"/>
+        </w:rPr>
+        <w:t>Problem it solves:</w:t>
+      </w:r>
+      <w:r>
+        <w:rPr>
+          <w:sz w:val="20"/>
+          <w:szCs w:val="20"/>
+        </w:rPr>
+        <w:br/>
+        <w:t>Shell-based navigation needs absolute paths. This method ensures consistent navigation.</w:t>
+      </w:r>
+    </w:p>
+    <w:p>
+      <w:pPr>
+        <w:rPr>
+          <w:sz w:val="20"/>
+          <w:szCs w:val="20"/>
+        </w:rPr>
+      </w:pPr>
+      <w:r>
+        <w:rPr>
+          <w:sz w:val="20"/>
+          <w:szCs w:val="20"/>
+        </w:rPr>
+        <w:pict w14:anchorId="11E1801A">
+          <v:rect id="_x0000_i1029" style="width:0;height:1.5pt" o:hralign="center" o:hrstd="t" o:hr="t" fillcolor="#a0a0a0" stroked="f"/>
+        </w:pict>
+      </w:r>
+    </w:p>
+    <w:p>
+      <w:pPr>
+        <w:rPr>
+          <w:b/>
+          <w:bCs/>
+          <w:sz w:val="20"/>
+          <w:szCs w:val="20"/>
+        </w:rPr>
+      </w:pPr>
+      <w:r>
+        <w:rPr>
+          <w:rFonts w:ascii="Segoe UI Emoji" w:hAnsi="Segoe UI Emoji" w:cs="Segoe UI Emoji"/>
+          <w:b/>
+          <w:bCs/>
+          <w:sz w:val="20"/>
+          <w:szCs w:val="20"/>
+        </w:rPr>
+        <w:t>🔷</w:t>
+      </w:r>
+      <w:r>
+        <w:rPr>
+          <w:b/>
+          <w:bCs/>
+          <w:sz w:val="20"/>
+          <w:szCs w:val="20"/>
+        </w:rPr>
+        <w:t xml:space="preserve"> </w:t>
+      </w:r>
+      <w:proofErr w:type="spellStart"/>
+      <w:r>
+        <w:rPr>
+          <w:b/>
+          <w:bCs/>
+          <w:sz w:val="20"/>
+          <w:szCs w:val="20"/>
+        </w:rPr>
+        <w:t>CardsViewModelBase</w:t>
+      </w:r>
+      <w:proofErr w:type="spellEnd"/>
+      <w:r>
+        <w:rPr>
+          <w:b/>
+          <w:bCs/>
+          <w:sz w:val="20"/>
+          <w:szCs w:val="20"/>
+        </w:rPr>
+        <w:t xml:space="preserve"> – Method: </w:t>
+      </w:r>
+      <w:proofErr w:type="spellStart"/>
+      <w:proofErr w:type="gramStart"/>
+      <w:r>
+        <w:rPr>
+          <w:b/>
+          <w:bCs/>
+          <w:sz w:val="20"/>
+          <w:szCs w:val="20"/>
+        </w:rPr>
+        <w:t>AddCard</w:t>
+      </w:r>
+      <w:proofErr w:type="spellEnd"/>
+      <w:r>
+        <w:rPr>
+          <w:b/>
+          <w:bCs/>
+          <w:sz w:val="20"/>
+          <w:szCs w:val="20"/>
+        </w:rPr>
+        <w:t>(</w:t>
+      </w:r>
+      <w:proofErr w:type="gramEnd"/>
+      <w:r>
+        <w:rPr>
+          <w:b/>
+          <w:bCs/>
+          <w:sz w:val="20"/>
+          <w:szCs w:val="20"/>
+        </w:rPr>
+        <w:t>)</w:t>
+      </w:r>
+    </w:p>
+    <w:p>
+      <w:pPr>
+        <w:rPr>
+          <w:sz w:val="20"/>
+          <w:szCs w:val="20"/>
+        </w:rPr>
+      </w:pPr>
+      <w:proofErr w:type="spellStart"/>
+      <w:r>
+        <w:rPr>
+          <w:sz w:val="20"/>
+          <w:szCs w:val="20"/>
+        </w:rPr>
+        <w:t>csharp</w:t>
+      </w:r>
+      <w:proofErr w:type="spellEnd"/>
+    </w:p>
+    <w:p>
+      <w:pPr>
+        <w:rPr>
+          <w:sz w:val="20"/>
+          <w:szCs w:val="20"/>
+        </w:rPr>
+      </w:pPr>
+      <w:proofErr w:type="spellStart"/>
+      <w:r>
+        <w:rPr>
+          <w:sz w:val="20"/>
+          <w:szCs w:val="20"/>
+        </w:rPr>
+        <w:t>КопіюватиРедагувати</w:t>
+      </w:r>
+      <w:proofErr w:type="spellEnd"/>
+    </w:p>
+    <w:p>
+      <w:pPr>
+        <w:rPr>
+          <w:sz w:val="20"/>
+          <w:szCs w:val="20"/>
+        </w:rPr>
+      </w:pPr>
+      <w:r>
+        <w:rPr>
+          <w:sz w:val="20"/>
+          <w:szCs w:val="20"/>
+        </w:rPr>
+        <w:t>[</w:t>
+      </w:r>
+      <w:proofErr w:type="spellStart"/>
+      <w:r>
+        <w:rPr>
+          <w:sz w:val="20"/>
+          <w:szCs w:val="20"/>
+        </w:rPr>
+        <w:t>RelayCommand</w:t>
+      </w:r>
+      <w:proofErr w:type="spellEnd"/>
+      <w:r>
+        <w:rPr>
+          <w:sz w:val="20"/>
+          <w:szCs w:val="20"/>
+        </w:rPr>
+        <w:t>]</w:t>
+      </w:r>
+    </w:p>
+    <w:p>
+      <w:pPr>
+        <w:rPr>
+          <w:sz w:val="20"/>
+          <w:szCs w:val="20"/>
+        </w:rPr>
+      </w:pPr>
+      <w:r>
+        <w:rPr>
+          <w:sz w:val="20"/>
+          <w:szCs w:val="20"/>
+        </w:rPr>
+        <w:t xml:space="preserve">private async Task </w:t>
+      </w:r>
+      <w:proofErr w:type="spellStart"/>
+      <w:proofErr w:type="gramStart"/>
+      <w:r>
+        <w:rPr>
+          <w:sz w:val="20"/>
+          <w:szCs w:val="20"/>
+        </w:rPr>
+        <w:t>AddCard</w:t>
+      </w:r>
+      <w:proofErr w:type="spellEnd"/>
+      <w:r>
+        <w:rPr>
+          <w:sz w:val="20"/>
+          <w:szCs w:val="20"/>
+        </w:rPr>
+        <w:t>(</w:t>
+      </w:r>
+      <w:proofErr w:type="gramEnd"/>
+      <w:r>
+        <w:rPr>
+          <w:sz w:val="20"/>
+          <w:szCs w:val="20"/>
+        </w:rPr>
+        <w:t>)</w:t>
+      </w:r>
+    </w:p>
+    <w:p>
+      <w:pPr>
+        <w:rPr>
+          <w:sz w:val="20"/>
+          <w:szCs w:val="20"/>
+        </w:rPr>
+      </w:pPr>
+      <w:r>
+        <w:rPr>
+          <w:sz w:val="20"/>
+          <w:szCs w:val="20"/>
+        </w:rPr>
+        <w:t>{</w:t>
+      </w:r>
+    </w:p>
+    <w:p>
+      <w:pPr>
+        <w:rPr>
+          <w:sz w:val="20"/>
+          <w:szCs w:val="20"/>
+        </w:rPr>
+      </w:pPr>
+      <w:r>
+        <w:rPr>
+          <w:sz w:val="20"/>
+          <w:szCs w:val="20"/>
+        </w:rPr>
+        <w:t xml:space="preserve">    </w:t>
+      </w:r>
+      <w:proofErr w:type="spellStart"/>
+      <w:r>
+        <w:rPr>
+          <w:sz w:val="20"/>
+          <w:szCs w:val="20"/>
+        </w:rPr>
+        <w:t>CurrentCard</w:t>
+      </w:r>
+      <w:proofErr w:type="spellEnd"/>
+      <w:r>
+        <w:rPr>
+          <w:sz w:val="20"/>
+          <w:szCs w:val="20"/>
+        </w:rPr>
+        <w:t xml:space="preserve"> = new </w:t>
+      </w:r>
+      <w:proofErr w:type="spellStart"/>
+      <w:proofErr w:type="gramStart"/>
+      <w:r>
+        <w:rPr>
+          <w:sz w:val="20"/>
+          <w:szCs w:val="20"/>
+        </w:rPr>
+        <w:t>FlashCard</w:t>
+      </w:r>
+      <w:proofErr w:type="spellEnd"/>
+      <w:r>
+        <w:rPr>
+          <w:sz w:val="20"/>
+          <w:szCs w:val="20"/>
+        </w:rPr>
+        <w:t>(</w:t>
+      </w:r>
+      <w:proofErr w:type="gramEnd"/>
+      <w:r>
+        <w:rPr>
+          <w:sz w:val="20"/>
+          <w:szCs w:val="20"/>
+        </w:rPr>
+        <w:t>);</w:t>
+      </w:r>
+    </w:p>
+    <w:p>
+      <w:pPr>
+        <w:rPr>
+          <w:sz w:val="20"/>
+          <w:szCs w:val="20"/>
+        </w:rPr>
+      </w:pPr>
+      <w:r>
+        <w:rPr>
+          <w:sz w:val="20"/>
+          <w:szCs w:val="20"/>
+        </w:rPr>
+        <w:t xml:space="preserve">    await </w:t>
+      </w:r>
+      <w:proofErr w:type="spellStart"/>
+      <w:proofErr w:type="gramStart"/>
+      <w:r>
+        <w:rPr>
+          <w:sz w:val="20"/>
+          <w:szCs w:val="20"/>
+        </w:rPr>
+        <w:t>Shell.Current.GoToAsync</w:t>
+      </w:r>
+      <w:proofErr w:type="spellEnd"/>
+      <w:proofErr w:type="gramEnd"/>
+      <w:r>
+        <w:rPr>
+          <w:sz w:val="20"/>
+          <w:szCs w:val="20"/>
+        </w:rPr>
+        <w:t>($"//{</w:t>
+      </w:r>
+      <w:proofErr w:type="spellStart"/>
+      <w:proofErr w:type="gramStart"/>
+      <w:r>
+        <w:rPr>
+          <w:sz w:val="20"/>
+          <w:szCs w:val="20"/>
+        </w:rPr>
+        <w:t>nameof</w:t>
+      </w:r>
+      <w:proofErr w:type="spellEnd"/>
+      <w:r>
+        <w:rPr>
+          <w:sz w:val="20"/>
+          <w:szCs w:val="20"/>
+        </w:rPr>
+        <w:t>(</w:t>
+      </w:r>
+      <w:proofErr w:type="spellStart"/>
+      <w:proofErr w:type="gramEnd"/>
+      <w:r>
+        <w:rPr>
+          <w:sz w:val="20"/>
+          <w:szCs w:val="20"/>
+        </w:rPr>
+        <w:t>AddCardPage</w:t>
+      </w:r>
+      <w:proofErr w:type="spellEnd"/>
+      <w:r>
+        <w:rPr>
+          <w:sz w:val="20"/>
+          <w:szCs w:val="20"/>
+        </w:rPr>
+        <w:t>)}");</w:t>
+      </w:r>
+    </w:p>
+    <w:p>
+      <w:pPr>
+        <w:rPr>
+          <w:sz w:val="20"/>
+          <w:szCs w:val="20"/>
+        </w:rPr>
+      </w:pPr>
+      <w:r>
+        <w:rPr>
+          <w:sz w:val="20"/>
+          <w:szCs w:val="20"/>
+        </w:rPr>
+        <w:t>}</w:t>
+      </w:r>
+    </w:p>
+    <w:p>
+      <w:pPr>
+        <w:rPr>
+          <w:sz w:val="20"/>
+          <w:szCs w:val="20"/>
+        </w:rPr>
+      </w:pPr>
+      <w:r>
+        <w:rPr>
+          <w:b/>
+          <w:bCs/>
+          <w:sz w:val="20"/>
+          <w:szCs w:val="20"/>
+        </w:rPr>
+        <w:t>What it does:</w:t>
+      </w:r>
+      <w:r>
+        <w:rPr>
+          <w:sz w:val="20"/>
+          <w:szCs w:val="20"/>
+        </w:rPr>
+        <w:br/>
+        <w:t xml:space="preserve">Creates a fresh card and navigates to the </w:t>
+      </w:r>
+      <w:proofErr w:type="spellStart"/>
+      <w:r>
+        <w:rPr>
+          <w:sz w:val="20"/>
+          <w:szCs w:val="20"/>
+        </w:rPr>
+        <w:t>AddCardPage</w:t>
+      </w:r>
+      <w:proofErr w:type="spellEnd"/>
+      <w:r>
+        <w:rPr>
+          <w:sz w:val="20"/>
+          <w:szCs w:val="20"/>
+        </w:rPr>
+        <w:t>.</w:t>
+      </w:r>
+    </w:p>
+    <w:p>
+      <w:pPr>
+        <w:rPr>
+          <w:sz w:val="20"/>
+          <w:szCs w:val="20"/>
+        </w:rPr>
+      </w:pPr>
+      <w:r>
+        <w:rPr>
+          <w:b/>
+          <w:bCs/>
+          <w:sz w:val="20"/>
+          <w:szCs w:val="20"/>
+        </w:rPr>
+        <w:lastRenderedPageBreak/>
+        <w:t>Why I implemented it:</w:t>
+      </w:r>
+      <w:r>
+        <w:rPr>
+          <w:sz w:val="20"/>
+          <w:szCs w:val="20"/>
+        </w:rPr>
+        <w:br/>
+        <w:t>Clicking "Add Card" should always open a blank form. I had issues where previous data appeared in the form, so I reset the card here too.</w:t>
+      </w:r>
+    </w:p>
+    <w:p>
+      <w:pPr>
+        <w:rPr>
+          <w:sz w:val="20"/>
+          <w:szCs w:val="20"/>
+        </w:rPr>
+      </w:pPr>
+      <w:r>
+        <w:rPr>
+          <w:b/>
+          <w:bCs/>
+          <w:sz w:val="20"/>
+          <w:szCs w:val="20"/>
+        </w:rPr>
+        <w:t>Problem it solves:</w:t>
+      </w:r>
+      <w:r>
+        <w:rPr>
+          <w:sz w:val="20"/>
+          <w:szCs w:val="20"/>
+        </w:rPr>
+        <w:br/>
+        <w:t>Avoids data leakage from previous card entries. Guarantees clean state.</w:t>
+      </w:r>
+    </w:p>
+    <w:p>
+      <w:pPr>
+        <w:rPr>
+          <w:sz w:val="20"/>
+          <w:szCs w:val="20"/>
+        </w:rPr>
+      </w:pPr>
+      <w:r>
+        <w:rPr>
+          <w:sz w:val="20"/>
+          <w:szCs w:val="20"/>
+        </w:rPr>
+        <w:pict w14:anchorId="12FC158D">
+          <v:rect id="_x0000_i1030" style="width:0;height:1.5pt" o:hralign="center" o:hrstd="t" o:hr="t" fillcolor="#a0a0a0" stroked="f"/>
+        </w:pict>
+      </w:r>
+    </w:p>
+    <w:p>
+      <w:pPr>
+        <w:rPr>
+          <w:b/>
+          <w:bCs/>
+          <w:sz w:val="20"/>
+          <w:szCs w:val="20"/>
+        </w:rPr>
+      </w:pPr>
+      <w:r>
+        <w:rPr>
+          <w:rFonts w:ascii="Segoe UI Emoji" w:hAnsi="Segoe UI Emoji" w:cs="Segoe UI Emoji"/>
+          <w:b/>
+          <w:bCs/>
+          <w:sz w:val="20"/>
+          <w:szCs w:val="20"/>
+        </w:rPr>
+        <w:t>🔷</w:t>
+      </w:r>
+      <w:r>
+        <w:rPr>
+          <w:b/>
+          <w:bCs/>
+          <w:sz w:val="20"/>
+          <w:szCs w:val="20"/>
+        </w:rPr>
+        <w:t xml:space="preserve"> </w:t>
+      </w:r>
+      <w:proofErr w:type="spellStart"/>
+      <w:r>
+        <w:rPr>
+          <w:b/>
+          <w:bCs/>
+          <w:sz w:val="20"/>
+          <w:szCs w:val="20"/>
+        </w:rPr>
+        <w:t>CardsViewModelBase</w:t>
+      </w:r>
+      <w:proofErr w:type="spellEnd"/>
+      <w:r>
+        <w:rPr>
+          <w:b/>
+          <w:bCs/>
+          <w:sz w:val="20"/>
+          <w:szCs w:val="20"/>
+        </w:rPr>
+        <w:t xml:space="preserve"> – Method: </w:t>
+      </w:r>
+      <w:proofErr w:type="spellStart"/>
+      <w:proofErr w:type="gramStart"/>
+      <w:r>
+        <w:rPr>
+          <w:b/>
+          <w:bCs/>
+          <w:sz w:val="20"/>
+          <w:szCs w:val="20"/>
+        </w:rPr>
+        <w:t>LoadCardsAsync</w:t>
+      </w:r>
+      <w:proofErr w:type="spellEnd"/>
+      <w:r>
+        <w:rPr>
+          <w:b/>
+          <w:bCs/>
+          <w:sz w:val="20"/>
+          <w:szCs w:val="20"/>
+        </w:rPr>
+        <w:t>(</w:t>
+      </w:r>
+      <w:proofErr w:type="gramEnd"/>
+      <w:r>
+        <w:rPr>
+          <w:b/>
+          <w:bCs/>
+          <w:sz w:val="20"/>
+          <w:szCs w:val="20"/>
+        </w:rPr>
+        <w:t>)</w:t>
+      </w:r>
+    </w:p>
+    <w:p>
+      <w:pPr>
+        <w:rPr>
+          <w:sz w:val="20"/>
+          <w:szCs w:val="20"/>
+        </w:rPr>
+      </w:pPr>
+      <w:proofErr w:type="spellStart"/>
+      <w:r>
+        <w:rPr>
+          <w:sz w:val="20"/>
+          <w:szCs w:val="20"/>
+        </w:rPr>
+        <w:t>csharp</w:t>
+      </w:r>
+      <w:proofErr w:type="spellEnd"/>
+    </w:p>
+    <w:p>
+      <w:pPr>
+        <w:rPr>
+          <w:sz w:val="20"/>
+          <w:szCs w:val="20"/>
+        </w:rPr>
+      </w:pPr>
+      <w:proofErr w:type="spellStart"/>
+      <w:r>
+        <w:rPr>
+          <w:sz w:val="20"/>
+          <w:szCs w:val="20"/>
+        </w:rPr>
+        <w:t>КопіюватиРедагувати</w:t>
+      </w:r>
+      <w:proofErr w:type="spellEnd"/>
+    </w:p>
+    <w:p>
+      <w:pPr>
+        <w:rPr>
+          <w:sz w:val="20"/>
+          <w:szCs w:val="20"/>
+        </w:rPr>
+      </w:pPr>
+      <w:r>
+        <w:rPr>
+          <w:sz w:val="20"/>
+          <w:szCs w:val="20"/>
+        </w:rPr>
+        <w:t xml:space="preserve">protected async Task </w:t>
+      </w:r>
+      <w:proofErr w:type="spellStart"/>
+      <w:proofErr w:type="gramStart"/>
+      <w:r>
+        <w:rPr>
+          <w:sz w:val="20"/>
+          <w:szCs w:val="20"/>
+        </w:rPr>
+        <w:t>LoadCardsAsync</w:t>
+      </w:r>
+      <w:proofErr w:type="spellEnd"/>
+      <w:r>
+        <w:rPr>
+          <w:sz w:val="20"/>
+          <w:szCs w:val="20"/>
+        </w:rPr>
+        <w:t>(</w:t>
+      </w:r>
+      <w:proofErr w:type="gramEnd"/>
+      <w:r>
+        <w:rPr>
+          <w:sz w:val="20"/>
+          <w:szCs w:val="20"/>
+        </w:rPr>
+        <w:t>)</w:t>
+      </w:r>
+    </w:p>
+    <w:p>
+      <w:pPr>
+        <w:rPr>
+          <w:sz w:val="20"/>
+          <w:szCs w:val="20"/>
+        </w:rPr>
+      </w:pPr>
+      <w:r>
+        <w:rPr>
+          <w:sz w:val="20"/>
+          <w:szCs w:val="20"/>
+        </w:rPr>
+        <w:t>{</w:t>
+      </w:r>
+    </w:p>
+    <w:p>
+      <w:pPr>
+        <w:rPr>
+          <w:sz w:val="20"/>
+          <w:szCs w:val="20"/>
+        </w:rPr>
+      </w:pPr>
+      <w:r>
+        <w:rPr>
+          <w:sz w:val="20"/>
+          <w:szCs w:val="20"/>
+        </w:rPr>
+        <w:t xml:space="preserve">    var </w:t>
+      </w:r>
+      <w:proofErr w:type="spellStart"/>
+      <w:r>
+        <w:rPr>
+          <w:sz w:val="20"/>
+          <w:szCs w:val="20"/>
+        </w:rPr>
+        <w:t>cardsFromDb</w:t>
+      </w:r>
+      <w:proofErr w:type="spellEnd"/>
+      <w:r>
+        <w:rPr>
+          <w:sz w:val="20"/>
+          <w:szCs w:val="20"/>
+        </w:rPr>
+        <w:t xml:space="preserve"> = await _</w:t>
+      </w:r>
+      <w:proofErr w:type="spellStart"/>
+      <w:r>
+        <w:rPr>
+          <w:sz w:val="20"/>
+          <w:szCs w:val="20"/>
+        </w:rPr>
+        <w:t>cardService.GetAllCardsAsync</w:t>
+      </w:r>
+      <w:proofErr w:type="spellEnd"/>
+      <w:r>
+        <w:rPr>
+          <w:sz w:val="20"/>
+          <w:szCs w:val="20"/>
+        </w:rPr>
+        <w:t>();</w:t>
+      </w:r>
+    </w:p>
+    <w:p>
+      <w:pPr>
+        <w:rPr>
+          <w:sz w:val="20"/>
+          <w:szCs w:val="20"/>
+        </w:rPr>
+      </w:pPr>
+    </w:p>
+    <w:p>
+      <w:pPr>
+        <w:rPr>
+          <w:sz w:val="20"/>
+          <w:szCs w:val="20"/>
+        </w:rPr>
+      </w:pPr>
+      <w:r>
+        <w:rPr>
+          <w:sz w:val="20"/>
+          <w:szCs w:val="20"/>
+        </w:rPr>
+        <w:t xml:space="preserve">    if (Cards == null)</w:t>
+      </w:r>
+    </w:p>
+    <w:p>
+      <w:pPr>
+        <w:rPr>
+          <w:sz w:val="20"/>
+          <w:szCs w:val="20"/>
+        </w:rPr>
+      </w:pPr>
+      <w:r>
+        <w:rPr>
+          <w:sz w:val="20"/>
+          <w:szCs w:val="20"/>
+        </w:rPr>
+        <w:t xml:space="preserve">        Cards = new </w:t>
+      </w:r>
+      <w:proofErr w:type="spellStart"/>
+      <w:r>
+        <w:rPr>
+          <w:sz w:val="20"/>
+          <w:szCs w:val="20"/>
+        </w:rPr>
+        <w:t>ObservableCollection</w:t>
+      </w:r>
+      <w:proofErr w:type="spellEnd"/>
+      <w:r>
+        <w:rPr>
+          <w:sz w:val="20"/>
+          <w:szCs w:val="20"/>
+        </w:rPr>
+        <w:t>&lt;</w:t>
+      </w:r>
+      <w:proofErr w:type="spellStart"/>
+      <w:r>
+        <w:rPr>
+          <w:sz w:val="20"/>
+          <w:szCs w:val="20"/>
+        </w:rPr>
+        <w:t>FlashCard</w:t>
+      </w:r>
+      <w:proofErr w:type="spellEnd"/>
+      <w:r>
+        <w:rPr>
+          <w:sz w:val="20"/>
+          <w:szCs w:val="20"/>
+        </w:rPr>
+        <w:t>&gt;(</w:t>
+      </w:r>
+      <w:proofErr w:type="spellStart"/>
+      <w:r>
+        <w:rPr>
+          <w:sz w:val="20"/>
+          <w:szCs w:val="20"/>
+        </w:rPr>
+        <w:t>cardsFromDb</w:t>
+      </w:r>
+      <w:proofErr w:type="spellEnd"/>
+      <w:r>
+        <w:rPr>
+          <w:sz w:val="20"/>
+          <w:szCs w:val="20"/>
+        </w:rPr>
+        <w:t>);</w:t>
+      </w:r>
+    </w:p>
+    <w:p>
+      <w:pPr>
+        <w:rPr>
+          <w:sz w:val="20"/>
+          <w:szCs w:val="20"/>
+        </w:rPr>
+      </w:pPr>
+      <w:r>
+        <w:rPr>
+          <w:sz w:val="20"/>
+          <w:szCs w:val="20"/>
+        </w:rPr>
+        <w:t xml:space="preserve">    else</w:t>
+      </w:r>
+    </w:p>
+    <w:p>
+      <w:pPr>
+        <w:rPr>
+          <w:sz w:val="20"/>
+          <w:szCs w:val="20"/>
+        </w:rPr>
+      </w:pPr>
+      <w:r>
+        <w:rPr>
+          <w:sz w:val="20"/>
+          <w:szCs w:val="20"/>
+        </w:rPr>
+        <w:t xml:space="preserve">    {</w:t>
+      </w:r>
+    </w:p>
+    <w:p>
+      <w:pPr>
+        <w:rPr>
+          <w:sz w:val="20"/>
+          <w:szCs w:val="20"/>
+        </w:rPr>
+      </w:pPr>
+      <w:r>
+        <w:rPr>
+          <w:sz w:val="20"/>
+          <w:szCs w:val="20"/>
+        </w:rPr>
+        <w:t xml:space="preserve">        </w:t>
+      </w:r>
+      <w:proofErr w:type="spellStart"/>
+      <w:r>
+        <w:rPr>
+          <w:sz w:val="20"/>
+          <w:szCs w:val="20"/>
+        </w:rPr>
+        <w:t>Cards.Clear</w:t>
+      </w:r>
+      <w:proofErr w:type="spellEnd"/>
+      <w:r>
+        <w:rPr>
+          <w:sz w:val="20"/>
+          <w:szCs w:val="20"/>
+        </w:rPr>
+        <w:t>();</w:t>
+      </w:r>
+    </w:p>
+    <w:p>
+      <w:pPr>
+        <w:rPr>
+          <w:sz w:val="20"/>
+          <w:szCs w:val="20"/>
+        </w:rPr>
+      </w:pPr>
+      <w:r>
+        <w:rPr>
+          <w:sz w:val="20"/>
+          <w:szCs w:val="20"/>
+        </w:rPr>
+        <w:t xml:space="preserve">        foreach (var card in </w:t>
+      </w:r>
+      <w:proofErr w:type="spellStart"/>
+      <w:r>
+        <w:rPr>
+          <w:sz w:val="20"/>
+          <w:szCs w:val="20"/>
+        </w:rPr>
+        <w:t>cardsFromDb</w:t>
+      </w:r>
+      <w:proofErr w:type="spellEnd"/>
+      <w:r>
+        <w:rPr>
+          <w:sz w:val="20"/>
+          <w:szCs w:val="20"/>
+        </w:rPr>
+        <w:t>)</w:t>
+      </w:r>
+    </w:p>
+    <w:p>
+      <w:pPr>
+        <w:rPr>
+          <w:sz w:val="20"/>
+          <w:szCs w:val="20"/>
+        </w:rPr>
+      </w:pPr>
+      <w:r>
+        <w:rPr>
+          <w:sz w:val="20"/>
+          <w:szCs w:val="20"/>
+        </w:rPr>
+        <w:t xml:space="preserve">            </w:t>
+      </w:r>
+      <w:proofErr w:type="spellStart"/>
+      <w:r>
+        <w:rPr>
+          <w:sz w:val="20"/>
+          <w:szCs w:val="20"/>
+        </w:rPr>
+        <w:t>Cards.Add</w:t>
+      </w:r>
+      <w:proofErr w:type="spellEnd"/>
+      <w:r>
+        <w:rPr>
+          <w:sz w:val="20"/>
+          <w:szCs w:val="20"/>
+        </w:rPr>
+        <w:t>(card);</w:t>
+      </w:r>
+    </w:p>
+    <w:p>
+      <w:pPr>
+        <w:rPr>
+          <w:sz w:val="20"/>
+          <w:szCs w:val="20"/>
+        </w:rPr>
+      </w:pPr>
+      <w:r>
+        <w:rPr>
+          <w:sz w:val="20"/>
+          <w:szCs w:val="20"/>
+        </w:rPr>
+        <w:t xml:space="preserve">    }</w:t>
+      </w:r>
+    </w:p>
+    <w:p>
+      <w:pPr>
+        <w:rPr>
+          <w:sz w:val="20"/>
+          <w:szCs w:val="20"/>
+        </w:rPr>
+      </w:pPr>
+      <w:r>
+        <w:rPr>
+          <w:sz w:val="20"/>
+          <w:szCs w:val="20"/>
+        </w:rPr>
+        <w:t>}</w:t>
+      </w:r>
+    </w:p>
+    <w:p>
+      <w:pPr>
+        <w:rPr>
+          <w:sz w:val="20"/>
+          <w:szCs w:val="20"/>
+        </w:rPr>
+      </w:pPr>
+      <w:r>
+        <w:rPr>
+          <w:b/>
+          <w:bCs/>
+          <w:sz w:val="20"/>
+          <w:szCs w:val="20"/>
+        </w:rPr>
+        <w:t>What it does:</w:t>
+      </w:r>
+      <w:r>
+        <w:rPr>
+          <w:sz w:val="20"/>
+          <w:szCs w:val="20"/>
+        </w:rPr>
+        <w:br/>
+        <w:t>Loads cards from the database and updates the Cards observable collection.</w:t>
+      </w:r>
+    </w:p>
+    <w:p>
+      <w:pPr>
+        <w:rPr>
+          <w:sz w:val="20"/>
+          <w:szCs w:val="20"/>
+        </w:rPr>
+      </w:pPr>
+      <w:r>
+        <w:rPr>
+          <w:b/>
+          <w:bCs/>
+          <w:sz w:val="20"/>
+          <w:szCs w:val="20"/>
+        </w:rPr>
+        <w:t>Why I implemented it:</w:t>
+      </w:r>
+      <w:r>
+        <w:rPr>
+          <w:sz w:val="20"/>
+          <w:szCs w:val="20"/>
+        </w:rPr>
+        <w:br/>
+        <w:t>I needed to refresh the UI whenever cards are added or removed.</w:t>
+      </w:r>
+    </w:p>
+    <w:p>
+      <w:pPr>
+        <w:rPr>
+          <w:sz w:val="20"/>
+          <w:szCs w:val="20"/>
+        </w:rPr>
+      </w:pPr>
+      <w:r>
+        <w:rPr>
+          <w:b/>
+          <w:bCs/>
+          <w:sz w:val="20"/>
+          <w:szCs w:val="20"/>
+        </w:rPr>
+        <w:t>Problem it solves:</w:t>
+      </w:r>
+      <w:r>
+        <w:rPr>
+          <w:sz w:val="20"/>
+          <w:szCs w:val="20"/>
+        </w:rPr>
+        <w:br/>
+        <w:t>Ensures UI is always in sync with the database. Fixes issues where cards wouldn’t appear or disappear correctly.</w:t>
+      </w:r>
+    </w:p>
+    <w:p>
+      <w:pPr>
+        <w:rPr>
+          <w:sz w:val="20"/>
+          <w:szCs w:val="20"/>
+        </w:rPr>
+      </w:pPr>
+      <w:r>
+        <w:rPr>
+          <w:sz w:val="20"/>
+          <w:szCs w:val="20"/>
+        </w:rPr>
+        <w:pict w14:anchorId="6BD38D39">
+          <v:rect id="_x0000_i1031" style="width:0;height:1.5pt" o:hralign="center" o:hrstd="t" o:hr="t" fillcolor="#a0a0a0" stroked="f"/>
+        </w:pict>
+      </w:r>
+    </w:p>
+    <w:p>
+      <w:pPr>
+        <w:rPr>
+          <w:b/>
+          <w:bCs/>
+          <w:sz w:val="20"/>
+          <w:szCs w:val="20"/>
+        </w:rPr>
+      </w:pPr>
+      <w:r>
+        <w:rPr>
+          <w:rFonts w:ascii="Segoe UI Emoji" w:hAnsi="Segoe UI Emoji" w:cs="Segoe UI Emoji"/>
+          <w:b/>
+          <w:bCs/>
+          <w:sz w:val="20"/>
+          <w:szCs w:val="20"/>
+        </w:rPr>
+        <w:t>🔷</w:t>
+      </w:r>
+      <w:r>
+        <w:rPr>
+          <w:b/>
+          <w:bCs/>
+          <w:sz w:val="20"/>
+          <w:szCs w:val="20"/>
+        </w:rPr>
+        <w:t xml:space="preserve"> </w:t>
+      </w:r>
+      <w:proofErr w:type="spellStart"/>
+      <w:r>
+        <w:rPr>
+          <w:b/>
+          <w:bCs/>
+          <w:sz w:val="20"/>
+          <w:szCs w:val="20"/>
+        </w:rPr>
+        <w:t>MyCardsViewModel</w:t>
+      </w:r>
+      <w:proofErr w:type="spellEnd"/>
+      <w:r>
+        <w:rPr>
+          <w:b/>
+          <w:bCs/>
+          <w:sz w:val="20"/>
+          <w:szCs w:val="20"/>
+        </w:rPr>
+        <w:t xml:space="preserve"> – Method: </w:t>
+      </w:r>
+      <w:proofErr w:type="spellStart"/>
+      <w:proofErr w:type="gramStart"/>
+      <w:r>
+        <w:rPr>
+          <w:b/>
+          <w:bCs/>
+          <w:sz w:val="20"/>
+          <w:szCs w:val="20"/>
+        </w:rPr>
+        <w:t>OnSelectedCardChanged</w:t>
+      </w:r>
+      <w:proofErr w:type="spellEnd"/>
+      <w:r>
+        <w:rPr>
+          <w:b/>
+          <w:bCs/>
+          <w:sz w:val="20"/>
+          <w:szCs w:val="20"/>
+        </w:rPr>
+        <w:t>(</w:t>
+      </w:r>
+      <w:proofErr w:type="gramEnd"/>
+      <w:r>
+        <w:rPr>
+          <w:b/>
+          <w:bCs/>
+          <w:sz w:val="20"/>
+          <w:szCs w:val="20"/>
+        </w:rPr>
+        <w:t>)</w:t>
+      </w:r>
+    </w:p>
+    <w:p>
+      <w:pPr>
+        <w:rPr>
+          <w:sz w:val="20"/>
+          <w:szCs w:val="20"/>
+        </w:rPr>
+      </w:pPr>
+      <w:proofErr w:type="spellStart"/>
+      <w:r>
+        <w:rPr>
+          <w:sz w:val="20"/>
+          <w:szCs w:val="20"/>
+        </w:rPr>
+        <w:t>csharp</w:t>
+      </w:r>
+      <w:proofErr w:type="spellEnd"/>
+    </w:p>
+    <w:p>
+      <w:pPr>
+        <w:rPr>
+          <w:sz w:val="20"/>
+          <w:szCs w:val="20"/>
+        </w:rPr>
+      </w:pPr>
+      <w:proofErr w:type="spellStart"/>
+      <w:r>
+        <w:rPr>
+          <w:sz w:val="20"/>
+          <w:szCs w:val="20"/>
+        </w:rPr>
+        <w:t>КопіюватиРедагувати</w:t>
+      </w:r>
+      <w:proofErr w:type="spellEnd"/>
+    </w:p>
+    <w:p>
+      <w:pPr>
+        <w:rPr>
+          <w:sz w:val="20"/>
+          <w:szCs w:val="20"/>
+        </w:rPr>
+      </w:pPr>
+      <w:r>
+        <w:rPr>
+          <w:sz w:val="20"/>
+          <w:szCs w:val="20"/>
+        </w:rPr>
+        <w:t xml:space="preserve">partial void </w:t>
+      </w:r>
+      <w:proofErr w:type="spellStart"/>
+      <w:proofErr w:type="gramStart"/>
+      <w:r>
+        <w:rPr>
+          <w:sz w:val="20"/>
+          <w:szCs w:val="20"/>
+        </w:rPr>
+        <w:t>OnSelectedCardChanged</w:t>
+      </w:r>
+      <w:proofErr w:type="spellEnd"/>
+      <w:r>
+        <w:rPr>
+          <w:sz w:val="20"/>
+          <w:szCs w:val="20"/>
+        </w:rPr>
+        <w:t>(</w:t>
+      </w:r>
+      <w:proofErr w:type="spellStart"/>
+      <w:proofErr w:type="gramEnd"/>
+      <w:r>
+        <w:rPr>
+          <w:sz w:val="20"/>
+          <w:szCs w:val="20"/>
+        </w:rPr>
+        <w:t>FlashCard</w:t>
+      </w:r>
+      <w:proofErr w:type="spellEnd"/>
+      <w:r>
+        <w:rPr>
+          <w:sz w:val="20"/>
+          <w:szCs w:val="20"/>
+        </w:rPr>
+        <w:t xml:space="preserve"> value)</w:t>
+      </w:r>
+    </w:p>
+    <w:p>
+      <w:pPr>
+        <w:rPr>
+          <w:sz w:val="20"/>
+          <w:szCs w:val="20"/>
+        </w:rPr>
+      </w:pPr>
+      <w:r>
+        <w:rPr>
+          <w:sz w:val="20"/>
+          <w:szCs w:val="20"/>
+        </w:rPr>
+        <w:t>{</w:t>
+      </w:r>
+    </w:p>
+    <w:p>
+      <w:pPr>
+        <w:rPr>
+          <w:sz w:val="20"/>
+          <w:szCs w:val="20"/>
+        </w:rPr>
+      </w:pPr>
+      <w:r>
+        <w:rPr>
+          <w:sz w:val="20"/>
+          <w:szCs w:val="20"/>
+        </w:rPr>
+        <w:t xml:space="preserve">    if (</w:t>
+      </w:r>
+      <w:proofErr w:type="gramStart"/>
+      <w:r>
+        <w:rPr>
+          <w:sz w:val="20"/>
+          <w:szCs w:val="20"/>
+        </w:rPr>
+        <w:t>value !</w:t>
+      </w:r>
+      <w:proofErr w:type="gramEnd"/>
+      <w:r>
+        <w:rPr>
+          <w:sz w:val="20"/>
+          <w:szCs w:val="20"/>
+        </w:rPr>
+        <w:t>= null)</w:t>
+      </w:r>
+    </w:p>
+    <w:p>
+      <w:pPr>
+        <w:rPr>
+          <w:sz w:val="20"/>
+          <w:szCs w:val="20"/>
+        </w:rPr>
+      </w:pPr>
+      <w:r>
+        <w:rPr>
+          <w:sz w:val="20"/>
+          <w:szCs w:val="20"/>
         </w:rPr>
         <w:lastRenderedPageBreak/>
         <w:t xml:space="preserve">    {</w:t>
@@ -830,1336 +5198,200 @@
     <w:p>
       <w:pPr>
         <w:rPr>
-          <w:lang w:val="fr-CH"/>
-        </w:rPr>
-      </w:pPr>
-      <w:r>
-        <w:rPr>
-          <w:lang w:val="fr-CH"/>
-        </w:rPr>
-        <w:t xml:space="preserve">        await Application.Current.MainPage.DisplayAlert("Attention", "Aucune carte disponible", "OK");</w:t>
-      </w:r>
-    </w:p>
-    <w:p>
-      <w:r>
-        <w:rPr>
-          <w:lang w:val="fr-CH"/>
-        </w:rPr>
-        <w:t xml:space="preserve">    </w:t>
-      </w:r>
-      <w:r>
+          <w:sz w:val="20"/>
+          <w:szCs w:val="20"/>
+        </w:rPr>
+      </w:pPr>
+      <w:r>
+        <w:rPr>
+          <w:sz w:val="20"/>
+          <w:szCs w:val="20"/>
+        </w:rPr>
+        <w:t xml:space="preserve">        </w:t>
+      </w:r>
+      <w:proofErr w:type="spellStart"/>
+      <w:r>
+        <w:rPr>
+          <w:sz w:val="20"/>
+          <w:szCs w:val="20"/>
+        </w:rPr>
+        <w:t>EditCardCommand.Execute</w:t>
+      </w:r>
+      <w:proofErr w:type="spellEnd"/>
+      <w:r>
+        <w:rPr>
+          <w:sz w:val="20"/>
+          <w:szCs w:val="20"/>
+        </w:rPr>
+        <w:t>(value);</w:t>
+      </w:r>
+    </w:p>
+    <w:p>
+      <w:pPr>
+        <w:rPr>
+          <w:sz w:val="20"/>
+          <w:szCs w:val="20"/>
+        </w:rPr>
+      </w:pPr>
+      <w:r>
+        <w:rPr>
+          <w:sz w:val="20"/>
+          <w:szCs w:val="20"/>
+        </w:rPr>
+        <w:t xml:space="preserve">        </w:t>
+      </w:r>
+      <w:proofErr w:type="spellStart"/>
+      <w:r>
+        <w:rPr>
+          <w:sz w:val="20"/>
+          <w:szCs w:val="20"/>
+        </w:rPr>
+        <w:t>SelectedCard</w:t>
+      </w:r>
+      <w:proofErr w:type="spellEnd"/>
+      <w:r>
+        <w:rPr>
+          <w:sz w:val="20"/>
+          <w:szCs w:val="20"/>
+        </w:rPr>
+        <w:t xml:space="preserve"> = null;</w:t>
+      </w:r>
+    </w:p>
+    <w:p>
+      <w:pPr>
+        <w:rPr>
+          <w:sz w:val="20"/>
+          <w:szCs w:val="20"/>
+        </w:rPr>
+      </w:pPr>
+      <w:r>
+        <w:rPr>
+          <w:sz w:val="20"/>
+          <w:szCs w:val="20"/>
+        </w:rPr>
+        <w:t xml:space="preserve">    }</w:t>
+      </w:r>
+    </w:p>
+    <w:p>
+      <w:pPr>
+        <w:rPr>
+          <w:sz w:val="20"/>
+          <w:szCs w:val="20"/>
+        </w:rPr>
+      </w:pPr>
+      <w:r>
+        <w:rPr>
+          <w:sz w:val="20"/>
+          <w:szCs w:val="20"/>
+        </w:rPr>
         <w:t>}</w:t>
       </w:r>
     </w:p>
     <w:p>
-      <w:r>
-        <w:t>}</w:t>
-      </w:r>
-    </w:p>
-    <w:p>
-      <w:r>
-        <w:rPr>
-          <w:b/>
-          <w:bCs/>
+      <w:pPr>
+        <w:rPr>
+          <w:sz w:val="20"/>
+          <w:szCs w:val="20"/>
+        </w:rPr>
+      </w:pPr>
+      <w:r>
+        <w:rPr>
+          <w:b/>
+          <w:bCs/>
+          <w:sz w:val="20"/>
+          <w:szCs w:val="20"/>
         </w:rPr>
         <w:t>What it does:</w:t>
       </w:r>
       <w:r>
-        <w:br/>
-        <w:t xml:space="preserve">Starts the learning mode by navigating to </w:t>
-      </w:r>
-      <w:proofErr w:type="spellStart"/>
-      <w:r>
-        <w:t>LearningPage</w:t>
-      </w:r>
-      <w:proofErr w:type="spellEnd"/>
-      <w:r>
-        <w:t xml:space="preserve"> with the list of cards.</w:t>
-      </w:r>
-    </w:p>
-    <w:p>
-      <w:r>
-        <w:rPr>
-          <w:b/>
-          <w:bCs/>
-        </w:rPr>
-        <w:t>Why I implemented it:</w:t>
-      </w:r>
-      <w:r>
-        <w:br/>
-        <w:t>I needed to pass the card list to another page. Serialization helped to send it through query parameters.</w:t>
-      </w:r>
-    </w:p>
-    <w:p>
-      <w:r>
-        <w:rPr>
-          <w:b/>
-          <w:bCs/>
-        </w:rPr>
-        <w:t>Problem it solves:</w:t>
-      </w:r>
-      <w:r>
-        <w:br/>
-        <w:t>Lets me transfer card data between pages in a shell-based app, despite navigation limitations.</w:t>
-      </w:r>
-    </w:p>
-    <w:p>
-      <w:r>
-        <w:pict w14:anchorId="4FE84ABF">
-          <v:rect id="_x0000_i1093" style="width:0;height:1.5pt" o:hralign="center" o:hrstd="t" o:hr="t" fillcolor="#a0a0a0" stroked="f"/>
-        </w:pict>
-      </w:r>
-    </w:p>
-    <w:p>
-      <w:pPr>
-        <w:rPr>
-          <w:b/>
-          <w:bCs/>
-        </w:rPr>
-      </w:pPr>
-      <w:r>
-        <w:rPr>
-          <w:rFonts w:ascii="Segoe UI Emoji" w:hAnsi="Segoe UI Emoji" w:cs="Segoe UI Emoji"/>
-          <w:b/>
-          <w:bCs/>
-        </w:rPr>
-        <w:t>🔷</w:t>
-      </w:r>
-      <w:r>
-        <w:rPr>
-          <w:b/>
-          <w:bCs/>
-        </w:rPr>
-        <w:t xml:space="preserve"> </w:t>
-      </w:r>
-      <w:proofErr w:type="spellStart"/>
-      <w:r>
-        <w:rPr>
-          <w:b/>
-          <w:bCs/>
-        </w:rPr>
-        <w:t>MainViewModel</w:t>
-      </w:r>
-      <w:proofErr w:type="spellEnd"/>
-      <w:r>
-        <w:rPr>
-          <w:b/>
-          <w:bCs/>
-        </w:rPr>
-        <w:t xml:space="preserve"> – Method: </w:t>
-      </w:r>
-      <w:proofErr w:type="gramStart"/>
-      <w:r>
-        <w:rPr>
-          <w:b/>
-          <w:bCs/>
-        </w:rPr>
-        <w:t>Cancel(</w:t>
-      </w:r>
-      <w:proofErr w:type="gramEnd"/>
-      <w:r>
-        <w:rPr>
-          <w:b/>
-          <w:bCs/>
-        </w:rPr>
-        <w:t>)</w:t>
-      </w:r>
-    </w:p>
-    <w:p>
-      <w:proofErr w:type="spellStart"/>
-      <w:r>
-        <w:t>csharp</w:t>
-      </w:r>
-      <w:proofErr w:type="spellEnd"/>
-    </w:p>
-    <w:p>
-      <w:proofErr w:type="spellStart"/>
-      <w:r>
-        <w:t>КопіюватиРедагувати</w:t>
-      </w:r>
-      <w:proofErr w:type="spellEnd"/>
-    </w:p>
-    <w:p>
-      <w:r>
-        <w:t>[</w:t>
-      </w:r>
-      <w:proofErr w:type="spellStart"/>
-      <w:r>
-        <w:t>RelayCommand</w:t>
-      </w:r>
-      <w:proofErr w:type="spellEnd"/>
-      <w:r>
-        <w:t>]</w:t>
-      </w:r>
-    </w:p>
-    <w:p>
-      <w:r>
-        <w:t xml:space="preserve">public async Task </w:t>
-      </w:r>
-      <w:proofErr w:type="gramStart"/>
-      <w:r>
-        <w:t>Cancel(</w:t>
-      </w:r>
-      <w:proofErr w:type="gramEnd"/>
-      <w:r>
-        <w:t>)</w:t>
-      </w:r>
-    </w:p>
-    <w:p>
-      <w:r>
-        <w:t>{</w:t>
-      </w:r>
-    </w:p>
-    <w:p>
-      <w:r>
-        <w:t xml:space="preserve">    try</w:t>
-      </w:r>
-    </w:p>
-    <w:p>
-      <w:r>
-        <w:t xml:space="preserve">    {</w:t>
-      </w:r>
-    </w:p>
-    <w:p>
-      <w:r>
-        <w:t xml:space="preserve">        await </w:t>
-      </w:r>
-      <w:proofErr w:type="spellStart"/>
-      <w:proofErr w:type="gramStart"/>
-      <w:r>
-        <w:t>Application.Current.MainPage.DisplayAlert</w:t>
-      </w:r>
-      <w:proofErr w:type="spellEnd"/>
-      <w:proofErr w:type="gramEnd"/>
-      <w:r>
-        <w:t>("Info", "</w:t>
-      </w:r>
-      <w:proofErr w:type="spellStart"/>
-      <w:r>
-        <w:t>CancelCommand</w:t>
-      </w:r>
-      <w:proofErr w:type="spellEnd"/>
-      <w:r>
-        <w:t xml:space="preserve"> </w:t>
-      </w:r>
-      <w:proofErr w:type="gramStart"/>
-      <w:r>
-        <w:t>executed :</w:t>
-      </w:r>
-      <w:proofErr w:type="gramEnd"/>
-      <w:r>
-        <w:t xml:space="preserve"> ", "OK");</w:t>
-      </w:r>
-    </w:p>
-    <w:p>
-      <w:r>
-        <w:t xml:space="preserve">        await </w:t>
-      </w:r>
-      <w:proofErr w:type="spellStart"/>
-      <w:proofErr w:type="gramStart"/>
-      <w:r>
-        <w:t>Shell.Current.GoToAsync</w:t>
-      </w:r>
-      <w:proofErr w:type="spellEnd"/>
-      <w:proofErr w:type="gramEnd"/>
-      <w:r>
-        <w:t>("..");</w:t>
-      </w:r>
-    </w:p>
-    <w:p>
-      <w:r>
-        <w:t xml:space="preserve">    }</w:t>
-      </w:r>
-    </w:p>
-    <w:p>
-      <w:r>
-        <w:t xml:space="preserve">    catch (Exception ex)</w:t>
-      </w:r>
-    </w:p>
-    <w:p>
-      <w:r>
-        <w:t xml:space="preserve">    {</w:t>
-      </w:r>
-    </w:p>
-    <w:p>
-      <w:r>
-        <w:t xml:space="preserve">        await </w:t>
-      </w:r>
-      <w:proofErr w:type="spellStart"/>
-      <w:proofErr w:type="gramStart"/>
-      <w:r>
-        <w:t>Application.Current.MainPage.DisplayAlert</w:t>
-      </w:r>
-      <w:proofErr w:type="spellEnd"/>
-      <w:proofErr w:type="gramEnd"/>
-      <w:r>
-        <w:t>("Error", $"</w:t>
-      </w:r>
-      <w:proofErr w:type="spellStart"/>
-      <w:r>
-        <w:t>FailedCancelCommand</w:t>
-      </w:r>
-      <w:proofErr w:type="spellEnd"/>
-      <w:r>
-        <w:t>: {</w:t>
-      </w:r>
-      <w:proofErr w:type="spellStart"/>
-      <w:proofErr w:type="gramStart"/>
-      <w:r>
-        <w:t>ex.Message</w:t>
-      </w:r>
-      <w:proofErr w:type="spellEnd"/>
-      <w:proofErr w:type="gramEnd"/>
-      <w:r>
-        <w:t>}", "OK");</w:t>
-      </w:r>
-    </w:p>
-    <w:p>
-      <w:r>
-        <w:t xml:space="preserve">    }</w:t>
-      </w:r>
-    </w:p>
-    <w:p>
-      <w:r>
-        <w:t>}</w:t>
-      </w:r>
-    </w:p>
-    <w:p>
-      <w:r>
-        <w:rPr>
-          <w:b/>
-          <w:bCs/>
-        </w:rPr>
-        <w:t>What it does:</w:t>
-      </w:r>
-      <w:r>
-        <w:br/>
-        <w:t>Navigates back to the previous page, optionally showing a message.</w:t>
-      </w:r>
-    </w:p>
-    <w:p>
-      <w:r>
-        <w:rPr>
-          <w:b/>
-          <w:bCs/>
-        </w:rPr>
-        <w:t>Why I implemented it:</w:t>
-      </w:r>
-      <w:r>
-        <w:br/>
-        <w:t>I wanted to provide a way to discard changes and return without saving anything.</w:t>
-      </w:r>
-    </w:p>
-    <w:p>
-      <w:r>
-        <w:rPr>
-          <w:b/>
-          <w:bCs/>
-        </w:rPr>
-        <w:lastRenderedPageBreak/>
-        <w:t>Problem it solves:</w:t>
-      </w:r>
-      <w:r>
-        <w:br/>
-        <w:t>Prevents users from getting stuck in a form when they change their mind.</w:t>
-      </w:r>
-    </w:p>
-    <w:p>
-      <w:r>
-        <w:pict w14:anchorId="1D8852E9">
-          <v:rect id="_x0000_i1094" style="width:0;height:1.5pt" o:hralign="center" o:hrstd="t" o:hr="t" fillcolor="#a0a0a0" stroked="f"/>
-        </w:pict>
-      </w:r>
-    </w:p>
-    <w:p>
-      <w:pPr>
-        <w:rPr>
-          <w:b/>
-          <w:bCs/>
-        </w:rPr>
-      </w:pPr>
-      <w:r>
-        <w:rPr>
-          <w:rFonts w:ascii="Segoe UI Emoji" w:hAnsi="Segoe UI Emoji" w:cs="Segoe UI Emoji"/>
-          <w:b/>
-          <w:bCs/>
-        </w:rPr>
-        <w:t>🔷</w:t>
-      </w:r>
-      <w:r>
-        <w:rPr>
-          <w:b/>
-          <w:bCs/>
-        </w:rPr>
-        <w:t xml:space="preserve"> </w:t>
-      </w:r>
-      <w:proofErr w:type="spellStart"/>
-      <w:r>
-        <w:rPr>
-          <w:b/>
-          <w:bCs/>
-        </w:rPr>
-        <w:t>MainViewModel</w:t>
-      </w:r>
-      <w:proofErr w:type="spellEnd"/>
-      <w:r>
-        <w:rPr>
-          <w:b/>
-          <w:bCs/>
-        </w:rPr>
-        <w:t xml:space="preserve"> – Method: </w:t>
-      </w:r>
-      <w:proofErr w:type="spellStart"/>
-      <w:proofErr w:type="gramStart"/>
-      <w:r>
-        <w:rPr>
-          <w:b/>
-          <w:bCs/>
-        </w:rPr>
-        <w:t>ViewCards</w:t>
-      </w:r>
-      <w:proofErr w:type="spellEnd"/>
-      <w:r>
-        <w:rPr>
-          <w:b/>
-          <w:bCs/>
-        </w:rPr>
-        <w:t>(</w:t>
-      </w:r>
-      <w:proofErr w:type="gramEnd"/>
-      <w:r>
-        <w:rPr>
-          <w:b/>
-          <w:bCs/>
-        </w:rPr>
-        <w:t>)</w:t>
-      </w:r>
-    </w:p>
-    <w:p>
-      <w:proofErr w:type="spellStart"/>
-      <w:r>
-        <w:t>csharp</w:t>
-      </w:r>
-      <w:proofErr w:type="spellEnd"/>
-    </w:p>
-    <w:p>
-      <w:proofErr w:type="spellStart"/>
-      <w:r>
-        <w:t>КопіюватиРедагувати</w:t>
-      </w:r>
-      <w:proofErr w:type="spellEnd"/>
-    </w:p>
-    <w:p>
-      <w:r>
-        <w:t>[</w:t>
-      </w:r>
-      <w:proofErr w:type="spellStart"/>
-      <w:r>
-        <w:t>RelayCommand</w:t>
-      </w:r>
-      <w:proofErr w:type="spellEnd"/>
-      <w:r>
-        <w:t>]</w:t>
-      </w:r>
-    </w:p>
-    <w:p>
-      <w:r>
-        <w:t xml:space="preserve">private async Task </w:t>
-      </w:r>
-      <w:proofErr w:type="spellStart"/>
-      <w:proofErr w:type="gramStart"/>
-      <w:r>
-        <w:t>ViewCards</w:t>
-      </w:r>
-      <w:proofErr w:type="spellEnd"/>
-      <w:r>
-        <w:t>(</w:t>
-      </w:r>
-      <w:proofErr w:type="gramEnd"/>
-      <w:r>
-        <w:t>)</w:t>
-      </w:r>
-    </w:p>
-    <w:p>
-      <w:r>
-        <w:t>{</w:t>
-      </w:r>
-    </w:p>
-    <w:p>
-      <w:r>
-        <w:t xml:space="preserve">    try</w:t>
-      </w:r>
-    </w:p>
-    <w:p>
-      <w:r>
-        <w:t xml:space="preserve">    {</w:t>
-      </w:r>
-    </w:p>
-    <w:p>
-      <w:r>
-        <w:t xml:space="preserve">        await </w:t>
-      </w:r>
-      <w:proofErr w:type="spellStart"/>
-      <w:proofErr w:type="gramStart"/>
-      <w:r>
-        <w:t>Shell.Current.GoToAsync</w:t>
-      </w:r>
-      <w:proofErr w:type="spellEnd"/>
-      <w:proofErr w:type="gramEnd"/>
-      <w:r>
-        <w:t>($"///{</w:t>
-      </w:r>
-      <w:proofErr w:type="spellStart"/>
-      <w:proofErr w:type="gramStart"/>
-      <w:r>
-        <w:t>nameof</w:t>
-      </w:r>
-      <w:proofErr w:type="spellEnd"/>
-      <w:r>
-        <w:t>(</w:t>
-      </w:r>
-      <w:proofErr w:type="spellStart"/>
-      <w:proofErr w:type="gramEnd"/>
-      <w:r>
-        <w:t>MyCardsPage</w:t>
-      </w:r>
-      <w:proofErr w:type="spellEnd"/>
-      <w:r>
-        <w:t>)}");</w:t>
-      </w:r>
-    </w:p>
-    <w:p>
-      <w:r>
-        <w:t xml:space="preserve">    }</w:t>
-      </w:r>
-    </w:p>
-    <w:p>
-      <w:r>
-        <w:t xml:space="preserve">    catch (Exception ex)</w:t>
-      </w:r>
-    </w:p>
-    <w:p>
-      <w:r>
-        <w:t xml:space="preserve">    {</w:t>
-      </w:r>
-    </w:p>
-    <w:p>
-      <w:r>
-        <w:t xml:space="preserve">        </w:t>
-      </w:r>
-      <w:proofErr w:type="spellStart"/>
-      <w:r>
-        <w:t>Debug.WriteLine</w:t>
-      </w:r>
-      <w:proofErr w:type="spellEnd"/>
-      <w:r>
-        <w:t>($"Navigation error: {</w:t>
-      </w:r>
-      <w:proofErr w:type="spellStart"/>
-      <w:proofErr w:type="gramStart"/>
-      <w:r>
-        <w:t>ex.Message</w:t>
-      </w:r>
-      <w:proofErr w:type="spellEnd"/>
-      <w:proofErr w:type="gramEnd"/>
-      <w:r>
-        <w:t>}");</w:t>
-      </w:r>
-    </w:p>
-    <w:p>
-      <w:r>
-        <w:t xml:space="preserve">        await </w:t>
-      </w:r>
-      <w:proofErr w:type="spellStart"/>
-      <w:proofErr w:type="gramStart"/>
-      <w:r>
-        <w:t>Application.Current.MainPage.DisplayAlert</w:t>
-      </w:r>
-      <w:proofErr w:type="spellEnd"/>
-      <w:proofErr w:type="gramEnd"/>
-      <w:r>
-        <w:t>("Error", "Failed to navigate", "OK");</w:t>
-      </w:r>
-    </w:p>
-    <w:p>
-      <w:r>
-        <w:t xml:space="preserve">    }</w:t>
-      </w:r>
-    </w:p>
-    <w:p>
-      <w:r>
-        <w:t>}</w:t>
-      </w:r>
-    </w:p>
-    <w:p>
-      <w:r>
-        <w:rPr>
-          <w:b/>
-          <w:bCs/>
-        </w:rPr>
-        <w:t>What it does:</w:t>
-      </w:r>
-      <w:r>
-        <w:br/>
-        <w:t>Navigates to the main list of cards from anywhere in the app.</w:t>
-      </w:r>
-    </w:p>
-    <w:p>
-      <w:r>
-        <w:rPr>
-          <w:b/>
-          <w:bCs/>
-        </w:rPr>
-        <w:t>Why I implemented it:</w:t>
-      </w:r>
-      <w:r>
-        <w:br/>
-        <w:t>I needed a reliable way to navigate back to the main card list (</w:t>
-      </w:r>
-      <w:proofErr w:type="spellStart"/>
-      <w:r>
-        <w:t>MyCardsPage</w:t>
-      </w:r>
-      <w:proofErr w:type="spellEnd"/>
-      <w:r>
-        <w:t xml:space="preserve">), especially after saving or </w:t>
-      </w:r>
-      <w:proofErr w:type="spellStart"/>
-      <w:r>
-        <w:t>canceling</w:t>
-      </w:r>
-      <w:proofErr w:type="spellEnd"/>
-      <w:r>
-        <w:t>.</w:t>
-      </w:r>
-    </w:p>
-    <w:p>
-      <w:r>
-        <w:rPr>
-          <w:b/>
-          <w:bCs/>
-        </w:rPr>
-        <w:t>Problem it solves:</w:t>
-      </w:r>
-      <w:r>
-        <w:br/>
-        <w:t>Shell-based navigation needs absolute paths. This method ensures consistent navigation.</w:t>
-      </w:r>
-    </w:p>
-    <w:p>
-      <w:r>
-        <w:pict w14:anchorId="11E1801A">
-          <v:rect id="_x0000_i1095" style="width:0;height:1.5pt" o:hralign="center" o:hrstd="t" o:hr="t" fillcolor="#a0a0a0" stroked="f"/>
-        </w:pict>
-      </w:r>
-    </w:p>
-    <w:p>
-      <w:pPr>
-        <w:rPr>
-          <w:b/>
-          <w:bCs/>
-        </w:rPr>
-      </w:pPr>
-      <w:r>
-        <w:rPr>
-          <w:rFonts w:ascii="Segoe UI Emoji" w:hAnsi="Segoe UI Emoji" w:cs="Segoe UI Emoji"/>
-          <w:b/>
-          <w:bCs/>
-        </w:rPr>
-        <w:t>🔷</w:t>
-      </w:r>
-      <w:r>
-        <w:rPr>
-          <w:b/>
-          <w:bCs/>
-        </w:rPr>
-        <w:t xml:space="preserve"> </w:t>
-      </w:r>
-      <w:proofErr w:type="spellStart"/>
-      <w:r>
-        <w:rPr>
-          <w:b/>
-          <w:bCs/>
-        </w:rPr>
-        <w:t>CardsViewModelBase</w:t>
-      </w:r>
-      <w:proofErr w:type="spellEnd"/>
-      <w:r>
-        <w:rPr>
-          <w:b/>
-          <w:bCs/>
-        </w:rPr>
-        <w:t xml:space="preserve"> – Method: </w:t>
-      </w:r>
-      <w:proofErr w:type="spellStart"/>
-      <w:proofErr w:type="gramStart"/>
-      <w:r>
-        <w:rPr>
-          <w:b/>
-          <w:bCs/>
-        </w:rPr>
-        <w:t>AddCard</w:t>
-      </w:r>
-      <w:proofErr w:type="spellEnd"/>
-      <w:r>
-        <w:rPr>
-          <w:b/>
-          <w:bCs/>
-        </w:rPr>
-        <w:t>(</w:t>
-      </w:r>
-      <w:proofErr w:type="gramEnd"/>
-      <w:r>
-        <w:rPr>
-          <w:b/>
-          <w:bCs/>
-        </w:rPr>
-        <w:t>)</w:t>
-      </w:r>
-    </w:p>
-    <w:p>
-      <w:proofErr w:type="spellStart"/>
-      <w:r>
-        <w:t>csharp</w:t>
-      </w:r>
-      <w:proofErr w:type="spellEnd"/>
-    </w:p>
-    <w:p>
-      <w:proofErr w:type="spellStart"/>
-      <w:r>
-        <w:t>КопіюватиРедагувати</w:t>
-      </w:r>
-      <w:proofErr w:type="spellEnd"/>
-    </w:p>
-    <w:p>
-      <w:r>
-        <w:t>[</w:t>
-      </w:r>
-      <w:proofErr w:type="spellStart"/>
-      <w:r>
-        <w:t>RelayCommand</w:t>
-      </w:r>
-      <w:proofErr w:type="spellEnd"/>
-      <w:r>
-        <w:t>]</w:t>
-      </w:r>
-    </w:p>
-    <w:p>
-      <w:r>
-        <w:t xml:space="preserve">private async Task </w:t>
-      </w:r>
-      <w:proofErr w:type="spellStart"/>
-      <w:proofErr w:type="gramStart"/>
-      <w:r>
-        <w:t>AddCard</w:t>
-      </w:r>
-      <w:proofErr w:type="spellEnd"/>
-      <w:r>
-        <w:t>(</w:t>
-      </w:r>
-      <w:proofErr w:type="gramEnd"/>
-      <w:r>
-        <w:t>)</w:t>
-      </w:r>
-    </w:p>
-    <w:p>
-      <w:r>
-        <w:t>{</w:t>
-      </w:r>
-    </w:p>
-    <w:p>
-      <w:r>
-        <w:lastRenderedPageBreak/>
-        <w:t xml:space="preserve">    </w:t>
-      </w:r>
-      <w:proofErr w:type="spellStart"/>
-      <w:r>
-        <w:t>CurrentCard</w:t>
-      </w:r>
-      <w:proofErr w:type="spellEnd"/>
-      <w:r>
-        <w:t xml:space="preserve"> = new </w:t>
-      </w:r>
-      <w:proofErr w:type="spellStart"/>
-      <w:proofErr w:type="gramStart"/>
-      <w:r>
-        <w:t>FlashCard</w:t>
-      </w:r>
-      <w:proofErr w:type="spellEnd"/>
-      <w:r>
-        <w:t>(</w:t>
-      </w:r>
-      <w:proofErr w:type="gramEnd"/>
-      <w:r>
-        <w:t>);</w:t>
-      </w:r>
-    </w:p>
-    <w:p>
-      <w:r>
-        <w:t xml:space="preserve">    await </w:t>
-      </w:r>
-      <w:proofErr w:type="spellStart"/>
-      <w:proofErr w:type="gramStart"/>
-      <w:r>
-        <w:t>Shell.Current.GoToAsync</w:t>
-      </w:r>
-      <w:proofErr w:type="spellEnd"/>
-      <w:proofErr w:type="gramEnd"/>
-      <w:r>
-        <w:t>($"//{</w:t>
-      </w:r>
-      <w:proofErr w:type="spellStart"/>
-      <w:proofErr w:type="gramStart"/>
-      <w:r>
-        <w:t>nameof</w:t>
-      </w:r>
-      <w:proofErr w:type="spellEnd"/>
-      <w:r>
-        <w:t>(</w:t>
-      </w:r>
-      <w:proofErr w:type="spellStart"/>
-      <w:proofErr w:type="gramEnd"/>
-      <w:r>
-        <w:t>AddCardPage</w:t>
-      </w:r>
-      <w:proofErr w:type="spellEnd"/>
-      <w:r>
-        <w:t>)}");</w:t>
-      </w:r>
-    </w:p>
-    <w:p>
-      <w:r>
-        <w:t>}</w:t>
-      </w:r>
-    </w:p>
-    <w:p>
-      <w:r>
-        <w:rPr>
-          <w:b/>
-          <w:bCs/>
-        </w:rPr>
-        <w:t>What it does:</w:t>
-      </w:r>
-      <w:r>
-        <w:br/>
-        <w:t xml:space="preserve">Creates a fresh card and navigates to the </w:t>
-      </w:r>
-      <w:proofErr w:type="spellStart"/>
-      <w:r>
-        <w:t>AddCardPage</w:t>
-      </w:r>
-      <w:proofErr w:type="spellEnd"/>
-      <w:r>
-        <w:t>.</w:t>
-      </w:r>
-    </w:p>
-    <w:p>
-      <w:r>
-        <w:rPr>
-          <w:b/>
-          <w:bCs/>
-        </w:rPr>
-        <w:t>Why I implemented it:</w:t>
-      </w:r>
-      <w:r>
-        <w:br/>
-        <w:t>Clicking "Add Card" should always open a blank form. I had issues where previous data appeared in the form, so I reset the card here too.</w:t>
-      </w:r>
-    </w:p>
-    <w:p>
-      <w:r>
-        <w:rPr>
-          <w:b/>
-          <w:bCs/>
-        </w:rPr>
-        <w:t>Problem it solves:</w:t>
-      </w:r>
-      <w:r>
-        <w:br/>
-        <w:t>Avoids data leakage from previous card entries. Guarantees clean state.</w:t>
-      </w:r>
-    </w:p>
-    <w:p>
-      <w:r>
-        <w:pict w14:anchorId="12FC158D">
-          <v:rect id="_x0000_i1096" style="width:0;height:1.5pt" o:hralign="center" o:hrstd="t" o:hr="t" fillcolor="#a0a0a0" stroked="f"/>
-        </w:pict>
-      </w:r>
-    </w:p>
-    <w:p>
-      <w:pPr>
-        <w:rPr>
-          <w:b/>
-          <w:bCs/>
-        </w:rPr>
-      </w:pPr>
-      <w:r>
-        <w:rPr>
-          <w:rFonts w:ascii="Segoe UI Emoji" w:hAnsi="Segoe UI Emoji" w:cs="Segoe UI Emoji"/>
-          <w:b/>
-          <w:bCs/>
-        </w:rPr>
-        <w:t>🔷</w:t>
-      </w:r>
-      <w:r>
-        <w:rPr>
-          <w:b/>
-          <w:bCs/>
-        </w:rPr>
-        <w:t xml:space="preserve"> </w:t>
-      </w:r>
-      <w:proofErr w:type="spellStart"/>
-      <w:r>
-        <w:rPr>
-          <w:b/>
-          <w:bCs/>
-        </w:rPr>
-        <w:t>CardsViewModelBase</w:t>
-      </w:r>
-      <w:proofErr w:type="spellEnd"/>
-      <w:r>
-        <w:rPr>
-          <w:b/>
-          <w:bCs/>
-        </w:rPr>
-        <w:t xml:space="preserve"> – Method: </w:t>
-      </w:r>
-      <w:proofErr w:type="spellStart"/>
-      <w:proofErr w:type="gramStart"/>
-      <w:r>
-        <w:rPr>
-          <w:b/>
-          <w:bCs/>
-        </w:rPr>
-        <w:t>LoadCardsAsync</w:t>
-      </w:r>
-      <w:proofErr w:type="spellEnd"/>
-      <w:r>
-        <w:rPr>
-          <w:b/>
-          <w:bCs/>
-        </w:rPr>
-        <w:t>(</w:t>
-      </w:r>
-      <w:proofErr w:type="gramEnd"/>
-      <w:r>
-        <w:rPr>
-          <w:b/>
-          <w:bCs/>
-        </w:rPr>
-        <w:t>)</w:t>
-      </w:r>
-    </w:p>
-    <w:p>
-      <w:proofErr w:type="spellStart"/>
-      <w:r>
-        <w:t>csharp</w:t>
-      </w:r>
-      <w:proofErr w:type="spellEnd"/>
-    </w:p>
-    <w:p>
-      <w:proofErr w:type="spellStart"/>
-      <w:r>
-        <w:t>КопіюватиРедагувати</w:t>
-      </w:r>
-      <w:proofErr w:type="spellEnd"/>
-    </w:p>
-    <w:p>
-      <w:r>
-        <w:t xml:space="preserve">protected async Task </w:t>
-      </w:r>
-      <w:proofErr w:type="spellStart"/>
-      <w:proofErr w:type="gramStart"/>
-      <w:r>
-        <w:t>LoadCardsAsync</w:t>
-      </w:r>
-      <w:proofErr w:type="spellEnd"/>
-      <w:r>
-        <w:t>(</w:t>
-      </w:r>
-      <w:proofErr w:type="gramEnd"/>
-      <w:r>
-        <w:t>)</w:t>
-      </w:r>
-    </w:p>
-    <w:p>
-      <w:r>
-        <w:t>{</w:t>
-      </w:r>
-    </w:p>
-    <w:p>
-      <w:r>
-        <w:t xml:space="preserve">    var </w:t>
-      </w:r>
-      <w:proofErr w:type="spellStart"/>
-      <w:r>
-        <w:t>cardsFromDb</w:t>
-      </w:r>
-      <w:proofErr w:type="spellEnd"/>
-      <w:r>
-        <w:t xml:space="preserve"> = await _</w:t>
-      </w:r>
-      <w:proofErr w:type="spellStart"/>
-      <w:r>
-        <w:t>cardService.GetAllCardsAsync</w:t>
-      </w:r>
-      <w:proofErr w:type="spellEnd"/>
-      <w:r>
-        <w:t>();</w:t>
-      </w:r>
-    </w:p>
-    <w:p/>
-    <w:p>
-      <w:r>
-        <w:t xml:space="preserve">    if (Cards == null)</w:t>
-      </w:r>
-    </w:p>
-    <w:p>
-      <w:r>
-        <w:t xml:space="preserve">        Cards = new </w:t>
-      </w:r>
-      <w:proofErr w:type="spellStart"/>
-      <w:r>
-        <w:t>ObservableCollection</w:t>
-      </w:r>
-      <w:proofErr w:type="spellEnd"/>
-      <w:r>
-        <w:t>&lt;</w:t>
-      </w:r>
-      <w:proofErr w:type="spellStart"/>
-      <w:r>
-        <w:t>FlashCard</w:t>
-      </w:r>
-      <w:proofErr w:type="spellEnd"/>
-      <w:r>
-        <w:t>&gt;(</w:t>
-      </w:r>
-      <w:proofErr w:type="spellStart"/>
-      <w:r>
-        <w:t>cardsFromDb</w:t>
-      </w:r>
-      <w:proofErr w:type="spellEnd"/>
-      <w:r>
-        <w:t>);</w:t>
-      </w:r>
-    </w:p>
-    <w:p>
-      <w:r>
-        <w:t xml:space="preserve">    else</w:t>
-      </w:r>
-    </w:p>
-    <w:p>
-      <w:r>
-        <w:t xml:space="preserve">    {</w:t>
-      </w:r>
-    </w:p>
-    <w:p>
-      <w:r>
-        <w:t xml:space="preserve">        </w:t>
-      </w:r>
-      <w:proofErr w:type="spellStart"/>
-      <w:r>
-        <w:t>Cards.Clear</w:t>
-      </w:r>
-      <w:proofErr w:type="spellEnd"/>
-      <w:r>
-        <w:t>();</w:t>
-      </w:r>
-    </w:p>
-    <w:p>
-      <w:r>
-        <w:t xml:space="preserve">        foreach (var card in </w:t>
-      </w:r>
-      <w:proofErr w:type="spellStart"/>
-      <w:r>
-        <w:t>cardsFromDb</w:t>
-      </w:r>
-      <w:proofErr w:type="spellEnd"/>
-      <w:r>
-        <w:t>)</w:t>
-      </w:r>
-    </w:p>
-    <w:p>
-      <w:r>
-        <w:t xml:space="preserve">            </w:t>
-      </w:r>
-      <w:proofErr w:type="spellStart"/>
-      <w:r>
-        <w:t>Cards.Add</w:t>
-      </w:r>
-      <w:proofErr w:type="spellEnd"/>
-      <w:r>
-        <w:t>(card);</w:t>
-      </w:r>
-    </w:p>
-    <w:p>
-      <w:r>
-        <w:t xml:space="preserve">    }</w:t>
-      </w:r>
-    </w:p>
-    <w:p>
-      <w:r>
-        <w:t>}</w:t>
-      </w:r>
-    </w:p>
-    <w:p>
-      <w:r>
-        <w:rPr>
-          <w:b/>
-          <w:bCs/>
-        </w:rPr>
-        <w:t>What it does:</w:t>
-      </w:r>
-      <w:r>
-        <w:br/>
-        <w:t>Loads cards from the database and updates the Cards observable collection.</w:t>
-      </w:r>
-    </w:p>
-    <w:p>
-      <w:r>
-        <w:rPr>
-          <w:b/>
-          <w:bCs/>
-        </w:rPr>
-        <w:t>Why I implemented it:</w:t>
-      </w:r>
-      <w:r>
-        <w:br/>
-        <w:t>I needed to refresh the UI whenever cards are added or removed.</w:t>
-      </w:r>
-    </w:p>
-    <w:p>
-      <w:r>
-        <w:rPr>
-          <w:b/>
-          <w:bCs/>
-        </w:rPr>
-        <w:t>Problem it solves:</w:t>
-      </w:r>
-      <w:r>
-        <w:br/>
-        <w:t>Ensures UI is always in sync with the database. Fixes issues where cards wouldn’t appear or disappear correctly.</w:t>
-      </w:r>
-    </w:p>
-    <w:p>
-      <w:r>
-        <w:lastRenderedPageBreak/>
-        <w:pict w14:anchorId="6BD38D39">
-          <v:rect id="_x0000_i1097" style="width:0;height:1.5pt" o:hralign="center" o:hrstd="t" o:hr="t" fillcolor="#a0a0a0" stroked="f"/>
-        </w:pict>
-      </w:r>
-    </w:p>
-    <w:p>
-      <w:pPr>
-        <w:rPr>
-          <w:b/>
-          <w:bCs/>
-        </w:rPr>
-      </w:pPr>
-      <w:r>
-        <w:rPr>
-          <w:rFonts w:ascii="Segoe UI Emoji" w:hAnsi="Segoe UI Emoji" w:cs="Segoe UI Emoji"/>
-          <w:b/>
-          <w:bCs/>
-        </w:rPr>
-        <w:t>🔷</w:t>
-      </w:r>
-      <w:r>
-        <w:rPr>
-          <w:b/>
-          <w:bCs/>
-        </w:rPr>
-        <w:t xml:space="preserve"> </w:t>
-      </w:r>
-      <w:proofErr w:type="spellStart"/>
-      <w:r>
-        <w:rPr>
-          <w:b/>
-          <w:bCs/>
-        </w:rPr>
-        <w:t>MyCardsViewModel</w:t>
-      </w:r>
-      <w:proofErr w:type="spellEnd"/>
-      <w:r>
-        <w:rPr>
-          <w:b/>
-          <w:bCs/>
-        </w:rPr>
-        <w:t xml:space="preserve"> – Method: </w:t>
-      </w:r>
-      <w:proofErr w:type="spellStart"/>
-      <w:proofErr w:type="gramStart"/>
-      <w:r>
-        <w:rPr>
-          <w:b/>
-          <w:bCs/>
-        </w:rPr>
-        <w:t>OnSelectedCardChanged</w:t>
-      </w:r>
-      <w:proofErr w:type="spellEnd"/>
-      <w:r>
-        <w:rPr>
-          <w:b/>
-          <w:bCs/>
-        </w:rPr>
-        <w:t>(</w:t>
-      </w:r>
-      <w:proofErr w:type="gramEnd"/>
-      <w:r>
-        <w:rPr>
-          <w:b/>
-          <w:bCs/>
-        </w:rPr>
-        <w:t>)</w:t>
-      </w:r>
-    </w:p>
-    <w:p>
-      <w:proofErr w:type="spellStart"/>
-      <w:r>
-        <w:t>csharp</w:t>
-      </w:r>
-      <w:proofErr w:type="spellEnd"/>
-    </w:p>
-    <w:p>
-      <w:proofErr w:type="spellStart"/>
-      <w:r>
-        <w:t>КопіюватиРедагувати</w:t>
-      </w:r>
-      <w:proofErr w:type="spellEnd"/>
-    </w:p>
-    <w:p>
-      <w:r>
-        <w:t xml:space="preserve">partial void </w:t>
-      </w:r>
-      <w:proofErr w:type="spellStart"/>
-      <w:proofErr w:type="gramStart"/>
-      <w:r>
-        <w:t>OnSelectedCardChanged</w:t>
-      </w:r>
-      <w:proofErr w:type="spellEnd"/>
-      <w:r>
-        <w:t>(</w:t>
-      </w:r>
-      <w:proofErr w:type="spellStart"/>
-      <w:proofErr w:type="gramEnd"/>
-      <w:r>
-        <w:t>FlashCard</w:t>
-      </w:r>
-      <w:proofErr w:type="spellEnd"/>
-      <w:r>
-        <w:t xml:space="preserve"> value)</w:t>
-      </w:r>
-    </w:p>
-    <w:p>
-      <w:r>
-        <w:t>{</w:t>
-      </w:r>
-    </w:p>
-    <w:p>
-      <w:r>
-        <w:t xml:space="preserve">    if (</w:t>
-      </w:r>
-      <w:proofErr w:type="gramStart"/>
-      <w:r>
-        <w:t>value !</w:t>
-      </w:r>
-      <w:proofErr w:type="gramEnd"/>
-      <w:r>
-        <w:t>= null)</w:t>
-      </w:r>
-    </w:p>
-    <w:p>
-      <w:r>
-        <w:t xml:space="preserve">    {</w:t>
-      </w:r>
-    </w:p>
-    <w:p>
-      <w:r>
-        <w:t xml:space="preserve">        </w:t>
-      </w:r>
-      <w:proofErr w:type="spellStart"/>
-      <w:r>
-        <w:t>EditCardCommand.Execute</w:t>
-      </w:r>
-      <w:proofErr w:type="spellEnd"/>
-      <w:r>
-        <w:t>(value);</w:t>
-      </w:r>
-    </w:p>
-    <w:p>
-      <w:r>
-        <w:t xml:space="preserve">        </w:t>
-      </w:r>
-      <w:proofErr w:type="spellStart"/>
-      <w:r>
-        <w:t>SelectedCard</w:t>
-      </w:r>
-      <w:proofErr w:type="spellEnd"/>
-      <w:r>
-        <w:t xml:space="preserve"> = null;</w:t>
-      </w:r>
-    </w:p>
-    <w:p>
-      <w:r>
-        <w:t xml:space="preserve">    }</w:t>
-      </w:r>
-    </w:p>
-    <w:p>
-      <w:r>
-        <w:t>}</w:t>
-      </w:r>
-    </w:p>
-    <w:p>
-      <w:r>
-        <w:rPr>
-          <w:b/>
-          <w:bCs/>
-        </w:rPr>
-        <w:t>What it does:</w:t>
-      </w:r>
-      <w:r>
+        <w:rPr>
+          <w:sz w:val="20"/>
+          <w:szCs w:val="20"/>
+        </w:rPr>
         <w:br/>
         <w:t>When the user selects a card, it immediately opens the edit page and then clears the selection.</w:t>
       </w:r>
     </w:p>
     <w:p>
-      <w:r>
-        <w:rPr>
-          <w:b/>
-          <w:bCs/>
+      <w:pPr>
+        <w:rPr>
+          <w:sz w:val="20"/>
+          <w:szCs w:val="20"/>
+        </w:rPr>
+      </w:pPr>
+      <w:r>
+        <w:rPr>
+          <w:b/>
+          <w:bCs/>
+          <w:sz w:val="20"/>
+          <w:szCs w:val="20"/>
         </w:rPr>
         <w:t>Why I implemented it:</w:t>
       </w:r>
       <w:r>
+        <w:rPr>
+          <w:sz w:val="20"/>
+          <w:szCs w:val="20"/>
+        </w:rPr>
         <w:br/>
         <w:t xml:space="preserve">The </w:t>
       </w:r>
       <w:proofErr w:type="spellStart"/>
       <w:r>
+        <w:rPr>
+          <w:sz w:val="20"/>
+          <w:szCs w:val="20"/>
+        </w:rPr>
         <w:t>CollectionView</w:t>
       </w:r>
       <w:proofErr w:type="spellEnd"/>
       <w:r>
+        <w:rPr>
+          <w:sz w:val="20"/>
+          <w:szCs w:val="20"/>
+        </w:rPr>
         <w:t xml:space="preserve"> kept the selection highlighted. I had to reset it manually.</w:t>
       </w:r>
     </w:p>
     <w:p>
-      <w:r>
-        <w:rPr>
-          <w:b/>
-          <w:bCs/>
+      <w:pPr>
+        <w:rPr>
+          <w:sz w:val="20"/>
+          <w:szCs w:val="20"/>
+        </w:rPr>
+      </w:pPr>
+      <w:r>
+        <w:rPr>
+          <w:b/>
+          <w:bCs/>
+          <w:sz w:val="20"/>
+          <w:szCs w:val="20"/>
         </w:rPr>
         <w:t>Problem it solves:</w:t>
       </w:r>
       <w:r>
+        <w:rPr>
+          <w:sz w:val="20"/>
+          <w:szCs w:val="20"/>
+        </w:rPr>
         <w:br/>
         <w:t>Prevents double navigation bugs and makes the UI cleaner by deselecting the item.</w:t>
       </w:r>
     </w:p>
     <w:p>
-      <w:r>
+      <w:pPr>
+        <w:rPr>
+          <w:sz w:val="20"/>
+          <w:szCs w:val="20"/>
+        </w:rPr>
+      </w:pPr>
+      <w:r>
+        <w:rPr>
+          <w:sz w:val="20"/>
+          <w:szCs w:val="20"/>
+        </w:rPr>
         <w:pict w14:anchorId="2DDDBD18">
-          <v:rect id="_x0000_i1098" style="width:0;height:1.5pt" o:hralign="center" o:hrstd="t" o:hr="t" fillcolor="#a0a0a0" stroked="f"/>
+          <v:rect id="_x0000_i1032" style="width:0;height:1.5pt" o:hralign="center" o:hrstd="t" o:hr="t" fillcolor="#a0a0a0" stroked="f"/>
         </w:pict>
       </w:r>
     </w:p>
@@ -2168,13 +5400,17 @@
         <w:rPr>
           <w:b/>
           <w:bCs/>
-        </w:rPr>
-      </w:pPr>
-      <w:r>
-        <w:rPr>
-          <w:rFonts w:ascii="Segoe UI Emoji" w:hAnsi="Segoe UI Emoji" w:cs="Segoe UI Emoji"/>
-          <w:b/>
-          <w:bCs/>
+          <w:sz w:val="20"/>
+          <w:szCs w:val="20"/>
+        </w:rPr>
+      </w:pPr>
+      <w:r>
+        <w:rPr>
+          <w:rFonts w:ascii="Segoe UI Emoji" w:hAnsi="Segoe UI Emoji" w:cs="Segoe UI Emoji"/>
+          <w:b/>
+          <w:bCs/>
+          <w:sz w:val="20"/>
+          <w:szCs w:val="20"/>
         </w:rPr>
         <w:t>🔷</w:t>
       </w:r>
@@ -2182,6 +5418,8 @@
         <w:rPr>
           <w:b/>
           <w:bCs/>
+          <w:sz w:val="20"/>
+          <w:szCs w:val="20"/>
         </w:rPr>
         <w:t xml:space="preserve"> </w:t>
       </w:r>
@@ -2190,6 +5428,8 @@
         <w:rPr>
           <w:b/>
           <w:bCs/>
+          <w:sz w:val="20"/>
+          <w:szCs w:val="20"/>
         </w:rPr>
         <w:t>MyCardsViewModel</w:t>
       </w:r>
@@ -2198,6 +5438,8 @@
         <w:rPr>
           <w:b/>
           <w:bCs/>
+          <w:sz w:val="20"/>
+          <w:szCs w:val="20"/>
         </w:rPr>
         <w:t xml:space="preserve"> – Method: </w:t>
       </w:r>
@@ -2206,6 +5448,8 @@
         <w:rPr>
           <w:b/>
           <w:bCs/>
+          <w:sz w:val="20"/>
+          <w:szCs w:val="20"/>
         </w:rPr>
         <w:t>Receive(</w:t>
       </w:r>
@@ -2215,6 +5459,8 @@
         <w:rPr>
           <w:b/>
           <w:bCs/>
+          <w:sz w:val="20"/>
+          <w:szCs w:val="20"/>
         </w:rPr>
         <w:t>CardsChangedMessage</w:t>
       </w:r>
@@ -2223,121 +5469,261 @@
         <w:rPr>
           <w:b/>
           <w:bCs/>
+          <w:sz w:val="20"/>
+          <w:szCs w:val="20"/>
         </w:rPr>
         <w:t>)</w:t>
       </w:r>
     </w:p>
     <w:p>
-      <w:proofErr w:type="spellStart"/>
-      <w:r>
+      <w:pPr>
+        <w:rPr>
+          <w:sz w:val="20"/>
+          <w:szCs w:val="20"/>
+        </w:rPr>
+      </w:pPr>
+      <w:proofErr w:type="spellStart"/>
+      <w:r>
+        <w:rPr>
+          <w:sz w:val="20"/>
+          <w:szCs w:val="20"/>
+        </w:rPr>
         <w:t>csharp</w:t>
       </w:r>
       <w:proofErr w:type="spellEnd"/>
     </w:p>
     <w:p>
-      <w:proofErr w:type="spellStart"/>
-      <w:r>
+      <w:pPr>
+        <w:rPr>
+          <w:sz w:val="20"/>
+          <w:szCs w:val="20"/>
+        </w:rPr>
+      </w:pPr>
+      <w:proofErr w:type="spellStart"/>
+      <w:r>
+        <w:rPr>
+          <w:sz w:val="20"/>
+          <w:szCs w:val="20"/>
+        </w:rPr>
         <w:t>КопіюватиРедагувати</w:t>
       </w:r>
       <w:proofErr w:type="spellEnd"/>
     </w:p>
     <w:p>
-      <w:r>
+      <w:pPr>
+        <w:rPr>
+          <w:sz w:val="20"/>
+          <w:szCs w:val="20"/>
+        </w:rPr>
+      </w:pPr>
+      <w:r>
+        <w:rPr>
+          <w:sz w:val="20"/>
+          <w:szCs w:val="20"/>
+        </w:rPr>
         <w:t xml:space="preserve">public void </w:t>
       </w:r>
       <w:proofErr w:type="gramStart"/>
       <w:r>
+        <w:rPr>
+          <w:sz w:val="20"/>
+          <w:szCs w:val="20"/>
+        </w:rPr>
         <w:t>Receive(</w:t>
       </w:r>
       <w:proofErr w:type="spellStart"/>
       <w:proofErr w:type="gramEnd"/>
       <w:r>
+        <w:rPr>
+          <w:sz w:val="20"/>
+          <w:szCs w:val="20"/>
+        </w:rPr>
         <w:t>CardsChangedMessage</w:t>
       </w:r>
       <w:proofErr w:type="spellEnd"/>
       <w:r>
+        <w:rPr>
+          <w:sz w:val="20"/>
+          <w:szCs w:val="20"/>
+        </w:rPr>
         <w:t xml:space="preserve"> message)</w:t>
       </w:r>
     </w:p>
     <w:p>
-      <w:r>
+      <w:pPr>
+        <w:rPr>
+          <w:sz w:val="20"/>
+          <w:szCs w:val="20"/>
+        </w:rPr>
+      </w:pPr>
+      <w:r>
+        <w:rPr>
+          <w:sz w:val="20"/>
+          <w:szCs w:val="20"/>
+        </w:rPr>
         <w:t>{</w:t>
       </w:r>
     </w:p>
     <w:p>
-      <w:r>
+      <w:pPr>
+        <w:rPr>
+          <w:sz w:val="20"/>
+          <w:szCs w:val="20"/>
+        </w:rPr>
+      </w:pPr>
+      <w:r>
+        <w:rPr>
+          <w:sz w:val="20"/>
+          <w:szCs w:val="20"/>
+        </w:rPr>
         <w:t xml:space="preserve">    _ = </w:t>
       </w:r>
       <w:proofErr w:type="spellStart"/>
       <w:proofErr w:type="gramStart"/>
       <w:r>
+        <w:rPr>
+          <w:sz w:val="20"/>
+          <w:szCs w:val="20"/>
+        </w:rPr>
         <w:t>LoadCardsAsync</w:t>
       </w:r>
       <w:proofErr w:type="spellEnd"/>
       <w:r>
+        <w:rPr>
+          <w:sz w:val="20"/>
+          <w:szCs w:val="20"/>
+        </w:rPr>
         <w:t>(</w:t>
       </w:r>
       <w:proofErr w:type="gramEnd"/>
       <w:r>
+        <w:rPr>
+          <w:sz w:val="20"/>
+          <w:szCs w:val="20"/>
+        </w:rPr>
         <w:t>);</w:t>
       </w:r>
     </w:p>
     <w:p>
-      <w:r>
+      <w:pPr>
+        <w:rPr>
+          <w:sz w:val="20"/>
+          <w:szCs w:val="20"/>
+        </w:rPr>
+      </w:pPr>
+      <w:r>
+        <w:rPr>
+          <w:sz w:val="20"/>
+          <w:szCs w:val="20"/>
+        </w:rPr>
         <w:t>}</w:t>
       </w:r>
     </w:p>
     <w:p>
-      <w:r>
-        <w:rPr>
-          <w:b/>
-          <w:bCs/>
+      <w:pPr>
+        <w:rPr>
+          <w:sz w:val="20"/>
+          <w:szCs w:val="20"/>
+        </w:rPr>
+      </w:pPr>
+      <w:r>
+        <w:rPr>
+          <w:b/>
+          <w:bCs/>
+          <w:sz w:val="20"/>
+          <w:szCs w:val="20"/>
         </w:rPr>
         <w:t>What it does:</w:t>
       </w:r>
       <w:r>
+        <w:rPr>
+          <w:sz w:val="20"/>
+          <w:szCs w:val="20"/>
+        </w:rPr>
         <w:br/>
         <w:t>Listens for a card-changed message and reloads the card list.</w:t>
       </w:r>
     </w:p>
     <w:p>
-      <w:r>
-        <w:rPr>
-          <w:b/>
-          <w:bCs/>
+      <w:pPr>
+        <w:rPr>
+          <w:sz w:val="20"/>
+          <w:szCs w:val="20"/>
+        </w:rPr>
+      </w:pPr>
+      <w:r>
+        <w:rPr>
+          <w:b/>
+          <w:bCs/>
+          <w:sz w:val="20"/>
+          <w:szCs w:val="20"/>
         </w:rPr>
         <w:t>Why I implemented it:</w:t>
       </w:r>
       <w:r>
+        <w:rPr>
+          <w:sz w:val="20"/>
+          <w:szCs w:val="20"/>
+        </w:rPr>
         <w:br/>
         <w:t>I needed all views to stay in sync after changes (adding/deleting/editing cards).</w:t>
       </w:r>
     </w:p>
     <w:p>
-      <w:r>
-        <w:rPr>
-          <w:b/>
-          <w:bCs/>
+      <w:pPr>
+        <w:rPr>
+          <w:sz w:val="20"/>
+          <w:szCs w:val="20"/>
+        </w:rPr>
+      </w:pPr>
+      <w:r>
+        <w:rPr>
+          <w:b/>
+          <w:bCs/>
+          <w:sz w:val="20"/>
+          <w:szCs w:val="20"/>
         </w:rPr>
         <w:t>Problem it solves:</w:t>
       </w:r>
       <w:r>
+        <w:rPr>
+          <w:sz w:val="20"/>
+          <w:szCs w:val="20"/>
+        </w:rPr>
         <w:br/>
         <w:t xml:space="preserve">Without this, the </w:t>
       </w:r>
       <w:proofErr w:type="spellStart"/>
       <w:r>
+        <w:rPr>
+          <w:sz w:val="20"/>
+          <w:szCs w:val="20"/>
+        </w:rPr>
         <w:t>MyCards</w:t>
       </w:r>
       <w:proofErr w:type="spellEnd"/>
       <w:r>
+        <w:rPr>
+          <w:sz w:val="20"/>
+          <w:szCs w:val="20"/>
+        </w:rPr>
         <w:t xml:space="preserve"> page wouldn’t reflect the latest state after edits.</w:t>
       </w:r>
     </w:p>
     <w:p>
-      <w:r>
+      <w:pPr>
+        <w:rPr>
+          <w:sz w:val="20"/>
+          <w:szCs w:val="20"/>
+        </w:rPr>
+      </w:pPr>
+      <w:r>
+        <w:rPr>
+          <w:sz w:val="20"/>
+          <w:szCs w:val="20"/>
+        </w:rPr>
         <w:pict w14:anchorId="2EABFF16">
-          <v:rect id="_x0000_i1099" style="width:0;height:1.5pt" o:hralign="center" o:hrstd="t" o:hr="t" fillcolor="#a0a0a0" stroked="f"/>
+          <v:rect id="_x0000_i1033" style="width:0;height:1.5pt" o:hralign="center" o:hrstd="t" o:hr="t" fillcolor="#a0a0a0" stroked="f"/>
         </w:pict>
       </w:r>
     </w:p>
@@ -2346,285 +5732,585 @@
         <w:rPr>
           <w:b/>
           <w:bCs/>
-        </w:rPr>
-      </w:pPr>
-      <w:r>
-        <w:rPr>
-          <w:rFonts w:ascii="Segoe UI Emoji" w:hAnsi="Segoe UI Emoji" w:cs="Segoe UI Emoji"/>
-          <w:b/>
-          <w:bCs/>
+          <w:sz w:val="20"/>
+          <w:szCs w:val="20"/>
+        </w:rPr>
+      </w:pPr>
+      <w:r>
+        <w:rPr>
+          <w:rFonts w:ascii="Segoe UI Emoji" w:hAnsi="Segoe UI Emoji" w:cs="Segoe UI Emoji"/>
+          <w:b/>
+          <w:bCs/>
+          <w:sz w:val="20"/>
+          <w:szCs w:val="20"/>
+        </w:rPr>
+        <w:t>🔷</w:t>
+      </w:r>
+      <w:r>
+        <w:rPr>
+          <w:b/>
+          <w:bCs/>
+          <w:sz w:val="20"/>
+          <w:szCs w:val="20"/>
+        </w:rPr>
+        <w:t xml:space="preserve"> </w:t>
+      </w:r>
+      <w:proofErr w:type="spellStart"/>
+      <w:r>
+        <w:rPr>
+          <w:b/>
+          <w:bCs/>
+          <w:sz w:val="20"/>
+          <w:szCs w:val="20"/>
+        </w:rPr>
+        <w:t>MyCardsViewModel</w:t>
+      </w:r>
+      <w:proofErr w:type="spellEnd"/>
+      <w:r>
+        <w:rPr>
+          <w:b/>
+          <w:bCs/>
+          <w:sz w:val="20"/>
+          <w:szCs w:val="20"/>
+        </w:rPr>
+        <w:t xml:space="preserve"> – Method: </w:t>
+      </w:r>
+      <w:proofErr w:type="spellStart"/>
+      <w:proofErr w:type="gramStart"/>
+      <w:r>
+        <w:rPr>
+          <w:b/>
+          <w:bCs/>
+          <w:sz w:val="20"/>
+          <w:szCs w:val="20"/>
+        </w:rPr>
+        <w:t>EditCard</w:t>
+      </w:r>
+      <w:proofErr w:type="spellEnd"/>
+      <w:r>
+        <w:rPr>
+          <w:b/>
+          <w:bCs/>
+          <w:sz w:val="20"/>
+          <w:szCs w:val="20"/>
+        </w:rPr>
+        <w:t>(</w:t>
+      </w:r>
+      <w:proofErr w:type="gramEnd"/>
+      <w:r>
+        <w:rPr>
+          <w:b/>
+          <w:bCs/>
+          <w:sz w:val="20"/>
+          <w:szCs w:val="20"/>
+        </w:rPr>
+        <w:t>)</w:t>
+      </w:r>
+    </w:p>
+    <w:p>
+      <w:pPr>
+        <w:rPr>
+          <w:sz w:val="20"/>
+          <w:szCs w:val="20"/>
+        </w:rPr>
+      </w:pPr>
+      <w:proofErr w:type="spellStart"/>
+      <w:r>
+        <w:rPr>
+          <w:sz w:val="20"/>
+          <w:szCs w:val="20"/>
+        </w:rPr>
+        <w:t>csharp</w:t>
+      </w:r>
+      <w:proofErr w:type="spellEnd"/>
+    </w:p>
+    <w:p>
+      <w:pPr>
+        <w:rPr>
+          <w:sz w:val="20"/>
+          <w:szCs w:val="20"/>
+        </w:rPr>
+      </w:pPr>
+      <w:proofErr w:type="spellStart"/>
+      <w:r>
+        <w:rPr>
+          <w:sz w:val="20"/>
+          <w:szCs w:val="20"/>
+        </w:rPr>
+        <w:t>КопіюватиРедагувати</w:t>
+      </w:r>
+      <w:proofErr w:type="spellEnd"/>
+    </w:p>
+    <w:p>
+      <w:pPr>
+        <w:rPr>
+          <w:sz w:val="20"/>
+          <w:szCs w:val="20"/>
+        </w:rPr>
+      </w:pPr>
+      <w:r>
+        <w:rPr>
+          <w:sz w:val="20"/>
+          <w:szCs w:val="20"/>
+        </w:rPr>
+        <w:t>[</w:t>
+      </w:r>
+      <w:proofErr w:type="spellStart"/>
+      <w:r>
+        <w:rPr>
+          <w:sz w:val="20"/>
+          <w:szCs w:val="20"/>
+        </w:rPr>
+        <w:t>RelayCommand</w:t>
+      </w:r>
+      <w:proofErr w:type="spellEnd"/>
+      <w:r>
+        <w:rPr>
+          <w:sz w:val="20"/>
+          <w:szCs w:val="20"/>
+        </w:rPr>
+        <w:t>]</w:t>
+      </w:r>
+    </w:p>
+    <w:p>
+      <w:pPr>
+        <w:rPr>
+          <w:sz w:val="20"/>
+          <w:szCs w:val="20"/>
+        </w:rPr>
+      </w:pPr>
+      <w:r>
+        <w:rPr>
+          <w:sz w:val="20"/>
+          <w:szCs w:val="20"/>
+        </w:rPr>
+        <w:t xml:space="preserve">public async Task </w:t>
+      </w:r>
+      <w:proofErr w:type="spellStart"/>
+      <w:proofErr w:type="gramStart"/>
+      <w:r>
+        <w:rPr>
+          <w:sz w:val="20"/>
+          <w:szCs w:val="20"/>
+        </w:rPr>
+        <w:t>EditCard</w:t>
+      </w:r>
+      <w:proofErr w:type="spellEnd"/>
+      <w:r>
+        <w:rPr>
+          <w:sz w:val="20"/>
+          <w:szCs w:val="20"/>
+        </w:rPr>
+        <w:t>(</w:t>
+      </w:r>
+      <w:proofErr w:type="spellStart"/>
+      <w:proofErr w:type="gramEnd"/>
+      <w:r>
+        <w:rPr>
+          <w:sz w:val="20"/>
+          <w:szCs w:val="20"/>
+        </w:rPr>
+        <w:t>FlashCard</w:t>
+      </w:r>
+      <w:proofErr w:type="spellEnd"/>
+      <w:r>
+        <w:rPr>
+          <w:sz w:val="20"/>
+          <w:szCs w:val="20"/>
+        </w:rPr>
+        <w:t xml:space="preserve"> card)</w:t>
+      </w:r>
+    </w:p>
+    <w:p>
+      <w:pPr>
+        <w:rPr>
+          <w:sz w:val="20"/>
+          <w:szCs w:val="20"/>
+        </w:rPr>
+      </w:pPr>
+      <w:r>
+        <w:rPr>
+          <w:sz w:val="20"/>
+          <w:szCs w:val="20"/>
+        </w:rPr>
+        <w:t>{</w:t>
+      </w:r>
+    </w:p>
+    <w:p>
+      <w:pPr>
+        <w:rPr>
+          <w:sz w:val="20"/>
+          <w:szCs w:val="20"/>
+        </w:rPr>
+      </w:pPr>
+      <w:r>
+        <w:rPr>
+          <w:sz w:val="20"/>
+          <w:szCs w:val="20"/>
+        </w:rPr>
+        <w:t xml:space="preserve">    if (card == null)</w:t>
+      </w:r>
+    </w:p>
+    <w:p>
+      <w:pPr>
+        <w:rPr>
+          <w:sz w:val="20"/>
+          <w:szCs w:val="20"/>
+        </w:rPr>
+      </w:pPr>
+      <w:r>
+        <w:rPr>
+          <w:sz w:val="20"/>
+          <w:szCs w:val="20"/>
+        </w:rPr>
+        <w:t xml:space="preserve">        return;</w:t>
+      </w:r>
+    </w:p>
+    <w:p>
+      <w:pPr>
+        <w:rPr>
+          <w:sz w:val="20"/>
+          <w:szCs w:val="20"/>
+        </w:rPr>
+      </w:pPr>
+    </w:p>
+    <w:p>
+      <w:pPr>
+        <w:rPr>
+          <w:sz w:val="20"/>
+          <w:szCs w:val="20"/>
+        </w:rPr>
+      </w:pPr>
+      <w:r>
+        <w:rPr>
+          <w:sz w:val="20"/>
+          <w:szCs w:val="20"/>
         </w:rPr>
         <w:lastRenderedPageBreak/>
-        <w:t>🔷</w:t>
-      </w:r>
-      <w:r>
-        <w:rPr>
-          <w:b/>
-          <w:bCs/>
-        </w:rPr>
-        <w:t xml:space="preserve"> </w:t>
-      </w:r>
-      <w:proofErr w:type="spellStart"/>
-      <w:r>
-        <w:rPr>
-          <w:b/>
-          <w:bCs/>
-        </w:rPr>
-        <w:t>MyCardsViewModel</w:t>
-      </w:r>
-      <w:proofErr w:type="spellEnd"/>
-      <w:r>
-        <w:rPr>
-          <w:b/>
-          <w:bCs/>
-        </w:rPr>
-        <w:t xml:space="preserve"> – Method: </w:t>
+        <w:t xml:space="preserve">    string </w:t>
+      </w:r>
+      <w:proofErr w:type="spellStart"/>
+      <w:r>
+        <w:rPr>
+          <w:sz w:val="20"/>
+          <w:szCs w:val="20"/>
+        </w:rPr>
+        <w:t>serializedCard</w:t>
+      </w:r>
+      <w:proofErr w:type="spellEnd"/>
+      <w:r>
+        <w:rPr>
+          <w:sz w:val="20"/>
+          <w:szCs w:val="20"/>
+        </w:rPr>
+        <w:t xml:space="preserve"> = </w:t>
+      </w:r>
+      <w:proofErr w:type="spellStart"/>
+      <w:r>
+        <w:rPr>
+          <w:sz w:val="20"/>
+          <w:szCs w:val="20"/>
+        </w:rPr>
+        <w:t>JsonSerializer.Serialize</w:t>
+      </w:r>
+      <w:proofErr w:type="spellEnd"/>
+      <w:r>
+        <w:rPr>
+          <w:sz w:val="20"/>
+          <w:szCs w:val="20"/>
+        </w:rPr>
+        <w:t>(card);</w:t>
+      </w:r>
+    </w:p>
+    <w:p>
+      <w:pPr>
+        <w:rPr>
+          <w:sz w:val="20"/>
+          <w:szCs w:val="20"/>
+        </w:rPr>
+      </w:pPr>
+      <w:r>
+        <w:rPr>
+          <w:sz w:val="20"/>
+          <w:szCs w:val="20"/>
+        </w:rPr>
+        <w:t xml:space="preserve">    string </w:t>
+      </w:r>
+      <w:proofErr w:type="spellStart"/>
+      <w:r>
+        <w:rPr>
+          <w:sz w:val="20"/>
+          <w:szCs w:val="20"/>
+        </w:rPr>
+        <w:t>encodedCard</w:t>
+      </w:r>
+      <w:proofErr w:type="spellEnd"/>
+      <w:r>
+        <w:rPr>
+          <w:sz w:val="20"/>
+          <w:szCs w:val="20"/>
+        </w:rPr>
+        <w:t xml:space="preserve"> = </w:t>
+      </w:r>
+      <w:proofErr w:type="spellStart"/>
+      <w:r>
+        <w:rPr>
+          <w:sz w:val="20"/>
+          <w:szCs w:val="20"/>
+        </w:rPr>
+        <w:t>Uri.EscapeDataString</w:t>
+      </w:r>
+      <w:proofErr w:type="spellEnd"/>
+      <w:r>
+        <w:rPr>
+          <w:sz w:val="20"/>
+          <w:szCs w:val="20"/>
+        </w:rPr>
+        <w:t>(</w:t>
+      </w:r>
+      <w:proofErr w:type="spellStart"/>
+      <w:r>
+        <w:rPr>
+          <w:sz w:val="20"/>
+          <w:szCs w:val="20"/>
+        </w:rPr>
+        <w:t>serializedCard</w:t>
+      </w:r>
+      <w:proofErr w:type="spellEnd"/>
+      <w:r>
+        <w:rPr>
+          <w:sz w:val="20"/>
+          <w:szCs w:val="20"/>
+        </w:rPr>
+        <w:t>);</w:t>
+      </w:r>
+    </w:p>
+    <w:p>
+      <w:pPr>
+        <w:rPr>
+          <w:sz w:val="20"/>
+          <w:szCs w:val="20"/>
+        </w:rPr>
+      </w:pPr>
+      <w:r>
+        <w:rPr>
+          <w:sz w:val="20"/>
+          <w:szCs w:val="20"/>
+        </w:rPr>
+        <w:t xml:space="preserve">    string route = $"//{</w:t>
       </w:r>
       <w:proofErr w:type="spellStart"/>
       <w:proofErr w:type="gramStart"/>
       <w:r>
         <w:rPr>
-          <w:b/>
-          <w:bCs/>
-        </w:rPr>
-        <w:t>EditCard</w:t>
-      </w:r>
-      <w:proofErr w:type="spellEnd"/>
-      <w:r>
-        <w:rPr>
-          <w:b/>
-          <w:bCs/>
+          <w:sz w:val="20"/>
+          <w:szCs w:val="20"/>
+        </w:rPr>
+        <w:t>nameof</w:t>
+      </w:r>
+      <w:proofErr w:type="spellEnd"/>
+      <w:r>
+        <w:rPr>
+          <w:sz w:val="20"/>
+          <w:szCs w:val="20"/>
         </w:rPr>
         <w:t>(</w:t>
       </w:r>
+      <w:proofErr w:type="spellStart"/>
       <w:proofErr w:type="gramEnd"/>
       <w:r>
         <w:rPr>
-          <w:b/>
-          <w:bCs/>
-        </w:rPr>
-        <w:t>)</w:t>
-      </w:r>
-    </w:p>
-    <w:p>
-      <w:proofErr w:type="spellStart"/>
-      <w:r>
-        <w:t>csharp</w:t>
-      </w:r>
-      <w:proofErr w:type="spellEnd"/>
-    </w:p>
-    <w:p>
-      <w:proofErr w:type="spellStart"/>
-      <w:r>
-        <w:t>КопіюватиРедагувати</w:t>
-      </w:r>
-      <w:proofErr w:type="spellEnd"/>
-    </w:p>
-    <w:p>
-      <w:r>
-        <w:t>[</w:t>
-      </w:r>
-      <w:proofErr w:type="spellStart"/>
-      <w:r>
-        <w:t>RelayCommand</w:t>
-      </w:r>
-      <w:proofErr w:type="spellEnd"/>
-      <w:r>
-        <w:t>]</w:t>
-      </w:r>
-    </w:p>
-    <w:p>
-      <w:r>
-        <w:t xml:space="preserve">public async Task </w:t>
+          <w:sz w:val="20"/>
+          <w:szCs w:val="20"/>
+        </w:rPr>
+        <w:t>EditCardPage</w:t>
+      </w:r>
+      <w:proofErr w:type="spellEnd"/>
+      <w:r>
+        <w:rPr>
+          <w:sz w:val="20"/>
+          <w:szCs w:val="20"/>
+        </w:rPr>
+        <w:t>)}?</w:t>
+      </w:r>
+      <w:proofErr w:type="spellStart"/>
+      <w:r>
+        <w:rPr>
+          <w:sz w:val="20"/>
+          <w:szCs w:val="20"/>
+        </w:rPr>
+        <w:t>CardToEdit</w:t>
+      </w:r>
+      <w:proofErr w:type="spellEnd"/>
+      <w:r>
+        <w:rPr>
+          <w:sz w:val="20"/>
+          <w:szCs w:val="20"/>
+        </w:rPr>
+        <w:t>={</w:t>
+      </w:r>
+      <w:proofErr w:type="spellStart"/>
+      <w:r>
+        <w:rPr>
+          <w:sz w:val="20"/>
+          <w:szCs w:val="20"/>
+        </w:rPr>
+        <w:t>encodedCard</w:t>
+      </w:r>
+      <w:proofErr w:type="spellEnd"/>
+      <w:r>
+        <w:rPr>
+          <w:sz w:val="20"/>
+          <w:szCs w:val="20"/>
+        </w:rPr>
+        <w:t>}";</w:t>
+      </w:r>
+    </w:p>
+    <w:p>
+      <w:pPr>
+        <w:rPr>
+          <w:sz w:val="20"/>
+          <w:szCs w:val="20"/>
+        </w:rPr>
+      </w:pPr>
+    </w:p>
+    <w:p>
+      <w:pPr>
+        <w:rPr>
+          <w:sz w:val="20"/>
+          <w:szCs w:val="20"/>
+        </w:rPr>
+      </w:pPr>
+      <w:r>
+        <w:rPr>
+          <w:sz w:val="20"/>
+          <w:szCs w:val="20"/>
+        </w:rPr>
+        <w:t xml:space="preserve">    await </w:t>
       </w:r>
       <w:proofErr w:type="spellStart"/>
       <w:proofErr w:type="gramStart"/>
       <w:r>
-        <w:t>EditCard</w:t>
-      </w:r>
-      <w:proofErr w:type="spellEnd"/>
-      <w:r>
-        <w:t>(</w:t>
-      </w:r>
-      <w:proofErr w:type="spellStart"/>
+        <w:rPr>
+          <w:sz w:val="20"/>
+          <w:szCs w:val="20"/>
+        </w:rPr>
+        <w:t>Shell.Current.GoToAsync</w:t>
+      </w:r>
+      <w:proofErr w:type="spellEnd"/>
       <w:proofErr w:type="gramEnd"/>
       <w:r>
-        <w:t>FlashCard</w:t>
-      </w:r>
-      <w:proofErr w:type="spellEnd"/>
-      <w:r>
-        <w:t xml:space="preserve"> card)</w:t>
-      </w:r>
-    </w:p>
-    <w:p>
-      <w:r>
-        <w:t>{</w:t>
-      </w:r>
-    </w:p>
-    <w:p>
-      <w:r>
-        <w:t xml:space="preserve">    if (card == null)</w:t>
-      </w:r>
-    </w:p>
-    <w:p>
-      <w:r>
-        <w:t xml:space="preserve">        return;</w:t>
-      </w:r>
-    </w:p>
-    <w:p/>
-    <w:p>
-      <w:r>
-        <w:t xml:space="preserve">    string </w:t>
-      </w:r>
-      <w:proofErr w:type="spellStart"/>
-      <w:r>
-        <w:t>serializedCard</w:t>
-      </w:r>
-      <w:proofErr w:type="spellEnd"/>
-      <w:r>
-        <w:t xml:space="preserve"> = </w:t>
-      </w:r>
-      <w:proofErr w:type="spellStart"/>
-      <w:r>
-        <w:t>JsonSerializer.Serialize</w:t>
-      </w:r>
-      <w:proofErr w:type="spellEnd"/>
-      <w:r>
-        <w:t>(card);</w:t>
-      </w:r>
-    </w:p>
-    <w:p>
-      <w:r>
-        <w:t xml:space="preserve">    string </w:t>
-      </w:r>
-      <w:proofErr w:type="spellStart"/>
-      <w:r>
-        <w:t>encodedCard</w:t>
-      </w:r>
-      <w:proofErr w:type="spellEnd"/>
-      <w:r>
-        <w:t xml:space="preserve"> = </w:t>
-      </w:r>
-      <w:proofErr w:type="spellStart"/>
-      <w:r>
-        <w:t>Uri.EscapeDataString</w:t>
-      </w:r>
-      <w:proofErr w:type="spellEnd"/>
-      <w:r>
-        <w:t>(</w:t>
-      </w:r>
-      <w:proofErr w:type="spellStart"/>
-      <w:r>
-        <w:t>serializedCard</w:t>
-      </w:r>
-      <w:proofErr w:type="spellEnd"/>
-      <w:r>
-        <w:t>);</w:t>
-      </w:r>
-    </w:p>
-    <w:p>
-      <w:r>
-        <w:t xml:space="preserve">    string route = $"//{</w:t>
-      </w:r>
-      <w:proofErr w:type="spellStart"/>
-      <w:proofErr w:type="gramStart"/>
-      <w:r>
-        <w:t>nameof</w:t>
-      </w:r>
-      <w:proofErr w:type="spellEnd"/>
-      <w:r>
-        <w:t>(</w:t>
-      </w:r>
-      <w:proofErr w:type="spellStart"/>
-      <w:proofErr w:type="gramEnd"/>
-      <w:r>
-        <w:t>EditCardPage</w:t>
-      </w:r>
-      <w:proofErr w:type="spellEnd"/>
-      <w:r>
-        <w:t>)}?</w:t>
-      </w:r>
-      <w:proofErr w:type="spellStart"/>
-      <w:r>
-        <w:t>CardToEdit</w:t>
-      </w:r>
-      <w:proofErr w:type="spellEnd"/>
-      <w:r>
-        <w:t>={</w:t>
-      </w:r>
-      <w:proofErr w:type="spellStart"/>
-      <w:r>
-        <w:t>encodedCard</w:t>
-      </w:r>
-      <w:proofErr w:type="spellEnd"/>
-      <w:r>
-        <w:t>}";</w:t>
-      </w:r>
-    </w:p>
-    <w:p/>
-    <w:p>
-      <w:r>
-        <w:t xml:space="preserve">    await </w:t>
-      </w:r>
-      <w:proofErr w:type="spellStart"/>
-      <w:proofErr w:type="gramStart"/>
-      <w:r>
-        <w:t>Shell.Current.GoToAsync</w:t>
-      </w:r>
-      <w:proofErr w:type="spellEnd"/>
-      <w:proofErr w:type="gramEnd"/>
-      <w:r>
+        <w:rPr>
+          <w:sz w:val="20"/>
+          <w:szCs w:val="20"/>
+        </w:rPr>
         <w:t>(route);</w:t>
       </w:r>
     </w:p>
     <w:p>
-      <w:r>
+      <w:pPr>
+        <w:rPr>
+          <w:sz w:val="20"/>
+          <w:szCs w:val="20"/>
+        </w:rPr>
+      </w:pPr>
+      <w:r>
+        <w:rPr>
+          <w:sz w:val="20"/>
+          <w:szCs w:val="20"/>
+        </w:rPr>
         <w:t>}</w:t>
       </w:r>
     </w:p>
     <w:p>
-      <w:r>
-        <w:rPr>
-          <w:b/>
-          <w:bCs/>
+      <w:pPr>
+        <w:rPr>
+          <w:sz w:val="20"/>
+          <w:szCs w:val="20"/>
+        </w:rPr>
+      </w:pPr>
+      <w:r>
+        <w:rPr>
+          <w:b/>
+          <w:bCs/>
+          <w:sz w:val="20"/>
+          <w:szCs w:val="20"/>
         </w:rPr>
         <w:t>What it does:</w:t>
       </w:r>
       <w:r>
+        <w:rPr>
+          <w:sz w:val="20"/>
+          <w:szCs w:val="20"/>
+        </w:rPr>
         <w:br/>
         <w:t>Serializes the selected card and passes it to the edit page through query parameters.</w:t>
       </w:r>
     </w:p>
     <w:p>
-      <w:r>
-        <w:rPr>
-          <w:b/>
-          <w:bCs/>
+      <w:pPr>
+        <w:rPr>
+          <w:sz w:val="20"/>
+          <w:szCs w:val="20"/>
+        </w:rPr>
+      </w:pPr>
+      <w:r>
+        <w:rPr>
+          <w:b/>
+          <w:bCs/>
+          <w:sz w:val="20"/>
+          <w:szCs w:val="20"/>
         </w:rPr>
         <w:t>Why I implemented it:</w:t>
       </w:r>
       <w:r>
+        <w:rPr>
+          <w:sz w:val="20"/>
+          <w:szCs w:val="20"/>
+        </w:rPr>
         <w:br/>
         <w:t>I needed to send the selected card to another page. Shell doesn’t support object parameters, so I used serialization.</w:t>
       </w:r>
     </w:p>
     <w:p>
-      <w:r>
-        <w:rPr>
-          <w:b/>
-          <w:bCs/>
+      <w:pPr>
+        <w:rPr>
+          <w:sz w:val="20"/>
+          <w:szCs w:val="20"/>
+        </w:rPr>
+      </w:pPr>
+      <w:r>
+        <w:rPr>
+          <w:b/>
+          <w:bCs/>
+          <w:sz w:val="20"/>
+          <w:szCs w:val="20"/>
         </w:rPr>
         <w:t>Problem it solves:</w:t>
       </w:r>
       <w:r>
+        <w:rPr>
+          <w:sz w:val="20"/>
+          <w:szCs w:val="20"/>
+        </w:rPr>
         <w:br/>
         <w:t>Workaround for passing complex data in Shell navigation.</w:t>
       </w:r>
     </w:p>
     <w:p>
-      <w:r>
+      <w:pPr>
+        <w:rPr>
+          <w:sz w:val="20"/>
+          <w:szCs w:val="20"/>
+        </w:rPr>
+      </w:pPr>
+      <w:r>
+        <w:rPr>
+          <w:sz w:val="20"/>
+          <w:szCs w:val="20"/>
+        </w:rPr>
         <w:pict w14:anchorId="1765BFC5">
-          <v:rect id="_x0000_i1100" style="width:0;height:1.5pt" o:hralign="center" o:hrstd="t" o:hr="t" fillcolor="#a0a0a0" stroked="f"/>
+          <v:rect id="_x0000_i1034" style="width:0;height:1.5pt" o:hralign="center" o:hrstd="t" o:hr="t" fillcolor="#a0a0a0" stroked="f"/>
         </w:pict>
       </w:r>
     </w:p>
@@ -2633,13 +6319,17 @@
         <w:rPr>
           <w:b/>
           <w:bCs/>
-        </w:rPr>
-      </w:pPr>
-      <w:r>
-        <w:rPr>
-          <w:rFonts w:ascii="Segoe UI Emoji" w:hAnsi="Segoe UI Emoji" w:cs="Segoe UI Emoji"/>
-          <w:b/>
-          <w:bCs/>
+          <w:sz w:val="20"/>
+          <w:szCs w:val="20"/>
+        </w:rPr>
+      </w:pPr>
+      <w:r>
+        <w:rPr>
+          <w:rFonts w:ascii="Segoe UI Emoji" w:hAnsi="Segoe UI Emoji" w:cs="Segoe UI Emoji"/>
+          <w:b/>
+          <w:bCs/>
+          <w:sz w:val="20"/>
+          <w:szCs w:val="20"/>
         </w:rPr>
         <w:t>🔷</w:t>
       </w:r>
@@ -2647,6 +6337,8 @@
         <w:rPr>
           <w:b/>
           <w:bCs/>
+          <w:sz w:val="20"/>
+          <w:szCs w:val="20"/>
         </w:rPr>
         <w:t xml:space="preserve"> </w:t>
       </w:r>
@@ -2655,6 +6347,8 @@
         <w:rPr>
           <w:b/>
           <w:bCs/>
+          <w:sz w:val="20"/>
+          <w:szCs w:val="20"/>
         </w:rPr>
         <w:t>MyCardsViewModel</w:t>
       </w:r>
@@ -2663,6 +6357,8 @@
         <w:rPr>
           <w:b/>
           <w:bCs/>
+          <w:sz w:val="20"/>
+          <w:szCs w:val="20"/>
         </w:rPr>
         <w:t xml:space="preserve"> – Method: </w:t>
       </w:r>
@@ -2672,6 +6368,8 @@
         <w:rPr>
           <w:b/>
           <w:bCs/>
+          <w:sz w:val="20"/>
+          <w:szCs w:val="20"/>
         </w:rPr>
         <w:t>DeleteCard</w:t>
       </w:r>
@@ -2680,6 +6378,8 @@
         <w:rPr>
           <w:b/>
           <w:bCs/>
+          <w:sz w:val="20"/>
+          <w:szCs w:val="20"/>
         </w:rPr>
         <w:t>(</w:t>
       </w:r>
@@ -2688,166 +6388,372 @@
         <w:rPr>
           <w:b/>
           <w:bCs/>
+          <w:sz w:val="20"/>
+          <w:szCs w:val="20"/>
         </w:rPr>
         <w:t>)</w:t>
       </w:r>
     </w:p>
     <w:p>
-      <w:proofErr w:type="spellStart"/>
-      <w:r>
+      <w:pPr>
+        <w:rPr>
+          <w:sz w:val="20"/>
+          <w:szCs w:val="20"/>
+        </w:rPr>
+      </w:pPr>
+      <w:proofErr w:type="spellStart"/>
+      <w:r>
+        <w:rPr>
+          <w:sz w:val="20"/>
+          <w:szCs w:val="20"/>
+        </w:rPr>
         <w:t>csharp</w:t>
       </w:r>
       <w:proofErr w:type="spellEnd"/>
     </w:p>
     <w:p>
-      <w:proofErr w:type="spellStart"/>
-      <w:r>
+      <w:pPr>
+        <w:rPr>
+          <w:sz w:val="20"/>
+          <w:szCs w:val="20"/>
+        </w:rPr>
+      </w:pPr>
+      <w:proofErr w:type="spellStart"/>
+      <w:r>
+        <w:rPr>
+          <w:sz w:val="20"/>
+          <w:szCs w:val="20"/>
+        </w:rPr>
         <w:t>КопіюватиРедагувати</w:t>
       </w:r>
       <w:proofErr w:type="spellEnd"/>
     </w:p>
     <w:p>
-      <w:r>
+      <w:pPr>
+        <w:rPr>
+          <w:sz w:val="20"/>
+          <w:szCs w:val="20"/>
+        </w:rPr>
+      </w:pPr>
+      <w:r>
+        <w:rPr>
+          <w:sz w:val="20"/>
+          <w:szCs w:val="20"/>
+        </w:rPr>
         <w:t>[</w:t>
       </w:r>
       <w:proofErr w:type="spellStart"/>
       <w:r>
+        <w:rPr>
+          <w:sz w:val="20"/>
+          <w:szCs w:val="20"/>
+        </w:rPr>
         <w:t>RelayCommand</w:t>
       </w:r>
       <w:proofErr w:type="spellEnd"/>
       <w:r>
+        <w:rPr>
+          <w:sz w:val="20"/>
+          <w:szCs w:val="20"/>
+        </w:rPr>
         <w:t>]</w:t>
       </w:r>
     </w:p>
     <w:p>
-      <w:r>
+      <w:pPr>
+        <w:rPr>
+          <w:sz w:val="20"/>
+          <w:szCs w:val="20"/>
+        </w:rPr>
+      </w:pPr>
+      <w:r>
+        <w:rPr>
+          <w:sz w:val="20"/>
+          <w:szCs w:val="20"/>
+        </w:rPr>
         <w:t xml:space="preserve">public void </w:t>
       </w:r>
       <w:proofErr w:type="spellStart"/>
       <w:proofErr w:type="gramStart"/>
       <w:r>
+        <w:rPr>
+          <w:sz w:val="20"/>
+          <w:szCs w:val="20"/>
+        </w:rPr>
         <w:t>DeleteCard</w:t>
       </w:r>
       <w:proofErr w:type="spellEnd"/>
       <w:r>
+        <w:rPr>
+          <w:sz w:val="20"/>
+          <w:szCs w:val="20"/>
+        </w:rPr>
         <w:t>(</w:t>
       </w:r>
       <w:proofErr w:type="spellStart"/>
       <w:proofErr w:type="gramEnd"/>
       <w:r>
+        <w:rPr>
+          <w:sz w:val="20"/>
+          <w:szCs w:val="20"/>
+        </w:rPr>
         <w:t>FlashCard</w:t>
       </w:r>
       <w:proofErr w:type="spellEnd"/>
       <w:r>
+        <w:rPr>
+          <w:sz w:val="20"/>
+          <w:szCs w:val="20"/>
+        </w:rPr>
         <w:t xml:space="preserve"> card)</w:t>
       </w:r>
     </w:p>
     <w:p>
-      <w:r>
+      <w:pPr>
+        <w:rPr>
+          <w:sz w:val="20"/>
+          <w:szCs w:val="20"/>
+        </w:rPr>
+      </w:pPr>
+      <w:r>
+        <w:rPr>
+          <w:sz w:val="20"/>
+          <w:szCs w:val="20"/>
+        </w:rPr>
         <w:t>{</w:t>
       </w:r>
     </w:p>
     <w:p>
-      <w:r>
+      <w:pPr>
+        <w:rPr>
+          <w:sz w:val="20"/>
+          <w:szCs w:val="20"/>
+        </w:rPr>
+      </w:pPr>
+      <w:r>
+        <w:rPr>
+          <w:sz w:val="20"/>
+          <w:szCs w:val="20"/>
+        </w:rPr>
         <w:t xml:space="preserve">    if (card == null)</w:t>
       </w:r>
     </w:p>
     <w:p>
-      <w:r>
+      <w:pPr>
+        <w:rPr>
+          <w:sz w:val="20"/>
+          <w:szCs w:val="20"/>
+        </w:rPr>
+      </w:pPr>
+      <w:r>
+        <w:rPr>
+          <w:sz w:val="20"/>
+          <w:szCs w:val="20"/>
+        </w:rPr>
         <w:t xml:space="preserve">        return;</w:t>
       </w:r>
     </w:p>
-    <w:p/>
-    <w:p>
-      <w:r>
-        <w:lastRenderedPageBreak/>
+    <w:p>
+      <w:pPr>
+        <w:rPr>
+          <w:sz w:val="20"/>
+          <w:szCs w:val="20"/>
+        </w:rPr>
+      </w:pPr>
+    </w:p>
+    <w:p>
+      <w:pPr>
+        <w:rPr>
+          <w:sz w:val="20"/>
+          <w:szCs w:val="20"/>
+        </w:rPr>
+      </w:pPr>
+      <w:r>
+        <w:rPr>
+          <w:sz w:val="20"/>
+          <w:szCs w:val="20"/>
+        </w:rPr>
         <w:t xml:space="preserve">    _</w:t>
       </w:r>
       <w:proofErr w:type="spellStart"/>
       <w:r>
+        <w:rPr>
+          <w:sz w:val="20"/>
+          <w:szCs w:val="20"/>
+        </w:rPr>
         <w:t>cardService.DeleteCard</w:t>
       </w:r>
       <w:proofErr w:type="spellEnd"/>
       <w:r>
+        <w:rPr>
+          <w:sz w:val="20"/>
+          <w:szCs w:val="20"/>
+        </w:rPr>
         <w:t>(card);</w:t>
       </w:r>
     </w:p>
     <w:p>
-      <w:r>
+      <w:pPr>
+        <w:rPr>
+          <w:sz w:val="20"/>
+          <w:szCs w:val="20"/>
+        </w:rPr>
+      </w:pPr>
+      <w:r>
+        <w:rPr>
+          <w:sz w:val="20"/>
+          <w:szCs w:val="20"/>
+        </w:rPr>
         <w:t xml:space="preserve">    </w:t>
       </w:r>
       <w:proofErr w:type="spellStart"/>
       <w:proofErr w:type="gramStart"/>
       <w:r>
+        <w:rPr>
+          <w:sz w:val="20"/>
+          <w:szCs w:val="20"/>
+        </w:rPr>
         <w:t>WeakReferenceMessenger.Default.Send</w:t>
       </w:r>
       <w:proofErr w:type="spellEnd"/>
       <w:proofErr w:type="gramEnd"/>
       <w:r>
+        <w:rPr>
+          <w:sz w:val="20"/>
+          <w:szCs w:val="20"/>
+        </w:rPr>
         <w:t xml:space="preserve">(new </w:t>
       </w:r>
       <w:proofErr w:type="spellStart"/>
       <w:proofErr w:type="gramStart"/>
       <w:r>
+        <w:rPr>
+          <w:sz w:val="20"/>
+          <w:szCs w:val="20"/>
+        </w:rPr>
         <w:t>CardsChangedMessage</w:t>
       </w:r>
       <w:proofErr w:type="spellEnd"/>
       <w:r>
+        <w:rPr>
+          <w:sz w:val="20"/>
+          <w:szCs w:val="20"/>
+        </w:rPr>
         <w:t>(</w:t>
       </w:r>
       <w:proofErr w:type="gramEnd"/>
       <w:r>
+        <w:rPr>
+          <w:sz w:val="20"/>
+          <w:szCs w:val="20"/>
+        </w:rPr>
         <w:t>));</w:t>
       </w:r>
     </w:p>
     <w:p>
-      <w:r>
+      <w:pPr>
+        <w:rPr>
+          <w:sz w:val="20"/>
+          <w:szCs w:val="20"/>
+        </w:rPr>
+      </w:pPr>
+      <w:r>
+        <w:rPr>
+          <w:sz w:val="20"/>
+          <w:szCs w:val="20"/>
+        </w:rPr>
         <w:t>}</w:t>
       </w:r>
     </w:p>
     <w:p>
-      <w:r>
-        <w:rPr>
-          <w:b/>
-          <w:bCs/>
+      <w:pPr>
+        <w:rPr>
+          <w:sz w:val="20"/>
+          <w:szCs w:val="20"/>
+        </w:rPr>
+      </w:pPr>
+      <w:r>
+        <w:rPr>
+          <w:b/>
+          <w:bCs/>
+          <w:sz w:val="20"/>
+          <w:szCs w:val="20"/>
         </w:rPr>
         <w:t>What it does:</w:t>
       </w:r>
       <w:r>
+        <w:rPr>
+          <w:sz w:val="20"/>
+          <w:szCs w:val="20"/>
+        </w:rPr>
         <w:br/>
         <w:t>Deletes the selected card and notifies other views.</w:t>
       </w:r>
     </w:p>
     <w:p>
-      <w:r>
-        <w:rPr>
-          <w:b/>
-          <w:bCs/>
+      <w:pPr>
+        <w:rPr>
+          <w:sz w:val="20"/>
+          <w:szCs w:val="20"/>
+        </w:rPr>
+      </w:pPr>
+      <w:r>
+        <w:rPr>
+          <w:b/>
+          <w:bCs/>
+          <w:sz w:val="20"/>
+          <w:szCs w:val="20"/>
         </w:rPr>
         <w:t>Why I implemented it:</w:t>
       </w:r>
       <w:r>
+        <w:rPr>
+          <w:sz w:val="20"/>
+          <w:szCs w:val="20"/>
+        </w:rPr>
         <w:br/>
         <w:t>I wanted to provide a simple way to delete a card directly from the list.</w:t>
       </w:r>
     </w:p>
     <w:p>
-      <w:r>
-        <w:rPr>
-          <w:b/>
-          <w:bCs/>
+      <w:pPr>
+        <w:rPr>
+          <w:sz w:val="20"/>
+          <w:szCs w:val="20"/>
+        </w:rPr>
+      </w:pPr>
+      <w:r>
+        <w:rPr>
+          <w:b/>
+          <w:bCs/>
+          <w:sz w:val="20"/>
+          <w:szCs w:val="20"/>
         </w:rPr>
         <w:t>Problem it solves:</w:t>
       </w:r>
       <w:r>
+        <w:rPr>
+          <w:sz w:val="20"/>
+          <w:szCs w:val="20"/>
+        </w:rPr>
         <w:br/>
         <w:t>Keeps UI and data in sync after deletion.</w:t>
       </w:r>
     </w:p>
     <w:p>
-      <w:r>
+      <w:pPr>
+        <w:rPr>
+          <w:sz w:val="20"/>
+          <w:szCs w:val="20"/>
+        </w:rPr>
+      </w:pPr>
+      <w:r>
+        <w:rPr>
+          <w:sz w:val="20"/>
+          <w:szCs w:val="20"/>
+        </w:rPr>
         <w:pict w14:anchorId="357A94B3">
-          <v:rect id="_x0000_i1101" style="width:0;height:1.5pt" o:hralign="center" o:hrstd="t" o:hr="t" fillcolor="#a0a0a0" stroked="f"/>
+          <v:rect id="_x0000_i1035" style="width:0;height:1.5pt" o:hralign="center" o:hrstd="t" o:hr="t" fillcolor="#a0a0a0" stroked="f"/>
         </w:pict>
       </w:r>
     </w:p>
@@ -2856,13 +6762,17 @@
         <w:rPr>
           <w:b/>
           <w:bCs/>
-        </w:rPr>
-      </w:pPr>
-      <w:r>
-        <w:rPr>
-          <w:rFonts w:ascii="Segoe UI Emoji" w:hAnsi="Segoe UI Emoji" w:cs="Segoe UI Emoji"/>
-          <w:b/>
-          <w:bCs/>
+          <w:sz w:val="20"/>
+          <w:szCs w:val="20"/>
+        </w:rPr>
+      </w:pPr>
+      <w:r>
+        <w:rPr>
+          <w:rFonts w:ascii="Segoe UI Emoji" w:hAnsi="Segoe UI Emoji" w:cs="Segoe UI Emoji"/>
+          <w:b/>
+          <w:bCs/>
+          <w:sz w:val="20"/>
+          <w:szCs w:val="20"/>
         </w:rPr>
         <w:t>🔷</w:t>
       </w:r>
@@ -2870,6 +6780,8 @@
         <w:rPr>
           <w:b/>
           <w:bCs/>
+          <w:sz w:val="20"/>
+          <w:szCs w:val="20"/>
         </w:rPr>
         <w:t xml:space="preserve"> </w:t>
       </w:r>
@@ -2878,6 +6790,8 @@
         <w:rPr>
           <w:b/>
           <w:bCs/>
+          <w:sz w:val="20"/>
+          <w:szCs w:val="20"/>
         </w:rPr>
         <w:t>EditCardPage</w:t>
       </w:r>
@@ -2886,6 +6800,8 @@
         <w:rPr>
           <w:b/>
           <w:bCs/>
+          <w:sz w:val="20"/>
+          <w:szCs w:val="20"/>
         </w:rPr>
         <w:t xml:space="preserve"> – Method: </w:t>
       </w:r>
@@ -2895,6 +6811,8 @@
         <w:rPr>
           <w:b/>
           <w:bCs/>
+          <w:sz w:val="20"/>
+          <w:szCs w:val="20"/>
         </w:rPr>
         <w:t>ApplyQueryAttributes</w:t>
       </w:r>
@@ -2903,6 +6821,8 @@
         <w:rPr>
           <w:b/>
           <w:bCs/>
+          <w:sz w:val="20"/>
+          <w:szCs w:val="20"/>
         </w:rPr>
         <w:t>(</w:t>
       </w:r>
@@ -2911,325 +6831,736 @@
         <w:rPr>
           <w:b/>
           <w:bCs/>
+          <w:sz w:val="20"/>
+          <w:szCs w:val="20"/>
         </w:rPr>
         <w:t>)</w:t>
       </w:r>
     </w:p>
     <w:p>
-      <w:proofErr w:type="spellStart"/>
-      <w:r>
+      <w:pPr>
+        <w:rPr>
+          <w:sz w:val="20"/>
+          <w:szCs w:val="20"/>
+        </w:rPr>
+      </w:pPr>
+      <w:proofErr w:type="spellStart"/>
+      <w:r>
+        <w:rPr>
+          <w:sz w:val="20"/>
+          <w:szCs w:val="20"/>
+        </w:rPr>
         <w:t>csharp</w:t>
       </w:r>
       <w:proofErr w:type="spellEnd"/>
     </w:p>
     <w:p>
-      <w:proofErr w:type="spellStart"/>
-      <w:r>
+      <w:pPr>
+        <w:rPr>
+          <w:sz w:val="20"/>
+          <w:szCs w:val="20"/>
+        </w:rPr>
+      </w:pPr>
+      <w:proofErr w:type="spellStart"/>
+      <w:r>
+        <w:rPr>
+          <w:sz w:val="20"/>
+          <w:szCs w:val="20"/>
+        </w:rPr>
+        <w:lastRenderedPageBreak/>
         <w:t>КопіюватиРедагувати</w:t>
       </w:r>
       <w:proofErr w:type="spellEnd"/>
     </w:p>
     <w:p>
-      <w:r>
+      <w:pPr>
+        <w:rPr>
+          <w:sz w:val="20"/>
+          <w:szCs w:val="20"/>
+        </w:rPr>
+      </w:pPr>
+      <w:r>
+        <w:rPr>
+          <w:sz w:val="20"/>
+          <w:szCs w:val="20"/>
+        </w:rPr>
         <w:t xml:space="preserve">public void </w:t>
       </w:r>
       <w:proofErr w:type="spellStart"/>
       <w:proofErr w:type="gramStart"/>
       <w:r>
+        <w:rPr>
+          <w:sz w:val="20"/>
+          <w:szCs w:val="20"/>
+        </w:rPr>
         <w:t>ApplyQueryAttributes</w:t>
       </w:r>
       <w:proofErr w:type="spellEnd"/>
       <w:r>
+        <w:rPr>
+          <w:sz w:val="20"/>
+          <w:szCs w:val="20"/>
+        </w:rPr>
         <w:t>(</w:t>
       </w:r>
       <w:proofErr w:type="spellStart"/>
       <w:proofErr w:type="gramEnd"/>
       <w:r>
+        <w:rPr>
+          <w:sz w:val="20"/>
+          <w:szCs w:val="20"/>
+        </w:rPr>
         <w:t>IDictionary</w:t>
       </w:r>
       <w:proofErr w:type="spellEnd"/>
       <w:r>
+        <w:rPr>
+          <w:sz w:val="20"/>
+          <w:szCs w:val="20"/>
+        </w:rPr>
         <w:t>&lt;string, object&gt; query)</w:t>
       </w:r>
     </w:p>
     <w:p>
-      <w:r>
+      <w:pPr>
+        <w:rPr>
+          <w:sz w:val="20"/>
+          <w:szCs w:val="20"/>
+        </w:rPr>
+      </w:pPr>
+      <w:r>
+        <w:rPr>
+          <w:sz w:val="20"/>
+          <w:szCs w:val="20"/>
+        </w:rPr>
         <w:t>{</w:t>
       </w:r>
     </w:p>
     <w:p>
-      <w:r>
+      <w:pPr>
+        <w:rPr>
+          <w:sz w:val="20"/>
+          <w:szCs w:val="20"/>
+        </w:rPr>
+      </w:pPr>
+      <w:r>
+        <w:rPr>
+          <w:sz w:val="20"/>
+          <w:szCs w:val="20"/>
+        </w:rPr>
         <w:t xml:space="preserve">    if (</w:t>
       </w:r>
       <w:proofErr w:type="spellStart"/>
       <w:r>
+        <w:rPr>
+          <w:sz w:val="20"/>
+          <w:szCs w:val="20"/>
+        </w:rPr>
         <w:t>BindingContext</w:t>
       </w:r>
       <w:proofErr w:type="spellEnd"/>
       <w:r>
+        <w:rPr>
+          <w:sz w:val="20"/>
+          <w:szCs w:val="20"/>
+        </w:rPr>
         <w:t xml:space="preserve"> is </w:t>
       </w:r>
       <w:proofErr w:type="spellStart"/>
       <w:r>
+        <w:rPr>
+          <w:sz w:val="20"/>
+          <w:szCs w:val="20"/>
+        </w:rPr>
         <w:t>MainViewModel</w:t>
       </w:r>
       <w:proofErr w:type="spellEnd"/>
       <w:r>
+        <w:rPr>
+          <w:sz w:val="20"/>
+          <w:szCs w:val="20"/>
+        </w:rPr>
         <w:t xml:space="preserve"> </w:t>
       </w:r>
       <w:proofErr w:type="spellStart"/>
       <w:r>
+        <w:rPr>
+          <w:sz w:val="20"/>
+          <w:szCs w:val="20"/>
+        </w:rPr>
         <w:t>vm</w:t>
       </w:r>
       <w:proofErr w:type="spellEnd"/>
       <w:r>
+        <w:rPr>
+          <w:sz w:val="20"/>
+          <w:szCs w:val="20"/>
+        </w:rPr>
         <w:t>)</w:t>
       </w:r>
     </w:p>
     <w:p>
-      <w:r>
+      <w:pPr>
+        <w:rPr>
+          <w:sz w:val="20"/>
+          <w:szCs w:val="20"/>
+        </w:rPr>
+      </w:pPr>
+      <w:r>
+        <w:rPr>
+          <w:sz w:val="20"/>
+          <w:szCs w:val="20"/>
+        </w:rPr>
         <w:t xml:space="preserve">    {</w:t>
       </w:r>
     </w:p>
     <w:p>
-      <w:r>
+      <w:pPr>
+        <w:rPr>
+          <w:sz w:val="20"/>
+          <w:szCs w:val="20"/>
+        </w:rPr>
+      </w:pPr>
+      <w:r>
+        <w:rPr>
+          <w:sz w:val="20"/>
+          <w:szCs w:val="20"/>
+        </w:rPr>
         <w:t xml:space="preserve">        if (</w:t>
       </w:r>
       <w:proofErr w:type="spellStart"/>
       <w:proofErr w:type="gramStart"/>
       <w:r>
+        <w:rPr>
+          <w:sz w:val="20"/>
+          <w:szCs w:val="20"/>
+        </w:rPr>
         <w:t>query.TryGetValue</w:t>
       </w:r>
       <w:proofErr w:type="spellEnd"/>
       <w:proofErr w:type="gramEnd"/>
       <w:r>
+        <w:rPr>
+          <w:sz w:val="20"/>
+          <w:szCs w:val="20"/>
+        </w:rPr>
         <w:t>("</w:t>
       </w:r>
       <w:proofErr w:type="spellStart"/>
       <w:r>
+        <w:rPr>
+          <w:sz w:val="20"/>
+          <w:szCs w:val="20"/>
+        </w:rPr>
         <w:t>CardToEdit</w:t>
       </w:r>
       <w:proofErr w:type="spellEnd"/>
       <w:r>
+        <w:rPr>
+          <w:sz w:val="20"/>
+          <w:szCs w:val="20"/>
+        </w:rPr>
         <w:t xml:space="preserve">", out var </w:t>
       </w:r>
       <w:proofErr w:type="spellStart"/>
       <w:r>
+        <w:rPr>
+          <w:sz w:val="20"/>
+          <w:szCs w:val="20"/>
+        </w:rPr>
         <w:t>cardJsonObj</w:t>
       </w:r>
       <w:proofErr w:type="spellEnd"/>
       <w:r>
+        <w:rPr>
+          <w:sz w:val="20"/>
+          <w:szCs w:val="20"/>
+        </w:rPr>
         <w:t xml:space="preserve">) &amp;&amp; </w:t>
       </w:r>
       <w:proofErr w:type="spellStart"/>
       <w:r>
+        <w:rPr>
+          <w:sz w:val="20"/>
+          <w:szCs w:val="20"/>
+        </w:rPr>
         <w:t>cardJsonObj</w:t>
       </w:r>
       <w:proofErr w:type="spellEnd"/>
       <w:r>
+        <w:rPr>
+          <w:sz w:val="20"/>
+          <w:szCs w:val="20"/>
+        </w:rPr>
         <w:t xml:space="preserve"> is string </w:t>
       </w:r>
       <w:proofErr w:type="spellStart"/>
       <w:r>
+        <w:rPr>
+          <w:sz w:val="20"/>
+          <w:szCs w:val="20"/>
+        </w:rPr>
         <w:t>cardJson</w:t>
       </w:r>
       <w:proofErr w:type="spellEnd"/>
       <w:r>
+        <w:rPr>
+          <w:sz w:val="20"/>
+          <w:szCs w:val="20"/>
+        </w:rPr>
         <w:t>)</w:t>
       </w:r>
     </w:p>
     <w:p>
-      <w:r>
+      <w:pPr>
+        <w:rPr>
+          <w:sz w:val="20"/>
+          <w:szCs w:val="20"/>
+        </w:rPr>
+      </w:pPr>
+      <w:r>
+        <w:rPr>
+          <w:sz w:val="20"/>
+          <w:szCs w:val="20"/>
+        </w:rPr>
         <w:t xml:space="preserve">        {</w:t>
       </w:r>
     </w:p>
     <w:p>
-      <w:r>
+      <w:pPr>
+        <w:rPr>
+          <w:sz w:val="20"/>
+          <w:szCs w:val="20"/>
+        </w:rPr>
+      </w:pPr>
+      <w:r>
+        <w:rPr>
+          <w:sz w:val="20"/>
+          <w:szCs w:val="20"/>
+        </w:rPr>
         <w:t xml:space="preserve">            var decoded = </w:t>
       </w:r>
       <w:proofErr w:type="spellStart"/>
       <w:r>
+        <w:rPr>
+          <w:sz w:val="20"/>
+          <w:szCs w:val="20"/>
+        </w:rPr>
         <w:t>Uri.UnescapeDataString</w:t>
       </w:r>
       <w:proofErr w:type="spellEnd"/>
       <w:r>
+        <w:rPr>
+          <w:sz w:val="20"/>
+          <w:szCs w:val="20"/>
+        </w:rPr>
         <w:t>(</w:t>
       </w:r>
       <w:proofErr w:type="spellStart"/>
       <w:r>
+        <w:rPr>
+          <w:sz w:val="20"/>
+          <w:szCs w:val="20"/>
+        </w:rPr>
         <w:t>cardJson</w:t>
       </w:r>
       <w:proofErr w:type="spellEnd"/>
       <w:r>
+        <w:rPr>
+          <w:sz w:val="20"/>
+          <w:szCs w:val="20"/>
+        </w:rPr>
         <w:t>);</w:t>
       </w:r>
     </w:p>
     <w:p>
-      <w:r>
+      <w:pPr>
+        <w:rPr>
+          <w:sz w:val="20"/>
+          <w:szCs w:val="20"/>
+        </w:rPr>
+      </w:pPr>
+      <w:r>
+        <w:rPr>
+          <w:sz w:val="20"/>
+          <w:szCs w:val="20"/>
+        </w:rPr>
         <w:t xml:space="preserve">            var card = </w:t>
       </w:r>
       <w:proofErr w:type="spellStart"/>
       <w:r>
+        <w:rPr>
+          <w:sz w:val="20"/>
+          <w:szCs w:val="20"/>
+        </w:rPr>
         <w:t>JsonSerializer.Deserialize</w:t>
       </w:r>
       <w:proofErr w:type="spellEnd"/>
       <w:r>
+        <w:rPr>
+          <w:sz w:val="20"/>
+          <w:szCs w:val="20"/>
+        </w:rPr>
         <w:t>&lt;</w:t>
       </w:r>
       <w:proofErr w:type="spellStart"/>
       <w:r>
+        <w:rPr>
+          <w:sz w:val="20"/>
+          <w:szCs w:val="20"/>
+        </w:rPr>
         <w:t>FlashCard</w:t>
       </w:r>
       <w:proofErr w:type="spellEnd"/>
       <w:r>
+        <w:rPr>
+          <w:sz w:val="20"/>
+          <w:szCs w:val="20"/>
+        </w:rPr>
         <w:t>&gt;(decoded);</w:t>
       </w:r>
     </w:p>
     <w:p>
-      <w:r>
+      <w:pPr>
+        <w:rPr>
+          <w:sz w:val="20"/>
+          <w:szCs w:val="20"/>
+        </w:rPr>
+      </w:pPr>
+      <w:r>
+        <w:rPr>
+          <w:sz w:val="20"/>
+          <w:szCs w:val="20"/>
+        </w:rPr>
         <w:t xml:space="preserve">            if (</w:t>
       </w:r>
       <w:proofErr w:type="gramStart"/>
       <w:r>
+        <w:rPr>
+          <w:sz w:val="20"/>
+          <w:szCs w:val="20"/>
+        </w:rPr>
         <w:t>card !</w:t>
       </w:r>
       <w:proofErr w:type="gramEnd"/>
       <w:r>
+        <w:rPr>
+          <w:sz w:val="20"/>
+          <w:szCs w:val="20"/>
+        </w:rPr>
         <w:t>= null)</w:t>
       </w:r>
     </w:p>
     <w:p>
-      <w:r>
+      <w:pPr>
+        <w:rPr>
+          <w:sz w:val="20"/>
+          <w:szCs w:val="20"/>
+        </w:rPr>
+      </w:pPr>
+      <w:r>
+        <w:rPr>
+          <w:sz w:val="20"/>
+          <w:szCs w:val="20"/>
+        </w:rPr>
         <w:t xml:space="preserve">            {</w:t>
       </w:r>
     </w:p>
     <w:p>
-      <w:r>
+      <w:pPr>
+        <w:rPr>
+          <w:sz w:val="20"/>
+          <w:szCs w:val="20"/>
+        </w:rPr>
+      </w:pPr>
+      <w:r>
+        <w:rPr>
+          <w:sz w:val="20"/>
+          <w:szCs w:val="20"/>
+        </w:rPr>
         <w:t xml:space="preserve">                </w:t>
       </w:r>
       <w:proofErr w:type="spellStart"/>
       <w:proofErr w:type="gramStart"/>
       <w:r>
+        <w:rPr>
+          <w:sz w:val="20"/>
+          <w:szCs w:val="20"/>
+        </w:rPr>
         <w:t>vm.CurrentCard</w:t>
       </w:r>
       <w:proofErr w:type="spellEnd"/>
       <w:proofErr w:type="gramEnd"/>
       <w:r>
+        <w:rPr>
+          <w:sz w:val="20"/>
+          <w:szCs w:val="20"/>
+        </w:rPr>
         <w:t xml:space="preserve"> = card;</w:t>
       </w:r>
     </w:p>
     <w:p>
-      <w:r>
+      <w:pPr>
+        <w:rPr>
+          <w:sz w:val="20"/>
+          <w:szCs w:val="20"/>
+        </w:rPr>
+      </w:pPr>
+      <w:r>
+        <w:rPr>
+          <w:sz w:val="20"/>
+          <w:szCs w:val="20"/>
+        </w:rPr>
         <w:t xml:space="preserve">            }</w:t>
       </w:r>
     </w:p>
     <w:p>
-      <w:r>
+      <w:pPr>
+        <w:rPr>
+          <w:sz w:val="20"/>
+          <w:szCs w:val="20"/>
+        </w:rPr>
+      </w:pPr>
+      <w:r>
+        <w:rPr>
+          <w:sz w:val="20"/>
+          <w:szCs w:val="20"/>
+        </w:rPr>
         <w:t xml:space="preserve">        }</w:t>
       </w:r>
     </w:p>
     <w:p>
-      <w:r>
+      <w:pPr>
+        <w:rPr>
+          <w:sz w:val="20"/>
+          <w:szCs w:val="20"/>
+        </w:rPr>
+      </w:pPr>
+      <w:r>
+        <w:rPr>
+          <w:sz w:val="20"/>
+          <w:szCs w:val="20"/>
+        </w:rPr>
         <w:t xml:space="preserve">        else</w:t>
       </w:r>
     </w:p>
     <w:p>
-      <w:r>
+      <w:pPr>
+        <w:rPr>
+          <w:sz w:val="20"/>
+          <w:szCs w:val="20"/>
+        </w:rPr>
+      </w:pPr>
+      <w:r>
+        <w:rPr>
+          <w:sz w:val="20"/>
+          <w:szCs w:val="20"/>
+        </w:rPr>
         <w:t xml:space="preserve">        {</w:t>
       </w:r>
     </w:p>
     <w:p>
-      <w:r>
+      <w:pPr>
+        <w:rPr>
+          <w:sz w:val="20"/>
+          <w:szCs w:val="20"/>
+        </w:rPr>
+      </w:pPr>
+      <w:r>
+        <w:rPr>
+          <w:sz w:val="20"/>
+          <w:szCs w:val="20"/>
+        </w:rPr>
         <w:t xml:space="preserve">            </w:t>
       </w:r>
       <w:proofErr w:type="spellStart"/>
       <w:proofErr w:type="gramStart"/>
       <w:r>
+        <w:rPr>
+          <w:sz w:val="20"/>
+          <w:szCs w:val="20"/>
+        </w:rPr>
         <w:t>vm.CurrentCard</w:t>
       </w:r>
       <w:proofErr w:type="spellEnd"/>
       <w:proofErr w:type="gramEnd"/>
       <w:r>
+        <w:rPr>
+          <w:sz w:val="20"/>
+          <w:szCs w:val="20"/>
+        </w:rPr>
         <w:t xml:space="preserve"> = new </w:t>
       </w:r>
       <w:proofErr w:type="spellStart"/>
       <w:proofErr w:type="gramStart"/>
       <w:r>
+        <w:rPr>
+          <w:sz w:val="20"/>
+          <w:szCs w:val="20"/>
+        </w:rPr>
         <w:t>FlashCard</w:t>
       </w:r>
       <w:proofErr w:type="spellEnd"/>
       <w:r>
+        <w:rPr>
+          <w:sz w:val="20"/>
+          <w:szCs w:val="20"/>
+        </w:rPr>
         <w:t>(</w:t>
       </w:r>
       <w:proofErr w:type="gramEnd"/>
       <w:r>
+        <w:rPr>
+          <w:sz w:val="20"/>
+          <w:szCs w:val="20"/>
+        </w:rPr>
         <w:t>);</w:t>
       </w:r>
     </w:p>
     <w:p>
-      <w:r>
+      <w:pPr>
+        <w:rPr>
+          <w:sz w:val="20"/>
+          <w:szCs w:val="20"/>
+        </w:rPr>
+      </w:pPr>
+      <w:r>
+        <w:rPr>
+          <w:sz w:val="20"/>
+          <w:szCs w:val="20"/>
+        </w:rPr>
         <w:t xml:space="preserve">        }</w:t>
       </w:r>
     </w:p>
     <w:p>
-      <w:r>
+      <w:pPr>
+        <w:rPr>
+          <w:sz w:val="20"/>
+          <w:szCs w:val="20"/>
+        </w:rPr>
+      </w:pPr>
+      <w:r>
+        <w:rPr>
+          <w:sz w:val="20"/>
+          <w:szCs w:val="20"/>
+        </w:rPr>
         <w:t xml:space="preserve">    }</w:t>
       </w:r>
     </w:p>
     <w:p>
-      <w:r>
+      <w:pPr>
+        <w:rPr>
+          <w:sz w:val="20"/>
+          <w:szCs w:val="20"/>
+        </w:rPr>
+      </w:pPr>
+      <w:r>
+        <w:rPr>
+          <w:sz w:val="20"/>
+          <w:szCs w:val="20"/>
+        </w:rPr>
         <w:t>}</w:t>
       </w:r>
     </w:p>
     <w:p>
-      <w:r>
-        <w:rPr>
-          <w:b/>
-          <w:bCs/>
-        </w:rPr>
-        <w:lastRenderedPageBreak/>
+      <w:pPr>
+        <w:rPr>
+          <w:sz w:val="20"/>
+          <w:szCs w:val="20"/>
+        </w:rPr>
+      </w:pPr>
+      <w:r>
+        <w:rPr>
+          <w:b/>
+          <w:bCs/>
+          <w:sz w:val="20"/>
+          <w:szCs w:val="20"/>
+        </w:rPr>
         <w:t>What it does:</w:t>
       </w:r>
       <w:r>
+        <w:rPr>
+          <w:sz w:val="20"/>
+          <w:szCs w:val="20"/>
+        </w:rPr>
         <w:br/>
         <w:t xml:space="preserve">Receives the serialized card from the query, deserializes it, and sets it as the </w:t>
       </w:r>
       <w:proofErr w:type="spellStart"/>
       <w:r>
+        <w:rPr>
+          <w:sz w:val="20"/>
+          <w:szCs w:val="20"/>
+        </w:rPr>
         <w:t>CurrentCard</w:t>
       </w:r>
       <w:proofErr w:type="spellEnd"/>
       <w:r>
+        <w:rPr>
+          <w:sz w:val="20"/>
+          <w:szCs w:val="20"/>
+        </w:rPr>
         <w:t xml:space="preserve"> for editing.</w:t>
       </w:r>
     </w:p>
     <w:p>
-      <w:r>
-        <w:rPr>
-          <w:b/>
-          <w:bCs/>
+      <w:pPr>
+        <w:rPr>
+          <w:sz w:val="20"/>
+          <w:szCs w:val="20"/>
+        </w:rPr>
+      </w:pPr>
+      <w:r>
+        <w:rPr>
+          <w:b/>
+          <w:bCs/>
+          <w:sz w:val="20"/>
+          <w:szCs w:val="20"/>
         </w:rPr>
         <w:t>Why I implemented it:</w:t>
       </w:r>
       <w:r>
+        <w:rPr>
+          <w:sz w:val="20"/>
+          <w:szCs w:val="20"/>
+        </w:rPr>
         <w:br/>
         <w:t>Since Shell doesn’t support complex object passing, I used this method to extract and restore the card.</w:t>
       </w:r>
     </w:p>
     <w:p>
-      <w:r>
-        <w:rPr>
-          <w:b/>
-          <w:bCs/>
+      <w:pPr>
+        <w:rPr>
+          <w:sz w:val="20"/>
+          <w:szCs w:val="20"/>
+        </w:rPr>
+      </w:pPr>
+      <w:r>
+        <w:rPr>
+          <w:b/>
+          <w:bCs/>
+          <w:sz w:val="20"/>
+          <w:szCs w:val="20"/>
         </w:rPr>
         <w:t>Problem it solves:</w:t>
       </w:r>
       <w:r>
+        <w:rPr>
+          <w:sz w:val="20"/>
+          <w:szCs w:val="20"/>
+        </w:rPr>
         <w:br/>
         <w:t>Makes editing work with Shell routing and query parameters.</w:t>
       </w:r>
     </w:p>
-    <w:p/>
+    <w:p>
+      <w:pPr>
+        <w:rPr>
+          <w:sz w:val="20"/>
+          <w:szCs w:val="20"/>
+        </w:rPr>
+      </w:pPr>
+    </w:p>
     <w:sectPr>
       <w:pgSz w:w="11906" w:h="16838"/>
       <w:pgMar w:top="1440" w:right="1440" w:bottom="1440" w:left="1440" w:header="708" w:footer="708" w:gutter="0"/>
@@ -3238,6 +7569,279 @@
     </w:sectPr>
   </w:body>
 </w:document>
+</file>
+
+<file path=word/numbering.xml><?xml version="1.0" encoding="utf-8"?>
+<w:numbering xmlns:wpc="http://schemas.microsoft.com/office/word/2010/wordprocessingCanvas" xmlns:cx="http://schemas.microsoft.com/office/drawing/2014/chartex" xmlns:cx1="http://schemas.microsoft.com/office/drawing/2015/9/8/chartex" xmlns:cx2="http://schemas.microsoft.com/office/drawing/2015/10/21/chartex" xmlns:cx3="http://schemas.microsoft.com/office/drawing/2016/5/9/chartex" xmlns:cx4="http://schemas.microsoft.com/office/drawing/2016/5/10/chartex" xmlns:cx5="http://schemas.microsoft.com/office/drawing/2016/5/11/chartex" xmlns:cx6="http://schemas.microsoft.com/office/drawing/2016/5/12/chartex" xmlns:cx7="http://schemas.microsoft.com/office/drawing/2016/5/13/chartex" xmlns:cx8="http://schemas.microsoft.com/office/drawing/2016/5/14/chartex" xmlns:mc="http://schemas.openxmlformats.org/markup-compatibility/2006" xmlns:aink="http://schemas.microsoft.com/office/drawing/2016/ink" xmlns:am3d="http://schemas.microsoft.com/office/drawing/2017/model3d" xmlns:o="urn:schemas-microsoft-com:office:office" xmlns:oel="http://schemas.microsoft.com/office/2019/extlst" xmlns:r="http://schemas.openxmlformats.org/officeDocument/2006/relationships" xmlns:m="http://schemas.openxmlformats.org/officeDocument/2006/math" xmlns:v="urn:schemas-microsoft-com:vml" xmlns:wp14="http://schemas.microsoft.com/office/word/2010/wordprocessingDrawing" xmlns:wp="http://schemas.openxmlformats.org/drawingml/2006/wordprocessingDrawing" xmlns:w10="urn:schemas-microsoft-com:office:word" xmlns:w="http://schemas.openxmlformats.org/wordprocessingml/2006/main" xmlns:w14="http://schemas.microsoft.com/office/word/2010/wordml" xmlns:w15="http://schemas.microsoft.com/office/word/2012/wordml" xmlns:w16cex="http://schemas.microsoft.com/office/word/2018/wordml/cex" xmlns:w16cid="http://schemas.microsoft.com/office/word/2016/wordml/cid" xmlns:w16="http://schemas.microsoft.com/office/word/2018/wordml" xmlns:w16du="http://schemas.microsoft.com/office/word/2023/wordml/word16du" xmlns:w16sdtdh="http://schemas.microsoft.com/office/word/2020/wordml/sdtdatahash" xmlns:w16sdtfl="http://schemas.microsoft.com/office/word/2024/wordml/sdtformatlock" xmlns:w16se="http://schemas.microsoft.com/office/word/2015/wordml/symex" xmlns:wpg="http://schemas.microsoft.com/office/word/2010/wordprocessingGroup" xmlns:wpi="http://schemas.microsoft.com/office/word/2010/wordprocessingInk" xmlns:wne="http://schemas.microsoft.com/office/word/2006/wordml" xmlns:wps="http://schemas.microsoft.com/office/word/2010/wordprocessingShape" mc:Ignorable="w14 w15 w16se w16cid w16 w16cex w16sdtdh w16sdtfl w16du wp14">
+  <w:abstractNum w:abstractNumId="0" w15:restartNumberingAfterBreak="0">
+    <w:nsid w:val="11104E56"/>
+    <w:multiLevelType w:val="multilevel"/>
+    <w:tmpl w:val="FD36C754"/>
+    <w:lvl w:ilvl="0">
+      <w:start w:val="1"/>
+      <w:numFmt w:val="bullet"/>
+      <w:lvlText w:val=""/>
+      <w:lvlJc w:val="left"/>
+      <w:pPr>
+        <w:tabs>
+          <w:tab w:val="num" w:pos="720"/>
+        </w:tabs>
+        <w:ind w:left="720" w:hanging="360"/>
+      </w:pPr>
+      <w:rPr>
+        <w:rFonts w:ascii="Symbol" w:hAnsi="Symbol" w:hint="default"/>
+        <w:sz w:val="20"/>
+      </w:rPr>
+    </w:lvl>
+    <w:lvl w:ilvl="1" w:tentative="1">
+      <w:start w:val="1"/>
+      <w:numFmt w:val="bullet"/>
+      <w:lvlText w:val="o"/>
+      <w:lvlJc w:val="left"/>
+      <w:pPr>
+        <w:tabs>
+          <w:tab w:val="num" w:pos="1440"/>
+        </w:tabs>
+        <w:ind w:left="1440" w:hanging="360"/>
+      </w:pPr>
+      <w:rPr>
+        <w:rFonts w:ascii="Courier New" w:hAnsi="Courier New" w:hint="default"/>
+        <w:sz w:val="20"/>
+      </w:rPr>
+    </w:lvl>
+    <w:lvl w:ilvl="2" w:tentative="1">
+      <w:start w:val="1"/>
+      <w:numFmt w:val="bullet"/>
+      <w:lvlText w:val=""/>
+      <w:lvlJc w:val="left"/>
+      <w:pPr>
+        <w:tabs>
+          <w:tab w:val="num" w:pos="2160"/>
+        </w:tabs>
+        <w:ind w:left="2160" w:hanging="360"/>
+      </w:pPr>
+      <w:rPr>
+        <w:rFonts w:ascii="Wingdings" w:hAnsi="Wingdings" w:hint="default"/>
+        <w:sz w:val="20"/>
+      </w:rPr>
+    </w:lvl>
+    <w:lvl w:ilvl="3" w:tentative="1">
+      <w:start w:val="1"/>
+      <w:numFmt w:val="bullet"/>
+      <w:lvlText w:val=""/>
+      <w:lvlJc w:val="left"/>
+      <w:pPr>
+        <w:tabs>
+          <w:tab w:val="num" w:pos="2880"/>
+        </w:tabs>
+        <w:ind w:left="2880" w:hanging="360"/>
+      </w:pPr>
+      <w:rPr>
+        <w:rFonts w:ascii="Wingdings" w:hAnsi="Wingdings" w:hint="default"/>
+        <w:sz w:val="20"/>
+      </w:rPr>
+    </w:lvl>
+    <w:lvl w:ilvl="4" w:tentative="1">
+      <w:start w:val="1"/>
+      <w:numFmt w:val="bullet"/>
+      <w:lvlText w:val=""/>
+      <w:lvlJc w:val="left"/>
+      <w:pPr>
+        <w:tabs>
+          <w:tab w:val="num" w:pos="3600"/>
+        </w:tabs>
+        <w:ind w:left="3600" w:hanging="360"/>
+      </w:pPr>
+      <w:rPr>
+        <w:rFonts w:ascii="Wingdings" w:hAnsi="Wingdings" w:hint="default"/>
+        <w:sz w:val="20"/>
+      </w:rPr>
+    </w:lvl>
+    <w:lvl w:ilvl="5" w:tentative="1">
+      <w:start w:val="1"/>
+      <w:numFmt w:val="bullet"/>
+      <w:lvlText w:val=""/>
+      <w:lvlJc w:val="left"/>
+      <w:pPr>
+        <w:tabs>
+          <w:tab w:val="num" w:pos="4320"/>
+        </w:tabs>
+        <w:ind w:left="4320" w:hanging="360"/>
+      </w:pPr>
+      <w:rPr>
+        <w:rFonts w:ascii="Wingdings" w:hAnsi="Wingdings" w:hint="default"/>
+        <w:sz w:val="20"/>
+      </w:rPr>
+    </w:lvl>
+    <w:lvl w:ilvl="6" w:tentative="1">
+      <w:start w:val="1"/>
+      <w:numFmt w:val="bullet"/>
+      <w:lvlText w:val=""/>
+      <w:lvlJc w:val="left"/>
+      <w:pPr>
+        <w:tabs>
+          <w:tab w:val="num" w:pos="5040"/>
+        </w:tabs>
+        <w:ind w:left="5040" w:hanging="360"/>
+      </w:pPr>
+      <w:rPr>
+        <w:rFonts w:ascii="Wingdings" w:hAnsi="Wingdings" w:hint="default"/>
+        <w:sz w:val="20"/>
+      </w:rPr>
+    </w:lvl>
+    <w:lvl w:ilvl="7" w:tentative="1">
+      <w:start w:val="1"/>
+      <w:numFmt w:val="bullet"/>
+      <w:lvlText w:val=""/>
+      <w:lvlJc w:val="left"/>
+      <w:pPr>
+        <w:tabs>
+          <w:tab w:val="num" w:pos="5760"/>
+        </w:tabs>
+        <w:ind w:left="5760" w:hanging="360"/>
+      </w:pPr>
+      <w:rPr>
+        <w:rFonts w:ascii="Wingdings" w:hAnsi="Wingdings" w:hint="default"/>
+        <w:sz w:val="20"/>
+      </w:rPr>
+    </w:lvl>
+    <w:lvl w:ilvl="8" w:tentative="1">
+      <w:start w:val="1"/>
+      <w:numFmt w:val="bullet"/>
+      <w:lvlText w:val=""/>
+      <w:lvlJc w:val="left"/>
+      <w:pPr>
+        <w:tabs>
+          <w:tab w:val="num" w:pos="6480"/>
+        </w:tabs>
+        <w:ind w:left="6480" w:hanging="360"/>
+      </w:pPr>
+      <w:rPr>
+        <w:rFonts w:ascii="Wingdings" w:hAnsi="Wingdings" w:hint="default"/>
+        <w:sz w:val="20"/>
+      </w:rPr>
+    </w:lvl>
+  </w:abstractNum>
+  <w:abstractNum w:abstractNumId="1" w15:restartNumberingAfterBreak="0">
+    <w:nsid w:val="6DD260CF"/>
+    <w:multiLevelType w:val="multilevel"/>
+    <w:tmpl w:val="57328FFE"/>
+    <w:lvl w:ilvl="0">
+      <w:start w:val="1"/>
+      <w:numFmt w:val="decimal"/>
+      <w:lvlText w:val="%1."/>
+      <w:lvlJc w:val="left"/>
+      <w:pPr>
+        <w:tabs>
+          <w:tab w:val="num" w:pos="720"/>
+        </w:tabs>
+        <w:ind w:left="720" w:hanging="360"/>
+      </w:pPr>
+    </w:lvl>
+    <w:lvl w:ilvl="1" w:tentative="1">
+      <w:start w:val="1"/>
+      <w:numFmt w:val="decimal"/>
+      <w:lvlText w:val="%2."/>
+      <w:lvlJc w:val="left"/>
+      <w:pPr>
+        <w:tabs>
+          <w:tab w:val="num" w:pos="1440"/>
+        </w:tabs>
+        <w:ind w:left="1440" w:hanging="360"/>
+      </w:pPr>
+    </w:lvl>
+    <w:lvl w:ilvl="2" w:tentative="1">
+      <w:start w:val="1"/>
+      <w:numFmt w:val="decimal"/>
+      <w:lvlText w:val="%3."/>
+      <w:lvlJc w:val="left"/>
+      <w:pPr>
+        <w:tabs>
+          <w:tab w:val="num" w:pos="2160"/>
+        </w:tabs>
+        <w:ind w:left="2160" w:hanging="360"/>
+      </w:pPr>
+    </w:lvl>
+    <w:lvl w:ilvl="3" w:tentative="1">
+      <w:start w:val="1"/>
+      <w:numFmt w:val="decimal"/>
+      <w:lvlText w:val="%4."/>
+      <w:lvlJc w:val="left"/>
+      <w:pPr>
+        <w:tabs>
+          <w:tab w:val="num" w:pos="2880"/>
+        </w:tabs>
+        <w:ind w:left="2880" w:hanging="360"/>
+      </w:pPr>
+    </w:lvl>
+    <w:lvl w:ilvl="4" w:tentative="1">
+      <w:start w:val="1"/>
+      <w:numFmt w:val="decimal"/>
+      <w:lvlText w:val="%5."/>
+      <w:lvlJc w:val="left"/>
+      <w:pPr>
+        <w:tabs>
+          <w:tab w:val="num" w:pos="3600"/>
+        </w:tabs>
+        <w:ind w:left="3600" w:hanging="360"/>
+      </w:pPr>
+    </w:lvl>
+    <w:lvl w:ilvl="5" w:tentative="1">
+      <w:start w:val="1"/>
+      <w:numFmt w:val="decimal"/>
+      <w:lvlText w:val="%6."/>
+      <w:lvlJc w:val="left"/>
+      <w:pPr>
+        <w:tabs>
+          <w:tab w:val="num" w:pos="4320"/>
+        </w:tabs>
+        <w:ind w:left="4320" w:hanging="360"/>
+      </w:pPr>
+    </w:lvl>
+    <w:lvl w:ilvl="6" w:tentative="1">
+      <w:start w:val="1"/>
+      <w:numFmt w:val="decimal"/>
+      <w:lvlText w:val="%7."/>
+      <w:lvlJc w:val="left"/>
+      <w:pPr>
+        <w:tabs>
+          <w:tab w:val="num" w:pos="5040"/>
+        </w:tabs>
+        <w:ind w:left="5040" w:hanging="360"/>
+      </w:pPr>
+    </w:lvl>
+    <w:lvl w:ilvl="7" w:tentative="1">
+      <w:start w:val="1"/>
+      <w:numFmt w:val="decimal"/>
+      <w:lvlText w:val="%8."/>
+      <w:lvlJc w:val="left"/>
+      <w:pPr>
+        <w:tabs>
+          <w:tab w:val="num" w:pos="5760"/>
+        </w:tabs>
+        <w:ind w:left="5760" w:hanging="360"/>
+      </w:pPr>
+    </w:lvl>
+    <w:lvl w:ilvl="8" w:tentative="1">
+      <w:start w:val="1"/>
+      <w:numFmt w:val="decimal"/>
+      <w:lvlText w:val="%9."/>
+      <w:lvlJc w:val="left"/>
+      <w:pPr>
+        <w:tabs>
+          <w:tab w:val="num" w:pos="6480"/>
+        </w:tabs>
+        <w:ind w:left="6480" w:hanging="360"/>
+      </w:pPr>
+    </w:lvl>
+  </w:abstractNum>
+  <w:num w:numId="1" w16cid:durableId="1148473582">
+    <w:abstractNumId w:val="1"/>
+  </w:num>
+  <w:num w:numId="2" w16cid:durableId="763457831">
+    <w:abstractNumId w:val="0"/>
+  </w:num>
+</w:numbering>
 </file>
 
 <file path=word/styles.xml><?xml version="1.0" encoding="utf-8"?>
